--- a/Term6/AI/lab-2/report.docx
+++ b/Term6/AI/lab-2/report.docx
@@ -4,7 +4,7 @@
   <w:body>
     <w:p>
       <w:pPr>
-        <w:pStyle w:val="666"/>
+        <w:pStyle w:val="887"/>
         <w:pBdr/>
         <w:spacing/>
         <w:ind/>
@@ -46,10 +46,19 @@
           <w:lang w:val="ru-RU"/>
         </w:rPr>
       </w:r>
+      <w:r>
+        <w:rPr>
+          <w:rFonts w:ascii="Times New Roman" w:hAnsi="Times New Roman" w:cs="Times New Roman"/>
+          <w:bCs/>
+          <w:sz w:val="28"/>
+          <w:szCs w:val="32"/>
+          <w:lang w:val="ru-RU"/>
+        </w:rPr>
+      </w:r>
     </w:p>
     <w:p>
       <w:pPr>
-        <w:pStyle w:val="666"/>
+        <w:pStyle w:val="887"/>
         <w:pBdr/>
         <w:spacing/>
         <w:ind/>
@@ -78,10 +87,18 @@
           <w:lang w:val="ru-RU"/>
         </w:rPr>
       </w:r>
+      <w:r>
+        <w:rPr>
+          <w:rFonts w:ascii="Times New Roman" w:hAnsi="Times New Roman" w:cs="Times New Roman"/>
+          <w:sz w:val="28"/>
+          <w:szCs w:val="32"/>
+          <w:lang w:val="ru-RU"/>
+        </w:rPr>
+      </w:r>
     </w:p>
     <w:p>
       <w:pPr>
-        <w:pStyle w:val="666"/>
+        <w:pStyle w:val="887"/>
         <w:pBdr/>
         <w:spacing/>
         <w:ind/>
@@ -110,10 +127,18 @@
           <w:lang w:val="ru-RU"/>
         </w:rPr>
       </w:r>
+      <w:r>
+        <w:rPr>
+          <w:rFonts w:ascii="Times New Roman" w:hAnsi="Times New Roman" w:cs="Times New Roman"/>
+          <w:sz w:val="28"/>
+          <w:szCs w:val="32"/>
+          <w:lang w:val="ru-RU"/>
+        </w:rPr>
+      </w:r>
     </w:p>
     <w:p>
       <w:pPr>
-        <w:pStyle w:val="666"/>
+        <w:pStyle w:val="887"/>
         <w:pBdr/>
         <w:spacing/>
         <w:ind/>
@@ -124,6 +149,13 @@
           <w:lang w:val="ru-RU"/>
         </w:rPr>
       </w:pPr>
+      <w:r>
+        <w:rPr>
+          <w:rFonts w:ascii="Times New Roman" w:hAnsi="Times New Roman" w:cs="Times New Roman"/>
+          <w:szCs w:val="24"/>
+          <w:lang w:val="ru-RU"/>
+        </w:rPr>
+      </w:r>
       <w:r>
         <w:rPr>
           <w:rFonts w:ascii="Times New Roman" w:hAnsi="Times New Roman" w:cs="Times New Roman"/>
@@ -141,7 +173,7 @@
     </w:p>
     <w:p>
       <w:pPr>
-        <w:pStyle w:val="666"/>
+        <w:pStyle w:val="887"/>
         <w:pBdr/>
         <w:spacing/>
         <w:ind/>
@@ -170,10 +202,18 @@
           <w:lang w:val="ru-RU"/>
         </w:rPr>
       </w:r>
+      <w:r>
+        <w:rPr>
+          <w:rFonts w:ascii="Times New Roman" w:hAnsi="Times New Roman" w:cs="Times New Roman"/>
+          <w:sz w:val="28"/>
+          <w:szCs w:val="28"/>
+          <w:lang w:val="ru-RU"/>
+        </w:rPr>
+      </w:r>
     </w:p>
     <w:p>
       <w:pPr>
-        <w:pStyle w:val="666"/>
+        <w:pStyle w:val="887"/>
         <w:pBdr/>
         <w:spacing/>
         <w:ind/>
@@ -204,10 +244,19 @@
           <w:lang w:val="ru-RU"/>
         </w:rPr>
       </w:r>
+      <w:r>
+        <w:rPr>
+          <w:rFonts w:ascii="Times New Roman" w:hAnsi="Times New Roman" w:cs="Times New Roman"/>
+          <w:b/>
+          <w:sz w:val="24"/>
+          <w:szCs w:val="24"/>
+          <w:lang w:val="ru-RU"/>
+        </w:rPr>
+      </w:r>
     </w:p>
     <w:p>
       <w:pPr>
-        <w:pStyle w:val="666"/>
+        <w:pStyle w:val="887"/>
         <w:pBdr/>
         <w:spacing/>
         <w:ind/>
@@ -217,6 +266,13 @@
           <w:lang w:val="ru-RU"/>
         </w:rPr>
       </w:pPr>
+      <w:r>
+        <w:rPr>
+          <w:sz w:val="28"/>
+          <w:szCs w:val="28"/>
+          <w:lang w:val="ru-RU"/>
+        </w:rPr>
+      </w:r>
       <w:r>
         <w:rPr>
           <w:sz w:val="28"/>
@@ -234,7 +290,7 @@
     </w:p>
     <w:p>
       <w:pPr>
-        <w:pStyle w:val="666"/>
+        <w:pStyle w:val="887"/>
         <w:pBdr/>
         <w:spacing/>
         <w:ind/>
@@ -245,6 +301,13 @@
           <w:lang w:val="ru-RU"/>
         </w:rPr>
       </w:pPr>
+      <w:r>
+        <w:rPr>
+          <w:sz w:val="28"/>
+          <w:szCs w:val="28"/>
+          <w:lang w:val="ru-RU"/>
+        </w:rPr>
+      </w:r>
       <w:r>
         <w:rPr>
           <w:sz w:val="28"/>
@@ -262,7 +325,7 @@
     </w:p>
     <w:p>
       <w:pPr>
-        <w:pStyle w:val="666"/>
+        <w:pStyle w:val="887"/>
         <w:pBdr/>
         <w:spacing/>
         <w:ind/>
@@ -273,6 +336,13 @@
           <w:lang w:val="ru-RU"/>
         </w:rPr>
       </w:pPr>
+      <w:r>
+        <w:rPr>
+          <w:sz w:val="28"/>
+          <w:szCs w:val="28"/>
+          <w:lang w:val="ru-RU"/>
+        </w:rPr>
+      </w:r>
       <w:r>
         <w:rPr>
           <w:sz w:val="28"/>
@@ -290,7 +360,7 @@
     </w:p>
     <w:p>
       <w:pPr>
-        <w:pStyle w:val="666"/>
+        <w:pStyle w:val="887"/>
         <w:pBdr/>
         <w:spacing w:line="240" w:lineRule="auto"/>
         <w:ind/>
@@ -325,10 +395,20 @@
           <w:lang w:val="ru-RU"/>
         </w:rPr>
       </w:r>
+      <w:r>
+        <w:rPr>
+          <w:rFonts w:ascii="Times New Roman" w:hAnsi="Times New Roman" w:cs="Times New Roman"/>
+          <w:b/>
+          <w:bCs/>
+          <w:sz w:val="28"/>
+          <w:szCs w:val="28"/>
+          <w:lang w:val="ru-RU"/>
+        </w:rPr>
+      </w:r>
     </w:p>
     <w:p>
       <w:pPr>
-        <w:pStyle w:val="666"/>
+        <w:pStyle w:val="887"/>
         <w:pBdr/>
         <w:spacing w:line="240" w:lineRule="auto"/>
         <w:ind/>
@@ -373,7 +453,17 @@
           <w:szCs w:val="28"/>
           <w:lang w:val="ru-RU"/>
         </w:rPr>
-        <w:t xml:space="preserve"> № 2</w:t>
+        <w:t xml:space="preserve"> №2</w:t>
+      </w:r>
+      <w:r>
+        <w:rPr>
+          <w:rFonts w:ascii="Times New Roman" w:hAnsi="Times New Roman" w:cs="Times New Roman"/>
+          <w:b/>
+          <w:bCs/>
+          <w:sz w:val="28"/>
+          <w:szCs w:val="28"/>
+          <w:lang w:val="ru-RU"/>
+        </w:rPr>
       </w:r>
       <w:r>
         <w:rPr>
@@ -388,7 +478,7 @@
     </w:p>
     <w:p>
       <w:pPr>
-        <w:pStyle w:val="666"/>
+        <w:pStyle w:val="887"/>
         <w:pBdr/>
         <w:spacing w:line="240" w:lineRule="auto"/>
         <w:ind/>
@@ -423,10 +513,20 @@
           <w:lang w:val="ru-RU"/>
         </w:rPr>
       </w:r>
+      <w:r>
+        <w:rPr>
+          <w:rFonts w:ascii="Times New Roman" w:hAnsi="Times New Roman" w:cs="Times New Roman"/>
+          <w:b/>
+          <w:bCs/>
+          <w:sz w:val="28"/>
+          <w:szCs w:val="28"/>
+          <w:lang w:val="ru-RU"/>
+        </w:rPr>
+      </w:r>
     </w:p>
     <w:p>
       <w:pPr>
-        <w:pStyle w:val="666"/>
+        <w:pStyle w:val="887"/>
         <w:pBdr/>
         <w:spacing w:line="240" w:lineRule="auto"/>
         <w:ind/>
@@ -464,10 +564,18 @@
           <w:lang w:val="ru-RU"/>
         </w:rPr>
       </w:r>
+      <w:r>
+        <w:rPr>
+          <w:rFonts w:ascii="Times New Roman" w:hAnsi="Times New Roman" w:cs="Times New Roman"/>
+          <w:sz w:val="28"/>
+          <w:szCs w:val="28"/>
+          <w:lang w:val="ru-RU"/>
+        </w:rPr>
+      </w:r>
     </w:p>
     <w:p>
       <w:pPr>
-        <w:pStyle w:val="666"/>
+        <w:pStyle w:val="887"/>
         <w:pBdr/>
         <w:spacing/>
         <w:ind/>
@@ -479,6 +587,14 @@
           <w:lang w:val="ru-RU"/>
         </w:rPr>
       </w:pPr>
+      <w:r>
+        <w:rPr>
+          <w:rFonts w:ascii="Times New Roman" w:hAnsi="Times New Roman" w:cs="Times New Roman"/>
+          <w:sz w:val="28"/>
+          <w:szCs w:val="28"/>
+          <w:lang w:val="ru-RU"/>
+        </w:rPr>
+      </w:r>
       <w:r>
         <w:rPr>
           <w:rFonts w:ascii="Times New Roman" w:hAnsi="Times New Roman" w:cs="Times New Roman"/>
@@ -498,7 +614,7 @@
     </w:p>
     <w:p>
       <w:pPr>
-        <w:pStyle w:val="666"/>
+        <w:pStyle w:val="887"/>
         <w:pBdr/>
         <w:spacing/>
         <w:ind/>
@@ -509,6 +625,13 @@
           <w:lang w:val="ru-RU"/>
         </w:rPr>
       </w:pPr>
+      <w:r>
+        <w:rPr>
+          <w:sz w:val="28"/>
+          <w:szCs w:val="28"/>
+          <w:lang w:val="ru-RU"/>
+        </w:rPr>
+      </w:r>
       <w:r>
         <w:rPr>
           <w:sz w:val="28"/>
@@ -526,7 +649,7 @@
     </w:p>
     <w:p>
       <w:pPr>
-        <w:pStyle w:val="666"/>
+        <w:pStyle w:val="887"/>
         <w:pBdr/>
         <w:spacing/>
         <w:ind/>
@@ -536,6 +659,13 @@
           <w:lang w:val="ru-RU"/>
         </w:rPr>
       </w:pPr>
+      <w:r>
+        <w:rPr>
+          <w:sz w:val="28"/>
+          <w:szCs w:val="28"/>
+          <w:lang w:val="ru-RU"/>
+        </w:rPr>
+      </w:r>
       <w:r>
         <w:rPr>
           <w:sz w:val="28"/>
@@ -553,7 +683,7 @@
     </w:p>
     <w:p>
       <w:pPr>
-        <w:pStyle w:val="666"/>
+        <w:pStyle w:val="887"/>
         <w:pBdr/>
         <w:spacing/>
         <w:ind/>
@@ -564,6 +694,13 @@
           <w:lang w:val="ru-RU"/>
         </w:rPr>
       </w:pPr>
+      <w:r>
+        <w:rPr>
+          <w:sz w:val="28"/>
+          <w:szCs w:val="28"/>
+          <w:lang w:val="ru-RU"/>
+        </w:rPr>
+      </w:r>
       <w:r>
         <w:rPr>
           <w:sz w:val="28"/>
@@ -581,7 +718,7 @@
     </w:p>
     <w:p>
       <w:pPr>
-        <w:pStyle w:val="666"/>
+        <w:pStyle w:val="887"/>
         <w:pBdr/>
         <w:spacing/>
         <w:ind/>
@@ -592,6 +729,13 @@
           <w:lang w:val="ru-RU"/>
         </w:rPr>
       </w:pPr>
+      <w:r>
+        <w:rPr>
+          <w:sz w:val="28"/>
+          <w:szCs w:val="28"/>
+          <w:lang w:val="ru-RU"/>
+        </w:rPr>
+      </w:r>
       <w:r>
         <w:rPr>
           <w:sz w:val="28"/>
@@ -636,7 +780,7 @@
           </w:tcPr>
           <w:p>
             <w:pPr>
-              <w:pStyle w:val="666"/>
+              <w:pStyle w:val="887"/>
               <w:widowControl w:val="true"/>
               <w:pBdr/>
               <w:spacing w:after="0" w:before="0" w:line="240" w:lineRule="auto"/>
@@ -664,10 +808,17 @@
                 <w:szCs w:val="28"/>
               </w:rPr>
             </w:r>
+            <w:r>
+              <w:rPr>
+                <w:rFonts w:ascii="Times New Roman" w:hAnsi="Times New Roman" w:cs="Times New Roman"/>
+                <w:sz w:val="28"/>
+                <w:szCs w:val="28"/>
+              </w:rPr>
+            </w:r>
           </w:p>
           <w:p>
             <w:pPr>
-              <w:pStyle w:val="666"/>
+              <w:pStyle w:val="887"/>
               <w:widowControl w:val="true"/>
               <w:pBdr/>
               <w:spacing w:after="0" w:before="0" w:line="240" w:lineRule="auto"/>
@@ -695,10 +846,17 @@
                 <w:szCs w:val="28"/>
               </w:rPr>
             </w:r>
+            <w:r>
+              <w:rPr>
+                <w:rFonts w:ascii="Times New Roman" w:hAnsi="Times New Roman" w:cs="Times New Roman"/>
+                <w:sz w:val="28"/>
+                <w:szCs w:val="28"/>
+              </w:rPr>
+            </w:r>
           </w:p>
           <w:p>
             <w:pPr>
-              <w:pStyle w:val="666"/>
+              <w:pStyle w:val="887"/>
               <w:widowControl w:val="true"/>
               <w:pBdr/>
               <w:spacing w:after="0" w:before="0" w:line="240" w:lineRule="auto"/>
@@ -726,10 +884,17 @@
                 <w:szCs w:val="28"/>
               </w:rPr>
             </w:r>
+            <w:r>
+              <w:rPr>
+                <w:rFonts w:ascii="Times New Roman" w:hAnsi="Times New Roman" w:cs="Times New Roman"/>
+                <w:sz w:val="28"/>
+                <w:szCs w:val="28"/>
+              </w:rPr>
+            </w:r>
           </w:p>
           <w:p>
             <w:pPr>
-              <w:pStyle w:val="666"/>
+              <w:pStyle w:val="887"/>
               <w:widowControl w:val="true"/>
               <w:pBdr/>
               <w:spacing w:after="0" w:before="0" w:line="240" w:lineRule="auto"/>
@@ -755,6 +920,13 @@
                 <w:szCs w:val="28"/>
               </w:rPr>
             </w:r>
+            <w:r>
+              <w:rPr>
+                <w:rFonts w:ascii="Times New Roman" w:hAnsi="Times New Roman" w:cs="Times New Roman"/>
+                <w:sz w:val="28"/>
+                <w:szCs w:val="28"/>
+              </w:rPr>
+            </w:r>
           </w:p>
         </w:tc>
         <w:tc>
@@ -766,7 +938,7 @@
           </w:tcPr>
           <w:p>
             <w:pPr>
-              <w:pStyle w:val="666"/>
+              <w:pStyle w:val="887"/>
               <w:widowControl w:val="true"/>
               <w:pBdr/>
               <w:spacing w:after="0" w:before="0" w:line="240" w:lineRule="auto"/>
@@ -790,6 +962,11 @@
                 <w:rFonts w:ascii="Times New Roman" w:hAnsi="Times New Roman" w:cs="Times New Roman"/>
               </w:rPr>
             </w:r>
+            <w:r>
+              <w:rPr>
+                <w:rFonts w:ascii="Times New Roman" w:hAnsi="Times New Roman" w:cs="Times New Roman"/>
+              </w:rPr>
+            </w:r>
           </w:p>
         </w:tc>
       </w:tr>
@@ -804,7 +981,7 @@
           </w:tcPr>
           <w:p>
             <w:pPr>
-              <w:pStyle w:val="666"/>
+              <w:pStyle w:val="887"/>
               <w:widowControl w:val="true"/>
               <w:pBdr/>
               <w:spacing w:after="0" w:before="0" w:line="240" w:lineRule="auto"/>
@@ -832,6 +1009,13 @@
                 <w:szCs w:val="28"/>
               </w:rPr>
             </w:r>
+            <w:r>
+              <w:rPr>
+                <w:rFonts w:ascii="Times New Roman" w:hAnsi="Times New Roman" w:cs="Times New Roman"/>
+                <w:sz w:val="28"/>
+                <w:szCs w:val="28"/>
+              </w:rPr>
+            </w:r>
           </w:p>
         </w:tc>
         <w:tc>
@@ -843,7 +1027,7 @@
           </w:tcPr>
           <w:p>
             <w:pPr>
-              <w:pStyle w:val="666"/>
+              <w:pStyle w:val="887"/>
               <w:widowControl w:val="true"/>
               <w:pBdr/>
               <w:spacing w:after="0" w:before="0" w:line="240" w:lineRule="auto"/>
@@ -871,13 +1055,20 @@
                 <w:szCs w:val="28"/>
               </w:rPr>
             </w:r>
+            <w:r>
+              <w:rPr>
+                <w:rFonts w:ascii="Times New Roman" w:hAnsi="Times New Roman" w:cs="Times New Roman"/>
+                <w:sz w:val="28"/>
+                <w:szCs w:val="28"/>
+              </w:rPr>
+            </w:r>
           </w:p>
         </w:tc>
       </w:tr>
     </w:tbl>
     <w:p>
       <w:pPr>
-        <w:pStyle w:val="666"/>
+        <w:pStyle w:val="887"/>
         <w:pBdr/>
         <w:spacing/>
         <w:ind/>
@@ -887,6 +1078,13 @@
           <w:lang w:val="ru-RU"/>
         </w:rPr>
       </w:pPr>
+      <w:r>
+        <w:rPr>
+          <w:sz w:val="28"/>
+          <w:szCs w:val="28"/>
+          <w:lang w:val="ru-RU"/>
+        </w:rPr>
+      </w:r>
       <w:r>
         <w:rPr>
           <w:sz w:val="28"/>
@@ -904,7 +1102,7 @@
     </w:p>
     <w:p>
       <w:pPr>
-        <w:pStyle w:val="666"/>
+        <w:pStyle w:val="887"/>
         <w:pBdr/>
         <w:spacing/>
         <w:ind/>
@@ -914,6 +1112,13 @@
           <w:lang w:val="ru-RU"/>
         </w:rPr>
       </w:pPr>
+      <w:r>
+        <w:rPr>
+          <w:sz w:val="28"/>
+          <w:szCs w:val="28"/>
+          <w:lang w:val="ru-RU"/>
+        </w:rPr>
+      </w:r>
       <w:r>
         <w:rPr>
           <w:sz w:val="28"/>
@@ -931,7 +1136,7 @@
     </w:p>
     <w:p>
       <w:pPr>
-        <w:pStyle w:val="666"/>
+        <w:pStyle w:val="887"/>
         <w:pBdr/>
         <w:spacing/>
         <w:ind/>
@@ -941,6 +1146,13 @@
           <w:lang w:val="ru-RU"/>
         </w:rPr>
       </w:pPr>
+      <w:r>
+        <w:rPr>
+          <w:sz w:val="28"/>
+          <w:szCs w:val="28"/>
+          <w:lang w:val="ru-RU"/>
+        </w:rPr>
+      </w:r>
       <w:r>
         <w:rPr>
           <w:sz w:val="28"/>
@@ -958,7 +1170,7 @@
     </w:p>
     <w:p>
       <w:pPr>
-        <w:pStyle w:val="666"/>
+        <w:pStyle w:val="887"/>
         <w:pBdr/>
         <w:spacing/>
         <w:ind/>
@@ -968,6 +1180,13 @@
           <w:lang w:val="ru-RU"/>
         </w:rPr>
       </w:pPr>
+      <w:r>
+        <w:rPr>
+          <w:sz w:val="28"/>
+          <w:szCs w:val="28"/>
+          <w:lang w:val="ru-RU"/>
+        </w:rPr>
+      </w:r>
       <w:r>
         <w:rPr>
           <w:sz w:val="28"/>
@@ -985,7 +1204,7 @@
     </w:p>
     <w:p>
       <w:pPr>
-        <w:pStyle w:val="666"/>
+        <w:pStyle w:val="887"/>
         <w:pBdr/>
         <w:spacing/>
         <w:ind/>
@@ -1017,10 +1236,19 @@
           <w:lang w:val="ru-RU"/>
         </w:rPr>
       </w:r>
+      <w:r>
+        <w:rPr>
+          <w:rFonts w:ascii="Times New Roman" w:hAnsi="Times New Roman" w:cs="Times New Roman"/>
+          <w:b/>
+          <w:sz w:val="28"/>
+          <w:szCs w:val="28"/>
+          <w:lang w:val="ru-RU"/>
+        </w:rPr>
+      </w:r>
     </w:p>
     <w:p>
       <w:pPr>
-        <w:pStyle w:val="666"/>
+        <w:pStyle w:val="887"/>
         <w:pBdr/>
         <w:spacing/>
         <w:ind/>
@@ -1052,10 +1280,19 @@
           <w:lang w:val="ru-RU"/>
         </w:rPr>
       </w:r>
+      <w:r>
+        <w:rPr>
+          <w:rFonts w:ascii="Times New Roman" w:hAnsi="Times New Roman" w:cs="Times New Roman"/>
+          <w:b/>
+          <w:sz w:val="28"/>
+          <w:szCs w:val="28"/>
+          <w:lang w:val="ru-RU"/>
+        </w:rPr>
+      </w:r>
     </w:p>
     <w:p>
       <w:pPr>
-        <w:pStyle w:val="666"/>
+        <w:pStyle w:val="887"/>
         <w:pBdr/>
         <w:spacing/>
         <w:ind/>
@@ -1087,10 +1324,19 @@
           <w:lang w:val="ru-RU"/>
         </w:rPr>
       </w:r>
+      <w:r>
+        <w:rPr>
+          <w:rFonts w:ascii="Times New Roman" w:hAnsi="Times New Roman" w:cs="Times New Roman"/>
+          <w:b/>
+          <w:sz w:val="28"/>
+          <w:szCs w:val="28"/>
+          <w:lang w:val="ru-RU"/>
+        </w:rPr>
+      </w:r>
     </w:p>
     <w:p>
       <w:pPr>
-        <w:pStyle w:val="666"/>
+        <w:pStyle w:val="887"/>
         <w:pBdr/>
         <w:spacing w:line="360" w:lineRule="auto"/>
         <w:ind w:firstLine="709"/>
@@ -1119,10 +1365,18 @@
           <w:lang w:val="ru-RU"/>
         </w:rPr>
       </w:r>
+      <w:r>
+        <w:rPr>
+          <w:rFonts w:ascii="Times New Roman" w:hAnsi="Times New Roman" w:cs="Times New Roman"/>
+          <w:sz w:val="28"/>
+          <w:szCs w:val="28"/>
+          <w:lang w:val="ru-RU"/>
+        </w:rPr>
+      </w:r>
     </w:p>
     <w:p>
       <w:pPr>
-        <w:pStyle w:val="666"/>
+        <w:pStyle w:val="887"/>
         <w:pBdr/>
         <w:spacing w:line="360" w:lineRule="auto"/>
         <w:ind w:firstLine="720"/>
@@ -1160,10 +1414,18 @@
           <w:lang w:val="ru-RU"/>
         </w:rPr>
       </w:r>
+      <w:r>
+        <w:rPr>
+          <w:rFonts w:ascii="Times New Roman" w:hAnsi="Times New Roman" w:cs="Times New Roman"/>
+          <w:sz w:val="28"/>
+          <w:szCs w:val="28"/>
+          <w:lang w:val="ru-RU"/>
+        </w:rPr>
+      </w:r>
     </w:p>
     <w:p>
       <w:pPr>
-        <w:pStyle w:val="666"/>
+        <w:pStyle w:val="887"/>
         <w:pBdr/>
         <w:spacing/>
         <w:ind/>
@@ -1185,6 +1447,15 @@
           <w:lang w:val="ru-RU"/>
         </w:rPr>
         <w:t xml:space="preserve">Ход работы</w:t>
+      </w:r>
+      <w:r>
+        <w:rPr>
+          <w:rFonts w:ascii="Times New Roman" w:hAnsi="Times New Roman" w:cs="Times New Roman"/>
+          <w:b/>
+          <w:sz w:val="28"/>
+          <w:szCs w:val="28"/>
+          <w:lang w:val="ru-RU" w:eastAsia="ja-JP"/>
+        </w:rPr>
       </w:r>
       <w:r>
         <w:rPr>
@@ -1231,10 +1502,19 @@
           <w:lang w:val="ru-RU" w:eastAsia="ja-JP"/>
         </w:rPr>
       </w:r>
+      <w:r>
+        <w:rPr>
+          <w:rFonts w:ascii="Times New Roman" w:hAnsi="Times New Roman" w:cs="Times New Roman"/>
+          <w:b w:val="0"/>
+          <w:bCs w:val="0"/>
+          <w:sz w:val="28"/>
+          <w:szCs w:val="28"/>
+        </w:rPr>
+      </w:r>
     </w:p>
     <w:p>
       <w:pPr>
-        <w:pStyle w:val="666"/>
+        <w:pStyle w:val="887"/>
         <w:pBdr/>
         <w:spacing w:line="240" w:lineRule="auto"/>
         <w:ind/>
@@ -1330,15 +1610,6 @@
           <w:lang w:val="ru-RU"/>
         </w:rPr>
       </w:r>
-      <w:r/>
-      <w:r>
-        <w:rPr>
-          <w:rFonts w:ascii="Times New Roman" w:hAnsi="Times New Roman" w:cs="Times New Roman"/>
-          <w:sz w:val="28"/>
-          <w:szCs w:val="28"/>
-          <w:lang w:val="ru-RU"/>
-        </w:rPr>
-      </w:r>
       <w:r>
         <w:rPr>
           <w:rFonts w:ascii="Times New Roman" w:hAnsi="Times New Roman" w:cs="Times New Roman"/>
@@ -1350,7 +1621,7 @@
     </w:p>
     <w:p>
       <w:pPr>
-        <w:pStyle w:val="666"/>
+        <w:pStyle w:val="887"/>
         <w:pBdr/>
         <w:spacing w:line="240" w:lineRule="auto"/>
         <w:ind w:firstLine="0" w:left="0"/>
@@ -1377,35 +1648,6 @@
         </w:rPr>
         <w:t xml:space="preserve">Рис. 1 – семантическая сеть материалов для изготовления одежды</w:t>
       </w:r>
-      <w:r>
-        <w:rPr>
-          <w:rFonts w:ascii="Times New Roman" w:hAnsi="Times New Roman" w:cs="Times New Roman"/>
-          <w:b w:val="0"/>
-          <w:bCs w:val="0"/>
-          <w:sz w:val="28"/>
-          <w:szCs w:val="28"/>
-          <w:highlight w:val="none"/>
-          <w:lang w:val="ru-RU"/>
-        </w:rPr>
-      </w:r>
-    </w:p>
-    <w:p>
-      <w:pPr>
-        <w:pStyle w:val="666"/>
-        <w:pBdr/>
-        <w:spacing w:line="240" w:lineRule="auto"/>
-        <w:ind w:firstLine="720" w:left="0"/>
-        <w:jc w:val="both"/>
-        <w:rPr>
-          <w:rFonts w:ascii="Times New Roman" w:hAnsi="Times New Roman" w:cs="Times New Roman"/>
-          <w:b w:val="0"/>
-          <w:bCs w:val="0"/>
-          <w:sz w:val="28"/>
-          <w:szCs w:val="28"/>
-          <w:highlight w:val="none"/>
-          <w:lang w:val="ru-RU"/>
-        </w:rPr>
-      </w:pPr>
       <w:r>
         <w:rPr>
           <w:rFonts w:ascii="Times New Roman" w:hAnsi="Times New Roman" w:cs="Times New Roman"/>
@@ -1431,7 +1673,58 @@
     </w:p>
     <w:p>
       <w:pPr>
-        <w:pStyle w:val="666"/>
+        <w:pStyle w:val="887"/>
+        <w:pBdr/>
+        <w:spacing w:line="240" w:lineRule="auto"/>
+        <w:ind w:firstLine="720" w:left="0"/>
+        <w:jc w:val="both"/>
+        <w:rPr>
+          <w:rFonts w:ascii="Times New Roman" w:hAnsi="Times New Roman" w:cs="Times New Roman"/>
+          <w:b w:val="0"/>
+          <w:bCs w:val="0"/>
+          <w:sz w:val="28"/>
+          <w:szCs w:val="28"/>
+          <w:highlight w:val="none"/>
+          <w:lang w:val="ru-RU"/>
+        </w:rPr>
+      </w:pPr>
+      <w:r>
+        <w:rPr>
+          <w:rFonts w:ascii="Times New Roman" w:hAnsi="Times New Roman" w:cs="Times New Roman"/>
+          <w:b w:val="0"/>
+          <w:bCs w:val="0"/>
+          <w:sz w:val="28"/>
+          <w:szCs w:val="28"/>
+          <w:highlight w:val="none"/>
+          <w:lang w:val="ru-RU"/>
+        </w:rPr>
+      </w:r>
+      <w:r>
+        <w:rPr>
+          <w:rFonts w:ascii="Times New Roman" w:hAnsi="Times New Roman" w:cs="Times New Roman"/>
+          <w:b w:val="0"/>
+          <w:bCs w:val="0"/>
+          <w:sz w:val="28"/>
+          <w:szCs w:val="28"/>
+          <w:highlight w:val="none"/>
+          <w:lang w:val="ru-RU"/>
+        </w:rPr>
+      </w:r>
+      <w:r>
+        <w:rPr>
+          <w:rFonts w:ascii="Times New Roman" w:hAnsi="Times New Roman" w:cs="Times New Roman"/>
+          <w:b w:val="0"/>
+          <w:bCs w:val="0"/>
+          <w:sz w:val="28"/>
+          <w:szCs w:val="28"/>
+          <w:highlight w:val="none"/>
+          <w:lang w:val="ru-RU"/>
+        </w:rPr>
+      </w:r>
+    </w:p>
+    <w:p>
+      <w:pPr>
+        <w:pStyle w:val="887"/>
         <w:pBdr/>
         <w:spacing w:line="240" w:lineRule="auto"/>
         <w:ind w:firstLine="720" w:left="0"/>
@@ -1479,10 +1772,21 @@
           <w:szCs w:val="28"/>
         </w:rPr>
       </w:r>
+      <w:r>
+        <w:rPr>
+          <w:rFonts w:ascii="Times New Roman" w:hAnsi="Times New Roman" w:cs="Times New Roman"/>
+          <w:b w:val="0"/>
+          <w:bCs w:val="0"/>
+          <w:sz w:val="28"/>
+          <w:szCs w:val="28"/>
+          <w:highlight w:val="none"/>
+          <w:lang w:val="ru-RU"/>
+        </w:rPr>
+      </w:r>
     </w:p>
     <w:tbl>
       <w:tblPr>
-        <w:tblStyle w:val="11"/>
+        <w:tblStyle w:val="704"/>
         <w:tblW w:w="0" w:type="auto"/>
         <w:tblInd w:w="1950" w:type="dxa"/>
         <w:tblBorders/>
@@ -1505,7 +1809,7 @@
           </w:tcPr>
           <w:p>
             <w:pPr>
-              <w:pStyle w:val="666"/>
+              <w:pStyle w:val="887"/>
               <w:pBdr/>
               <w:spacing w:line="240" w:lineRule="auto"/>
               <w:ind/>
@@ -1543,6 +1847,17 @@
                 <w:lang w:val="ru-RU"/>
               </w:rPr>
             </w:r>
+            <w:r>
+              <w:rPr>
+                <w:rFonts w:ascii="Times New Roman" w:hAnsi="Times New Roman" w:cs="Times New Roman"/>
+                <w:b w:val="0"/>
+                <w:bCs w:val="0"/>
+                <w:sz w:val="28"/>
+                <w:szCs w:val="28"/>
+                <w:highlight w:val="none"/>
+                <w:lang w:val="ru-RU"/>
+              </w:rPr>
+            </w:r>
           </w:p>
         </w:tc>
       </w:tr>
@@ -1557,7 +1872,7 @@
           </w:tcPr>
           <w:p>
             <w:pPr>
-              <w:pStyle w:val="666"/>
+              <w:pStyle w:val="887"/>
               <w:pBdr/>
               <w:spacing w:line="240" w:lineRule="auto"/>
               <w:ind/>
@@ -1595,6 +1910,17 @@
                 <w:lang w:val="ru-RU"/>
               </w:rPr>
             </w:r>
+            <w:r>
+              <w:rPr>
+                <w:rFonts w:ascii="Times New Roman" w:hAnsi="Times New Roman" w:cs="Times New Roman"/>
+                <w:b w:val="0"/>
+                <w:bCs w:val="0"/>
+                <w:sz w:val="28"/>
+                <w:szCs w:val="28"/>
+                <w:highlight w:val="none"/>
+                <w:lang w:val="ru-RU"/>
+              </w:rPr>
+            </w:r>
           </w:p>
         </w:tc>
         <w:tc>
@@ -1606,7 +1932,7 @@
           </w:tcPr>
           <w:p>
             <w:pPr>
-              <w:pStyle w:val="666"/>
+              <w:pStyle w:val="887"/>
               <w:pBdr/>
               <w:spacing w:line="240" w:lineRule="auto"/>
               <w:ind/>
@@ -1644,6 +1970,17 @@
                 <w:lang w:val="ru-RU"/>
               </w:rPr>
             </w:r>
+            <w:r>
+              <w:rPr>
+                <w:rFonts w:ascii="Times New Roman" w:hAnsi="Times New Roman" w:cs="Times New Roman"/>
+                <w:b w:val="0"/>
+                <w:bCs w:val="0"/>
+                <w:sz w:val="28"/>
+                <w:szCs w:val="28"/>
+                <w:highlight w:val="none"/>
+                <w:lang w:val="ru-RU"/>
+              </w:rPr>
+            </w:r>
           </w:p>
         </w:tc>
       </w:tr>
@@ -1658,7 +1995,7 @@
           </w:tcPr>
           <w:p>
             <w:pPr>
-              <w:pStyle w:val="666"/>
+              <w:pStyle w:val="887"/>
               <w:pBdr/>
               <w:spacing w:line="240" w:lineRule="auto"/>
               <w:ind/>
@@ -1696,6 +2033,17 @@
                 <w:lang w:val="ru-RU"/>
               </w:rPr>
             </w:r>
+            <w:r>
+              <w:rPr>
+                <w:rFonts w:ascii="Times New Roman" w:hAnsi="Times New Roman" w:cs="Times New Roman"/>
+                <w:b w:val="0"/>
+                <w:bCs w:val="0"/>
+                <w:sz w:val="28"/>
+                <w:szCs w:val="28"/>
+                <w:highlight w:val="none"/>
+                <w:lang w:val="ru-RU"/>
+              </w:rPr>
+            </w:r>
           </w:p>
         </w:tc>
         <w:tc>
@@ -1707,7 +2055,7 @@
           </w:tcPr>
           <w:p>
             <w:pPr>
-              <w:pStyle w:val="666"/>
+              <w:pStyle w:val="887"/>
               <w:pBdr/>
               <w:spacing w:line="240" w:lineRule="auto"/>
               <w:ind/>
@@ -1745,6 +2093,17 @@
                 <w:lang w:val="ru-RU"/>
               </w:rPr>
             </w:r>
+            <w:r>
+              <w:rPr>
+                <w:rFonts w:ascii="Times New Roman" w:hAnsi="Times New Roman" w:cs="Times New Roman"/>
+                <w:b w:val="0"/>
+                <w:bCs w:val="0"/>
+                <w:sz w:val="28"/>
+                <w:szCs w:val="28"/>
+                <w:highlight w:val="none"/>
+                <w:lang w:val="ru-RU"/>
+              </w:rPr>
+            </w:r>
           </w:p>
         </w:tc>
       </w:tr>
@@ -1759,7 +2118,7 @@
           </w:tcPr>
           <w:p>
             <w:pPr>
-              <w:pStyle w:val="666"/>
+              <w:pStyle w:val="887"/>
               <w:pBdr/>
               <w:spacing w:line="240" w:lineRule="auto"/>
               <w:ind/>
@@ -1797,6 +2156,17 @@
                 <w:lang w:val="ru-RU"/>
               </w:rPr>
             </w:r>
+            <w:r>
+              <w:rPr>
+                <w:rFonts w:ascii="Times New Roman" w:hAnsi="Times New Roman" w:cs="Times New Roman"/>
+                <w:b w:val="0"/>
+                <w:bCs w:val="0"/>
+                <w:sz w:val="28"/>
+                <w:szCs w:val="28"/>
+                <w:highlight w:val="none"/>
+                <w:lang w:val="ru-RU"/>
+              </w:rPr>
+            </w:r>
           </w:p>
         </w:tc>
         <w:tc>
@@ -1808,7 +2178,7 @@
           </w:tcPr>
           <w:p>
             <w:pPr>
-              <w:pStyle w:val="666"/>
+              <w:pStyle w:val="887"/>
               <w:pBdr/>
               <w:spacing w:line="240" w:lineRule="auto"/>
               <w:ind/>
@@ -1857,28 +2227,6 @@
                 <w:lang w:val="ru-RU"/>
               </w:rPr>
             </w:r>
-            <w:r>
-              <w:rPr>
-                <w:rFonts w:ascii="Times New Roman" w:hAnsi="Times New Roman" w:cs="Times New Roman"/>
-                <w:b w:val="0"/>
-                <w:bCs w:val="0"/>
-                <w:sz w:val="28"/>
-                <w:szCs w:val="28"/>
-                <w:highlight w:val="none"/>
-                <w:lang w:val="ru-RU"/>
-              </w:rPr>
-            </w:r>
-            <w:r>
-              <w:rPr>
-                <w:rFonts w:ascii="Times New Roman" w:hAnsi="Times New Roman" w:cs="Times New Roman"/>
-                <w:b w:val="0"/>
-                <w:bCs w:val="0"/>
-                <w:sz w:val="28"/>
-                <w:szCs w:val="28"/>
-                <w:highlight w:val="none"/>
-                <w:lang w:val="ru-RU"/>
-              </w:rPr>
-            </w:r>
           </w:p>
         </w:tc>
       </w:tr>
@@ -1895,7 +2243,7 @@
           </w:tcPr>
           <w:p>
             <w:pPr>
-              <w:pStyle w:val="666"/>
+              <w:pStyle w:val="887"/>
               <w:pBdr/>
               <w:spacing w:line="240" w:lineRule="auto"/>
               <w:ind/>
@@ -1933,6 +2281,17 @@
                 <w:lang w:val="ru-RU"/>
               </w:rPr>
             </w:r>
+            <w:r>
+              <w:rPr>
+                <w:rFonts w:ascii="Times New Roman" w:hAnsi="Times New Roman" w:cs="Times New Roman"/>
+                <w:b w:val="0"/>
+                <w:bCs w:val="0"/>
+                <w:sz w:val="28"/>
+                <w:szCs w:val="28"/>
+                <w:highlight w:val="none"/>
+                <w:lang w:val="ru-RU"/>
+              </w:rPr>
+            </w:r>
           </w:p>
         </w:tc>
         <w:tc>
@@ -1944,7 +2303,7 @@
           </w:tcPr>
           <w:p>
             <w:pPr>
-              <w:pStyle w:val="666"/>
+              <w:pStyle w:val="887"/>
               <w:pBdr/>
               <w:spacing w:line="240" w:lineRule="auto"/>
               <w:ind/>
@@ -1982,6 +2341,17 @@
                 <w:lang w:val="ru-RU"/>
               </w:rPr>
             </w:r>
+            <w:r>
+              <w:rPr>
+                <w:rFonts w:ascii="Times New Roman" w:hAnsi="Times New Roman" w:cs="Times New Roman"/>
+                <w:b w:val="0"/>
+                <w:bCs w:val="0"/>
+                <w:sz w:val="28"/>
+                <w:szCs w:val="28"/>
+                <w:highlight w:val="none"/>
+                <w:lang w:val="ru-RU"/>
+              </w:rPr>
+            </w:r>
           </w:p>
         </w:tc>
       </w:tr>
@@ -1998,7 +2368,7 @@
           </w:tcPr>
           <w:p>
             <w:pPr>
-              <w:pStyle w:val="666"/>
+              <w:pStyle w:val="887"/>
               <w:pBdr/>
               <w:spacing w:line="240" w:lineRule="auto"/>
               <w:ind/>
@@ -2036,6 +2406,17 @@
                 <w:lang w:val="ru-RU"/>
               </w:rPr>
             </w:r>
+            <w:r>
+              <w:rPr>
+                <w:rFonts w:ascii="Times New Roman" w:hAnsi="Times New Roman" w:cs="Times New Roman"/>
+                <w:b w:val="0"/>
+                <w:bCs w:val="0"/>
+                <w:sz w:val="28"/>
+                <w:szCs w:val="28"/>
+                <w:highlight w:val="none"/>
+                <w:lang w:val="ru-RU"/>
+              </w:rPr>
+            </w:r>
           </w:p>
         </w:tc>
         <w:tc>
@@ -2047,7 +2428,7 @@
           </w:tcPr>
           <w:p>
             <w:pPr>
-              <w:pStyle w:val="666"/>
+              <w:pStyle w:val="887"/>
               <w:pBdr/>
               <w:spacing w:line="240" w:lineRule="auto"/>
               <w:ind/>
@@ -2085,13 +2466,24 @@
                 <w:lang w:val="ru-RU"/>
               </w:rPr>
             </w:r>
+            <w:r>
+              <w:rPr>
+                <w:rFonts w:ascii="Times New Roman" w:hAnsi="Times New Roman" w:cs="Times New Roman"/>
+                <w:b w:val="0"/>
+                <w:bCs w:val="0"/>
+                <w:sz w:val="28"/>
+                <w:szCs w:val="28"/>
+                <w:highlight w:val="none"/>
+                <w:lang w:val="ru-RU"/>
+              </w:rPr>
+            </w:r>
           </w:p>
         </w:tc>
       </w:tr>
     </w:tbl>
     <w:p>
       <w:pPr>
-        <w:pStyle w:val="666"/>
+        <w:pStyle w:val="887"/>
         <w:pBdr/>
         <w:spacing w:line="240" w:lineRule="auto"/>
         <w:ind w:firstLine="0" w:left="0"/>
@@ -2105,6 +2497,16 @@
           <w:highlight w:val="none"/>
         </w:rPr>
       </w:pPr>
+      <w:r>
+        <w:rPr>
+          <w:rFonts w:ascii="Times New Roman" w:hAnsi="Times New Roman" w:cs="Times New Roman"/>
+          <w:b w:val="0"/>
+          <w:bCs w:val="0"/>
+          <w:sz w:val="28"/>
+          <w:szCs w:val="28"/>
+          <w:highlight w:val="none"/>
+        </w:rPr>
+      </w:r>
       <w:r>
         <w:rPr>
           <w:rFonts w:ascii="Times New Roman" w:hAnsi="Times New Roman" w:cs="Times New Roman"/>
@@ -2128,7 +2530,7 @@
     </w:p>
     <w:p>
       <w:pPr>
-        <w:pStyle w:val="666"/>
+        <w:pStyle w:val="887"/>
         <w:pBdr/>
         <w:spacing w:line="240" w:lineRule="auto"/>
         <w:ind w:firstLine="0" w:left="0"/>
@@ -2164,10 +2566,20 @@
           <w:lang w:val="ru-RU"/>
         </w:rPr>
       </w:r>
+      <w:r>
+        <w:rPr>
+          <w:rFonts w:ascii="Times New Roman" w:hAnsi="Times New Roman" w:cs="Times New Roman"/>
+          <w:b w:val="0"/>
+          <w:bCs w:val="0"/>
+          <w:sz w:val="28"/>
+          <w:szCs w:val="28"/>
+          <w:highlight w:val="none"/>
+        </w:rPr>
+      </w:r>
     </w:p>
     <w:tbl>
       <w:tblPr>
-        <w:tblStyle w:val="11"/>
+        <w:tblStyle w:val="704"/>
         <w:tblW w:w="0" w:type="auto"/>
         <w:tblInd w:w="1383" w:type="dxa"/>
         <w:tblBorders/>
@@ -2190,7 +2602,7 @@
           </w:tcPr>
           <w:p>
             <w:pPr>
-              <w:pStyle w:val="666"/>
+              <w:pStyle w:val="887"/>
               <w:pBdr/>
               <w:spacing w:line="240" w:lineRule="auto"/>
               <w:ind/>
@@ -2253,7 +2665,7 @@
           </w:tcPr>
           <w:p>
             <w:pPr>
-              <w:pStyle w:val="666"/>
+              <w:pStyle w:val="887"/>
               <w:pBdr/>
               <w:spacing w:line="240" w:lineRule="auto"/>
               <w:ind/>
@@ -2291,6 +2703,17 @@
                 <w:lang w:val="ru-RU"/>
               </w:rPr>
             </w:r>
+            <w:r>
+              <w:rPr>
+                <w:rFonts w:ascii="Times New Roman" w:hAnsi="Times New Roman" w:cs="Times New Roman"/>
+                <w:b w:val="0"/>
+                <w:bCs w:val="0"/>
+                <w:sz w:val="28"/>
+                <w:szCs w:val="28"/>
+                <w:highlight w:val="none"/>
+                <w:lang w:val="ru-RU"/>
+              </w:rPr>
+            </w:r>
           </w:p>
         </w:tc>
         <w:tc>
@@ -2302,7 +2725,7 @@
           </w:tcPr>
           <w:p>
             <w:pPr>
-              <w:pStyle w:val="666"/>
+              <w:pStyle w:val="887"/>
               <w:pBdr/>
               <w:spacing w:line="240" w:lineRule="auto"/>
               <w:ind/>
@@ -2340,100 +2763,6 @@
                 <w:lang w:val="ru-RU"/>
               </w:rPr>
             </w:r>
-          </w:p>
-        </w:tc>
-      </w:tr>
-      <w:tr>
-        <w:trPr/>
-        <w:tc>
-          <w:tcPr>
-            <w:tcBorders/>
-            <w:tcW w:w="2976" w:type="dxa"/>
-            <w:textDirection w:val="lrTb"/>
-            <w:noWrap w:val="false"/>
-          </w:tcPr>
-          <w:p>
-            <w:pPr>
-              <w:pStyle w:val="666"/>
-              <w:pBdr/>
-              <w:tabs>
-                <w:tab w:val="center" w:leader="none" w:pos="955"/>
-              </w:tabs>
-              <w:spacing w:line="240" w:lineRule="auto"/>
-              <w:ind/>
-              <w:jc w:val="left"/>
-              <w:rPr>
-                <w:rFonts w:ascii="Times New Roman" w:hAnsi="Times New Roman" w:cs="Times New Roman"/>
-                <w:b w:val="0"/>
-                <w:bCs w:val="0"/>
-                <w:sz w:val="28"/>
-                <w:szCs w:val="28"/>
-                <w:highlight w:val="none"/>
-                <w:lang w:val="ru-RU"/>
-              </w:rPr>
-            </w:pPr>
-            <w:r>
-              <w:rPr>
-                <w:rFonts w:ascii="Times New Roman" w:hAnsi="Times New Roman" w:cs="Times New Roman"/>
-                <w:b w:val="0"/>
-                <w:bCs w:val="0"/>
-                <w:sz w:val="28"/>
-                <w:szCs w:val="28"/>
-                <w:highlight w:val="none"/>
-                <w:lang w:val="ru-RU"/>
-              </w:rPr>
-              <w:t xml:space="preserve">Время года</w:t>
-              <w:tab/>
-            </w:r>
-            <w:r>
-              <w:rPr>
-                <w:rFonts w:ascii="Times New Roman" w:hAnsi="Times New Roman" w:cs="Times New Roman"/>
-                <w:b w:val="0"/>
-                <w:bCs w:val="0"/>
-                <w:sz w:val="28"/>
-                <w:szCs w:val="28"/>
-                <w:highlight w:val="none"/>
-                <w:lang w:val="ru-RU"/>
-              </w:rPr>
-            </w:r>
-          </w:p>
-        </w:tc>
-        <w:tc>
-          <w:tcPr>
-            <w:tcBorders/>
-            <w:tcW w:w="3827" w:type="dxa"/>
-            <w:textDirection w:val="lrTb"/>
-            <w:noWrap w:val="false"/>
-          </w:tcPr>
-          <w:p>
-            <w:pPr>
-              <w:pStyle w:val="666"/>
-              <w:pBdr/>
-              <w:spacing w:line="240" w:lineRule="auto"/>
-              <w:ind/>
-              <w:jc w:val="left"/>
-              <w:rPr>
-                <w:rFonts w:ascii="Times New Roman" w:hAnsi="Times New Roman" w:cs="Times New Roman"/>
-                <w:b w:val="0"/>
-                <w:bCs w:val="0"/>
-                <w:sz w:val="28"/>
-                <w:szCs w:val="28"/>
-                <w:highlight w:val="none"/>
-                <w:lang w:val="ru-RU"/>
-              </w:rPr>
-            </w:pPr>
-            <w:r>
-              <w:rPr>
-                <w:rFonts w:ascii="Times New Roman" w:hAnsi="Times New Roman" w:cs="Times New Roman"/>
-                <w:b w:val="0"/>
-                <w:bCs w:val="0"/>
-                <w:sz w:val="28"/>
-                <w:szCs w:val="28"/>
-                <w:highlight w:val="none"/>
-                <w:lang w:val="ru-RU"/>
-              </w:rPr>
-              <w:t xml:space="preserve">Лето</w:t>
-            </w:r>
             <w:r>
               <w:rPr>
                 <w:rFonts w:ascii="Times New Roman" w:hAnsi="Times New Roman" w:cs="Times New Roman"/>
@@ -2459,344 +2788,7 @@
           </w:tcPr>
           <w:p>
             <w:pPr>
-              <w:pStyle w:val="666"/>
-              <w:pBdr/>
-              <w:spacing w:line="240" w:lineRule="auto"/>
-              <w:ind/>
-              <w:jc w:val="left"/>
-              <w:rPr>
-                <w:rFonts w:ascii="Times New Roman" w:hAnsi="Times New Roman" w:cs="Times New Roman"/>
-                <w:b w:val="0"/>
-                <w:bCs w:val="0"/>
-                <w:sz w:val="28"/>
-                <w:szCs w:val="28"/>
-                <w:highlight w:val="none"/>
-                <w:lang w:val="ru-RU"/>
-              </w:rPr>
-            </w:pPr>
-            <w:r>
-              <w:rPr>
-                <w:rFonts w:ascii="Times New Roman" w:hAnsi="Times New Roman" w:cs="Times New Roman"/>
-                <w:b w:val="0"/>
-                <w:bCs w:val="0"/>
-                <w:sz w:val="28"/>
-                <w:szCs w:val="28"/>
-                <w:highlight w:val="none"/>
-                <w:lang w:val="ru-RU"/>
-              </w:rPr>
-              <w:t xml:space="preserve">Износостойкость</w:t>
-            </w:r>
-            <w:r>
-              <w:rPr>
-                <w:rFonts w:ascii="Times New Roman" w:hAnsi="Times New Roman" w:cs="Times New Roman"/>
-                <w:b w:val="0"/>
-                <w:bCs w:val="0"/>
-                <w:sz w:val="28"/>
-                <w:szCs w:val="28"/>
-                <w:highlight w:val="none"/>
-                <w:lang w:val="ru-RU"/>
-              </w:rPr>
-            </w:r>
-          </w:p>
-        </w:tc>
-        <w:tc>
-          <w:tcPr>
-            <w:tcBorders/>
-            <w:tcW w:w="3827" w:type="dxa"/>
-            <w:textDirection w:val="lrTb"/>
-            <w:noWrap w:val="false"/>
-          </w:tcPr>
-          <w:p>
-            <w:pPr>
-              <w:pStyle w:val="666"/>
-              <w:pBdr/>
-              <w:spacing w:line="240" w:lineRule="auto"/>
-              <w:ind/>
-              <w:jc w:val="left"/>
-              <w:rPr>
-                <w:rFonts w:ascii="Times New Roman" w:hAnsi="Times New Roman" w:cs="Times New Roman"/>
-                <w:b w:val="0"/>
-                <w:bCs w:val="0"/>
-                <w:sz w:val="28"/>
-                <w:szCs w:val="28"/>
-                <w:highlight w:val="none"/>
-                <w:lang w:val="ru-RU"/>
-              </w:rPr>
-            </w:pPr>
-            <w:r>
-              <w:rPr>
-                <w:rFonts w:ascii="Times New Roman" w:hAnsi="Times New Roman" w:cs="Times New Roman"/>
-                <w:b w:val="0"/>
-                <w:bCs w:val="0"/>
-                <w:sz w:val="28"/>
-                <w:szCs w:val="28"/>
-                <w:highlight w:val="none"/>
-                <w:lang w:val="ru-RU"/>
-              </w:rPr>
-              <w:t xml:space="preserve">Недолговечный</w:t>
-            </w:r>
-            <w:r>
-              <w:rPr>
-                <w:rFonts w:ascii="Times New Roman" w:hAnsi="Times New Roman" w:cs="Times New Roman"/>
-                <w:b w:val="0"/>
-                <w:bCs w:val="0"/>
-                <w:sz w:val="28"/>
-                <w:szCs w:val="28"/>
-                <w:highlight w:val="none"/>
-                <w:lang w:val="ru-RU"/>
-              </w:rPr>
-            </w:r>
-          </w:p>
-        </w:tc>
-      </w:tr>
-    </w:tbl>
-    <w:p>
-      <w:pPr>
-        <w:pStyle w:val="666"/>
-        <w:pBdr/>
-        <w:spacing w:line="240" w:lineRule="auto"/>
-        <w:ind/>
-        <w:jc w:val="center"/>
-        <w:rPr>
-          <w:rFonts w:ascii="Times New Roman" w:hAnsi="Times New Roman" w:cs="Times New Roman"/>
-          <w:b w:val="0"/>
-          <w:bCs w:val="0"/>
-          <w:sz w:val="28"/>
-          <w:szCs w:val="28"/>
-        </w:rPr>
-      </w:pPr>
-      <w:r>
-        <w:rPr>
-          <w:rFonts w:ascii="Times New Roman" w:hAnsi="Times New Roman" w:cs="Times New Roman"/>
-          <w:b w:val="0"/>
-          <w:bCs w:val="0"/>
-          <w:sz w:val="28"/>
-          <w:szCs w:val="28"/>
-        </w:rPr>
-      </w:r>
-      <w:r>
-        <w:rPr>
-          <w:rFonts w:ascii="Times New Roman" w:hAnsi="Times New Roman" w:cs="Times New Roman"/>
-          <w:b w:val="0"/>
-          <w:bCs w:val="0"/>
-          <w:sz w:val="28"/>
-          <w:szCs w:val="28"/>
-        </w:rPr>
-      </w:r>
-    </w:p>
-    <w:tbl>
-      <w:tblPr>
-        <w:tblStyle w:val="11"/>
-        <w:tblW w:w="0" w:type="auto"/>
-        <w:tblInd w:w="1383" w:type="dxa"/>
-        <w:tblBorders/>
-        <w:tblLayout w:type="fixed"/>
-        <w:tblLook w:val="04A0" w:firstRow="1" w:lastRow="0" w:firstColumn="1" w:lastColumn="0" w:noHBand="0" w:noVBand="1"/>
-      </w:tblPr>
-      <w:tblGrid>
-        <w:gridCol w:w="2976"/>
-        <w:gridCol w:w="3827"/>
-      </w:tblGrid>
-      <w:tr>
-        <w:trPr/>
-        <w:tc>
-          <w:tcPr>
-            <w:gridSpan w:val="2"/>
-            <w:tcBorders/>
-            <w:tcW w:w="6803" w:type="dxa"/>
-            <w:textDirection w:val="lrTb"/>
-            <w:noWrap w:val="false"/>
-          </w:tcPr>
-          <w:p>
-            <w:pPr>
-              <w:pStyle w:val="666"/>
-              <w:pBdr/>
-              <w:spacing w:line="240" w:lineRule="auto"/>
-              <w:ind/>
-              <w:jc w:val="left"/>
-              <w:rPr>
-                <w:rFonts w:ascii="Times New Roman" w:hAnsi="Times New Roman" w:cs="Times New Roman"/>
-                <w:b w:val="0"/>
-                <w:bCs w:val="0"/>
-                <w:sz w:val="28"/>
-                <w:szCs w:val="28"/>
-                <w:highlight w:val="none"/>
-                <w:lang w:val="ru-RU"/>
-              </w:rPr>
-            </w:pPr>
-            <w:r>
-              <w:rPr>
-                <w:rFonts w:ascii="Times New Roman" w:hAnsi="Times New Roman" w:cs="Times New Roman"/>
-                <w:b w:val="0"/>
-                <w:bCs w:val="0"/>
-                <w:sz w:val="28"/>
-                <w:szCs w:val="28"/>
-                <w:highlight w:val="none"/>
-                <w:lang w:val="ru-RU"/>
-              </w:rPr>
-              <w:t xml:space="preserve">Фрейм «Шерсть»</w:t>
-            </w:r>
-            <w:r>
-              <w:rPr>
-                <w:rFonts w:ascii="Times New Roman" w:hAnsi="Times New Roman" w:cs="Times New Roman"/>
-                <w:b w:val="0"/>
-                <w:bCs w:val="0"/>
-                <w:sz w:val="28"/>
-                <w:szCs w:val="28"/>
-                <w:highlight w:val="none"/>
-                <w:lang w:val="ru-RU"/>
-              </w:rPr>
-            </w:r>
-            <w:r>
-              <w:rPr>
-                <w:rFonts w:ascii="Times New Roman" w:hAnsi="Times New Roman" w:cs="Times New Roman"/>
-                <w:b w:val="0"/>
-                <w:bCs w:val="0"/>
-                <w:sz w:val="28"/>
-                <w:szCs w:val="28"/>
-                <w:highlight w:val="none"/>
-                <w:lang w:val="ru-RU"/>
-              </w:rPr>
-            </w:r>
-          </w:p>
-        </w:tc>
-      </w:tr>
-      <w:tr>
-        <w:trPr/>
-        <w:tc>
-          <w:tcPr>
-            <w:tcBorders/>
-            <w:tcW w:w="2976" w:type="dxa"/>
-            <w:textDirection w:val="lrTb"/>
-            <w:noWrap w:val="false"/>
-          </w:tcPr>
-          <w:p>
-            <w:pPr>
-              <w:pStyle w:val="666"/>
-              <w:pBdr/>
-              <w:spacing w:line="240" w:lineRule="auto"/>
-              <w:ind/>
-              <w:jc w:val="left"/>
-              <w:rPr>
-                <w:rFonts w:ascii="Times New Roman" w:hAnsi="Times New Roman" w:cs="Times New Roman"/>
-                <w:b w:val="0"/>
-                <w:bCs w:val="0"/>
-                <w:sz w:val="28"/>
-                <w:szCs w:val="28"/>
-                <w:highlight w:val="none"/>
-                <w:lang w:val="ru-RU"/>
-              </w:rPr>
-            </w:pPr>
-            <w:r>
-              <w:rPr>
-                <w:rFonts w:ascii="Times New Roman" w:hAnsi="Times New Roman" w:cs="Times New Roman"/>
-                <w:b w:val="0"/>
-                <w:bCs w:val="0"/>
-                <w:sz w:val="28"/>
-                <w:szCs w:val="28"/>
-                <w:highlight w:val="none"/>
-                <w:lang w:val="ru-RU"/>
-              </w:rPr>
-            </w:r>
-            <w:r>
-              <w:rPr>
-                <w:rFonts w:ascii="Times New Roman" w:hAnsi="Times New Roman" w:cs="Times New Roman"/>
-                <w:b w:val="0"/>
-                <w:bCs w:val="0"/>
-                <w:sz w:val="28"/>
-                <w:szCs w:val="28"/>
-                <w:highlight w:val="none"/>
-                <w:lang w:val="ru-RU"/>
-              </w:rPr>
-              <w:t xml:space="preserve">Назначение</w:t>
-            </w:r>
-            <w:r/>
-            <w:r>
-              <w:rPr>
-                <w:rFonts w:ascii="Times New Roman" w:hAnsi="Times New Roman" w:cs="Times New Roman"/>
-                <w:b w:val="0"/>
-                <w:bCs w:val="0"/>
-                <w:sz w:val="28"/>
-                <w:szCs w:val="28"/>
-                <w:highlight w:val="none"/>
-                <w:lang w:val="ru-RU"/>
-              </w:rPr>
-            </w:r>
-            <w:r>
-              <w:rPr>
-                <w:rFonts w:ascii="Times New Roman" w:hAnsi="Times New Roman" w:cs="Times New Roman"/>
-                <w:b w:val="0"/>
-                <w:bCs w:val="0"/>
-                <w:sz w:val="28"/>
-                <w:szCs w:val="28"/>
-                <w:highlight w:val="none"/>
-                <w:lang w:val="ru-RU"/>
-              </w:rPr>
-            </w:r>
-          </w:p>
-        </w:tc>
-        <w:tc>
-          <w:tcPr>
-            <w:tcBorders/>
-            <w:tcW w:w="3827" w:type="dxa"/>
-            <w:textDirection w:val="lrTb"/>
-            <w:noWrap w:val="false"/>
-          </w:tcPr>
-          <w:p>
-            <w:pPr>
-              <w:pStyle w:val="666"/>
-              <w:pBdr/>
-              <w:spacing w:line="240" w:lineRule="auto"/>
-              <w:ind/>
-              <w:jc w:val="left"/>
-              <w:rPr>
-                <w:rFonts w:ascii="Times New Roman" w:hAnsi="Times New Roman" w:cs="Times New Roman"/>
-                <w:b w:val="0"/>
-                <w:bCs w:val="0"/>
-                <w:sz w:val="28"/>
-                <w:szCs w:val="28"/>
-                <w:highlight w:val="none"/>
-                <w:lang w:val="ru-RU"/>
-              </w:rPr>
-            </w:pPr>
-            <w:r>
-              <w:rPr>
-                <w:rFonts w:ascii="Times New Roman" w:hAnsi="Times New Roman" w:cs="Times New Roman"/>
-                <w:b w:val="0"/>
-                <w:bCs w:val="0"/>
-                <w:sz w:val="28"/>
-                <w:szCs w:val="28"/>
-                <w:highlight w:val="none"/>
-                <w:lang w:val="ru-RU"/>
-              </w:rPr>
-              <w:t xml:space="preserve">Теплостойкая одежда</w:t>
-            </w:r>
-            <w:r>
-              <w:rPr>
-                <w:rFonts w:ascii="Times New Roman" w:hAnsi="Times New Roman" w:cs="Times New Roman"/>
-                <w:b w:val="0"/>
-                <w:bCs w:val="0"/>
-                <w:sz w:val="28"/>
-                <w:szCs w:val="28"/>
-                <w:highlight w:val="none"/>
-                <w:lang w:val="ru-RU"/>
-              </w:rPr>
-            </w:r>
-          </w:p>
-        </w:tc>
-      </w:tr>
-      <w:tr>
-        <w:trPr/>
-        <w:tc>
-          <w:tcPr>
-            <w:tcBorders/>
-            <w:tcW w:w="2976" w:type="dxa"/>
-            <w:textDirection w:val="lrTb"/>
-            <w:noWrap w:val="false"/>
-          </w:tcPr>
-          <w:p>
-            <w:pPr>
-              <w:pStyle w:val="666"/>
+              <w:pStyle w:val="887"/>
               <w:pBdr/>
               <w:tabs>
                 <w:tab w:val="center" w:leader="none" w:pos="955"/>
@@ -2860,11 +2852,8 @@
           </w:tcPr>
           <w:p>
             <w:pPr>
-              <w:pStyle w:val="666"/>
+              <w:pStyle w:val="887"/>
               <w:pBdr/>
-              <w:tabs>
-                <w:tab w:val="left" w:leader="none" w:pos="1023"/>
-              </w:tabs>
               <w:spacing w:line="240" w:lineRule="auto"/>
               <w:ind/>
               <w:jc w:val="left"/>
@@ -2888,7 +2877,18 @@
                 <w:highlight w:val="none"/>
                 <w:lang w:val="ru-RU"/>
               </w:rPr>
-              <w:t xml:space="preserve">Зима</w:t>
+              <w:t xml:space="preserve">Лето</w:t>
+            </w:r>
+            <w:r>
+              <w:rPr>
+                <w:rFonts w:ascii="Times New Roman" w:hAnsi="Times New Roman" w:cs="Times New Roman"/>
+                <w:b w:val="0"/>
+                <w:bCs w:val="0"/>
+                <w:sz w:val="28"/>
+                <w:szCs w:val="28"/>
+                <w:highlight w:val="none"/>
+                <w:lang w:val="ru-RU"/>
+              </w:rPr>
             </w:r>
             <w:r>
               <w:rPr>
@@ -2915,7 +2915,7 @@
           </w:tcPr>
           <w:p>
             <w:pPr>
-              <w:pStyle w:val="666"/>
+              <w:pStyle w:val="887"/>
               <w:pBdr/>
               <w:spacing w:line="240" w:lineRule="auto"/>
               <w:ind/>
@@ -2975,7 +2975,7 @@
           </w:tcPr>
           <w:p>
             <w:pPr>
-              <w:pStyle w:val="666"/>
+              <w:pStyle w:val="887"/>
               <w:pBdr/>
               <w:spacing w:line="240" w:lineRule="auto"/>
               <w:ind/>
@@ -3000,7 +3000,18 @@
                 <w:highlight w:val="none"/>
                 <w:lang w:val="ru-RU"/>
               </w:rPr>
-              <w:t xml:space="preserve">Средней стойкости</w:t>
+              <w:t xml:space="preserve">Недолговечный</w:t>
+            </w:r>
+            <w:r>
+              <w:rPr>
+                <w:rFonts w:ascii="Times New Roman" w:hAnsi="Times New Roman" w:cs="Times New Roman"/>
+                <w:b w:val="0"/>
+                <w:bCs w:val="0"/>
+                <w:sz w:val="28"/>
+                <w:szCs w:val="28"/>
+                <w:highlight w:val="none"/>
+                <w:lang w:val="ru-RU"/>
+              </w:rPr>
             </w:r>
             <w:r>
               <w:rPr>
@@ -3019,7 +3030,7 @@
     </w:tbl>
     <w:p>
       <w:pPr>
-        <w:pStyle w:val="666"/>
+        <w:pStyle w:val="887"/>
         <w:pBdr/>
         <w:spacing w:line="240" w:lineRule="auto"/>
         <w:ind/>
@@ -3032,6 +3043,15 @@
           <w:szCs w:val="28"/>
         </w:rPr>
       </w:pPr>
+      <w:r>
+        <w:rPr>
+          <w:rFonts w:ascii="Times New Roman" w:hAnsi="Times New Roman" w:cs="Times New Roman"/>
+          <w:b w:val="0"/>
+          <w:bCs w:val="0"/>
+          <w:sz w:val="28"/>
+          <w:szCs w:val="28"/>
+        </w:rPr>
+      </w:r>
       <w:r>
         <w:rPr>
           <w:rFonts w:ascii="Times New Roman" w:hAnsi="Times New Roman" w:cs="Times New Roman"/>
@@ -3053,7 +3073,7 @@
     </w:p>
     <w:tbl>
       <w:tblPr>
-        <w:tblStyle w:val="11"/>
+        <w:tblStyle w:val="704"/>
         <w:tblW w:w="0" w:type="auto"/>
         <w:tblInd w:w="1383" w:type="dxa"/>
         <w:tblBorders/>
@@ -3076,7 +3096,7 @@
           </w:tcPr>
           <w:p>
             <w:pPr>
-              <w:pStyle w:val="666"/>
+              <w:pStyle w:val="887"/>
               <w:pBdr/>
               <w:spacing w:line="240" w:lineRule="auto"/>
               <w:ind/>
@@ -3101,7 +3121,7 @@
                 <w:highlight w:val="none"/>
                 <w:lang w:val="ru-RU"/>
               </w:rPr>
-              <w:t xml:space="preserve">Фрейм «Полиэстер»</w:t>
+              <w:t xml:space="preserve">Фрейм «Шерсть»</w:t>
             </w:r>
             <w:r>
               <w:rPr>
@@ -3139,7 +3159,7 @@
           </w:tcPr>
           <w:p>
             <w:pPr>
-              <w:pStyle w:val="666"/>
+              <w:pStyle w:val="887"/>
               <w:pBdr/>
               <w:spacing w:line="240" w:lineRule="auto"/>
               <w:ind/>
@@ -3177,7 +3197,6 @@
               </w:rPr>
               <w:t xml:space="preserve">Назначение</w:t>
             </w:r>
-            <w:r/>
             <w:r>
               <w:rPr>
                 <w:rFonts w:ascii="Times New Roman" w:hAnsi="Times New Roman" w:cs="Times New Roman"/>
@@ -3211,7 +3230,7 @@
           </w:tcPr>
           <w:p>
             <w:pPr>
-              <w:pStyle w:val="666"/>
+              <w:pStyle w:val="887"/>
               <w:pBdr/>
               <w:spacing w:line="240" w:lineRule="auto"/>
               <w:ind/>
@@ -3236,7 +3255,18 @@
                 <w:highlight w:val="none"/>
                 <w:lang w:val="ru-RU"/>
               </w:rPr>
-              <w:t xml:space="preserve">Спорт</w:t>
+              <w:t xml:space="preserve">Теплостойкая одежда</w:t>
+            </w:r>
+            <w:r>
+              <w:rPr>
+                <w:rFonts w:ascii="Times New Roman" w:hAnsi="Times New Roman" w:cs="Times New Roman"/>
+                <w:b w:val="0"/>
+                <w:bCs w:val="0"/>
+                <w:sz w:val="28"/>
+                <w:szCs w:val="28"/>
+                <w:highlight w:val="none"/>
+                <w:lang w:val="ru-RU"/>
+              </w:rPr>
             </w:r>
             <w:r>
               <w:rPr>
@@ -3263,7 +3293,7 @@
           </w:tcPr>
           <w:p>
             <w:pPr>
-              <w:pStyle w:val="666"/>
+              <w:pStyle w:val="887"/>
               <w:pBdr/>
               <w:tabs>
                 <w:tab w:val="center" w:leader="none" w:pos="955"/>
@@ -3327,8 +3357,11 @@
           </w:tcPr>
           <w:p>
             <w:pPr>
-              <w:pStyle w:val="666"/>
+              <w:pStyle w:val="887"/>
               <w:pBdr/>
+              <w:tabs>
+                <w:tab w:val="left" w:leader="none" w:pos="1023"/>
+              </w:tabs>
               <w:spacing w:line="240" w:lineRule="auto"/>
               <w:ind/>
               <w:jc w:val="left"/>
@@ -3352,7 +3385,7 @@
                 <w:highlight w:val="none"/>
                 <w:lang w:val="ru-RU"/>
               </w:rPr>
-              <w:t xml:space="preserve">Лето</w:t>
+              <w:t xml:space="preserve">Зима</w:t>
             </w:r>
             <w:r>
               <w:rPr>
@@ -3390,7 +3423,7 @@
           </w:tcPr>
           <w:p>
             <w:pPr>
-              <w:pStyle w:val="666"/>
+              <w:pStyle w:val="887"/>
               <w:pBdr/>
               <w:spacing w:line="240" w:lineRule="auto"/>
               <w:ind/>
@@ -3450,7 +3483,7 @@
           </w:tcPr>
           <w:p>
             <w:pPr>
-              <w:pStyle w:val="666"/>
+              <w:pStyle w:val="887"/>
               <w:pBdr/>
               <w:spacing w:line="240" w:lineRule="auto"/>
               <w:ind/>
@@ -3475,7 +3508,7 @@
                 <w:highlight w:val="none"/>
                 <w:lang w:val="ru-RU"/>
               </w:rPr>
-              <w:t xml:space="preserve">Недолговечный</w:t>
+              <w:t xml:space="preserve">Средней стойкости</w:t>
             </w:r>
             <w:r>
               <w:rPr>
@@ -3505,7 +3538,7 @@
     </w:tbl>
     <w:p>
       <w:pPr>
-        <w:pStyle w:val="666"/>
+        <w:pStyle w:val="887"/>
         <w:pBdr/>
         <w:spacing w:line="240" w:lineRule="auto"/>
         <w:ind/>
@@ -3518,6 +3551,15 @@
           <w:szCs w:val="28"/>
         </w:rPr>
       </w:pPr>
+      <w:r>
+        <w:rPr>
+          <w:rFonts w:ascii="Times New Roman" w:hAnsi="Times New Roman" w:cs="Times New Roman"/>
+          <w:b w:val="0"/>
+          <w:bCs w:val="0"/>
+          <w:sz w:val="28"/>
+          <w:szCs w:val="28"/>
+        </w:rPr>
+      </w:r>
       <w:r>
         <w:rPr>
           <w:rFonts w:ascii="Times New Roman" w:hAnsi="Times New Roman" w:cs="Times New Roman"/>
@@ -3539,7 +3581,7 @@
     </w:p>
     <w:tbl>
       <w:tblPr>
-        <w:tblStyle w:val="11"/>
+        <w:tblStyle w:val="704"/>
         <w:tblW w:w="0" w:type="auto"/>
         <w:tblInd w:w="1383" w:type="dxa"/>
         <w:tblBorders/>
@@ -3562,7 +3604,7 @@
           </w:tcPr>
           <w:p>
             <w:pPr>
-              <w:pStyle w:val="666"/>
+              <w:pStyle w:val="887"/>
               <w:pBdr/>
               <w:spacing w:line="240" w:lineRule="auto"/>
               <w:ind/>
@@ -3587,7 +3629,7 @@
                 <w:highlight w:val="none"/>
                 <w:lang w:val="ru-RU"/>
               </w:rPr>
-              <w:t xml:space="preserve">Фрейм «Шёлк»</w:t>
+              <w:t xml:space="preserve">Фрейм «Полиэстер»</w:t>
             </w:r>
             <w:r>
               <w:rPr>
@@ -3625,7 +3667,7 @@
           </w:tcPr>
           <w:p>
             <w:pPr>
-              <w:pStyle w:val="666"/>
+              <w:pStyle w:val="887"/>
               <w:pBdr/>
               <w:spacing w:line="240" w:lineRule="auto"/>
               <w:ind/>
@@ -3663,7 +3705,6 @@
               </w:rPr>
               <w:t xml:space="preserve">Назначение</w:t>
             </w:r>
-            <w:r/>
             <w:r>
               <w:rPr>
                 <w:rFonts w:ascii="Times New Roman" w:hAnsi="Times New Roman" w:cs="Times New Roman"/>
@@ -3697,7 +3738,7 @@
           </w:tcPr>
           <w:p>
             <w:pPr>
-              <w:pStyle w:val="666"/>
+              <w:pStyle w:val="887"/>
               <w:pBdr/>
               <w:spacing w:line="240" w:lineRule="auto"/>
               <w:ind/>
@@ -3722,7 +3763,18 @@
                 <w:highlight w:val="none"/>
                 <w:lang w:val="ru-RU"/>
               </w:rPr>
-              <w:t xml:space="preserve">Официальная одежда</w:t>
+              <w:t xml:space="preserve">Спорт</w:t>
+            </w:r>
+            <w:r>
+              <w:rPr>
+                <w:rFonts w:ascii="Times New Roman" w:hAnsi="Times New Roman" w:cs="Times New Roman"/>
+                <w:b w:val="0"/>
+                <w:bCs w:val="0"/>
+                <w:sz w:val="28"/>
+                <w:szCs w:val="28"/>
+                <w:highlight w:val="none"/>
+                <w:lang w:val="ru-RU"/>
+              </w:rPr>
             </w:r>
             <w:r>
               <w:rPr>
@@ -3749,7 +3801,7 @@
           </w:tcPr>
           <w:p>
             <w:pPr>
-              <w:pStyle w:val="666"/>
+              <w:pStyle w:val="887"/>
               <w:pBdr/>
               <w:tabs>
                 <w:tab w:val="center" w:leader="none" w:pos="955"/>
@@ -3813,11 +3865,8 @@
           </w:tcPr>
           <w:p>
             <w:pPr>
-              <w:pStyle w:val="666"/>
+              <w:pStyle w:val="887"/>
               <w:pBdr/>
-              <w:tabs>
-                <w:tab w:val="left" w:leader="none" w:pos="745"/>
-              </w:tabs>
               <w:spacing w:line="240" w:lineRule="auto"/>
               <w:ind/>
               <w:jc w:val="left"/>
@@ -3853,7 +3902,6 @@
                 <w:highlight w:val="none"/>
                 <w:lang w:val="ru-RU"/>
               </w:rPr>
-              <w:t xml:space="preserve">, весна/осень</w:t>
             </w:r>
             <w:r>
               <w:rPr>
@@ -3880,7 +3928,7 @@
           </w:tcPr>
           <w:p>
             <w:pPr>
-              <w:pStyle w:val="666"/>
+              <w:pStyle w:val="887"/>
               <w:pBdr/>
               <w:spacing w:line="240" w:lineRule="auto"/>
               <w:ind/>
@@ -3940,7 +3988,7 @@
           </w:tcPr>
           <w:p>
             <w:pPr>
-              <w:pStyle w:val="666"/>
+              <w:pStyle w:val="887"/>
               <w:pBdr/>
               <w:spacing w:line="240" w:lineRule="auto"/>
               <w:ind/>
@@ -3965,7 +4013,7 @@
                 <w:highlight w:val="none"/>
                 <w:lang w:val="ru-RU"/>
               </w:rPr>
-              <w:t xml:space="preserve">Крепкий</w:t>
+              <w:t xml:space="preserve">Недолговечный</w:t>
             </w:r>
             <w:r>
               <w:rPr>
@@ -3995,7 +4043,7 @@
     </w:tbl>
     <w:p>
       <w:pPr>
-        <w:pStyle w:val="666"/>
+        <w:pStyle w:val="887"/>
         <w:pBdr/>
         <w:spacing w:line="240" w:lineRule="auto"/>
         <w:ind/>
@@ -4008,6 +4056,15 @@
           <w:szCs w:val="28"/>
         </w:rPr>
       </w:pPr>
+      <w:r>
+        <w:rPr>
+          <w:rFonts w:ascii="Times New Roman" w:hAnsi="Times New Roman" w:cs="Times New Roman"/>
+          <w:b w:val="0"/>
+          <w:bCs w:val="0"/>
+          <w:sz w:val="28"/>
+          <w:szCs w:val="28"/>
+        </w:rPr>
+      </w:r>
       <w:r>
         <w:rPr>
           <w:rFonts w:ascii="Times New Roman" w:hAnsi="Times New Roman" w:cs="Times New Roman"/>
@@ -4029,7 +4086,7 @@
     </w:p>
     <w:tbl>
       <w:tblPr>
-        <w:tblStyle w:val="11"/>
+        <w:tblStyle w:val="704"/>
         <w:tblW w:w="0" w:type="auto"/>
         <w:tblInd w:w="1383" w:type="dxa"/>
         <w:tblBorders/>
@@ -4052,7 +4109,7 @@
           </w:tcPr>
           <w:p>
             <w:pPr>
-              <w:pStyle w:val="666"/>
+              <w:pStyle w:val="887"/>
               <w:pBdr/>
               <w:spacing w:line="240" w:lineRule="auto"/>
               <w:ind/>
@@ -4077,7 +4134,7 @@
                 <w:highlight w:val="none"/>
                 <w:lang w:val="ru-RU"/>
               </w:rPr>
-              <w:t xml:space="preserve">Фрейм «Лён»</w:t>
+              <w:t xml:space="preserve">Фрейм «Шёлк»</w:t>
             </w:r>
             <w:r>
               <w:rPr>
@@ -4115,7 +4172,7 @@
           </w:tcPr>
           <w:p>
             <w:pPr>
-              <w:pStyle w:val="666"/>
+              <w:pStyle w:val="887"/>
               <w:pBdr/>
               <w:spacing w:line="240" w:lineRule="auto"/>
               <w:ind/>
@@ -4153,7 +4210,6 @@
               </w:rPr>
               <w:t xml:space="preserve">Назначение</w:t>
             </w:r>
-            <w:r/>
             <w:r>
               <w:rPr>
                 <w:rFonts w:ascii="Times New Roman" w:hAnsi="Times New Roman" w:cs="Times New Roman"/>
@@ -4187,7 +4243,7 @@
           </w:tcPr>
           <w:p>
             <w:pPr>
-              <w:pStyle w:val="666"/>
+              <w:pStyle w:val="887"/>
               <w:pBdr/>
               <w:spacing w:line="240" w:lineRule="auto"/>
               <w:ind/>
@@ -4212,7 +4268,18 @@
                 <w:highlight w:val="none"/>
                 <w:lang w:val="ru-RU"/>
               </w:rPr>
-              <w:t xml:space="preserve">Повседневная одежда</w:t>
+              <w:t xml:space="preserve">Официальная одежда</w:t>
+            </w:r>
+            <w:r>
+              <w:rPr>
+                <w:rFonts w:ascii="Times New Roman" w:hAnsi="Times New Roman" w:cs="Times New Roman"/>
+                <w:b w:val="0"/>
+                <w:bCs w:val="0"/>
+                <w:sz w:val="28"/>
+                <w:szCs w:val="28"/>
+                <w:highlight w:val="none"/>
+                <w:lang w:val="ru-RU"/>
+              </w:rPr>
             </w:r>
             <w:r>
               <w:rPr>
@@ -4239,7 +4306,7 @@
           </w:tcPr>
           <w:p>
             <w:pPr>
-              <w:pStyle w:val="666"/>
+              <w:pStyle w:val="887"/>
               <w:pBdr/>
               <w:tabs>
                 <w:tab w:val="center" w:leader="none" w:pos="955"/>
@@ -4303,7 +4370,527 @@
           </w:tcPr>
           <w:p>
             <w:pPr>
-              <w:pStyle w:val="666"/>
+              <w:pStyle w:val="887"/>
+              <w:pBdr/>
+              <w:tabs>
+                <w:tab w:val="left" w:leader="none" w:pos="745"/>
+              </w:tabs>
+              <w:spacing w:line="240" w:lineRule="auto"/>
+              <w:ind/>
+              <w:jc w:val="left"/>
+              <w:rPr>
+                <w:rFonts w:ascii="Times New Roman" w:hAnsi="Times New Roman" w:cs="Times New Roman"/>
+                <w:b w:val="0"/>
+                <w:bCs w:val="0"/>
+                <w:sz w:val="28"/>
+                <w:szCs w:val="28"/>
+                <w:highlight w:val="none"/>
+                <w:lang w:val="ru-RU"/>
+              </w:rPr>
+            </w:pPr>
+            <w:r>
+              <w:rPr>
+                <w:rFonts w:ascii="Times New Roman" w:hAnsi="Times New Roman" w:cs="Times New Roman"/>
+                <w:b w:val="0"/>
+                <w:bCs w:val="0"/>
+                <w:sz w:val="28"/>
+                <w:szCs w:val="28"/>
+                <w:highlight w:val="none"/>
+                <w:lang w:val="ru-RU"/>
+              </w:rPr>
+              <w:t xml:space="preserve">Лето</w:t>
+            </w:r>
+            <w:r>
+              <w:rPr>
+                <w:rFonts w:ascii="Times New Roman" w:hAnsi="Times New Roman" w:cs="Times New Roman"/>
+                <w:b w:val="0"/>
+                <w:bCs w:val="0"/>
+                <w:sz w:val="28"/>
+                <w:szCs w:val="28"/>
+                <w:highlight w:val="none"/>
+                <w:lang w:val="ru-RU"/>
+              </w:rPr>
+              <w:t xml:space="preserve">, весна/осень</w:t>
+            </w:r>
+            <w:r>
+              <w:rPr>
+                <w:rFonts w:ascii="Times New Roman" w:hAnsi="Times New Roman" w:cs="Times New Roman"/>
+                <w:b w:val="0"/>
+                <w:bCs w:val="0"/>
+                <w:sz w:val="28"/>
+                <w:szCs w:val="28"/>
+                <w:highlight w:val="none"/>
+                <w:lang w:val="ru-RU"/>
+              </w:rPr>
+            </w:r>
+            <w:r>
+              <w:rPr>
+                <w:rFonts w:ascii="Times New Roman" w:hAnsi="Times New Roman" w:cs="Times New Roman"/>
+                <w:b w:val="0"/>
+                <w:bCs w:val="0"/>
+                <w:sz w:val="28"/>
+                <w:szCs w:val="28"/>
+                <w:highlight w:val="none"/>
+                <w:lang w:val="ru-RU"/>
+              </w:rPr>
+            </w:r>
+          </w:p>
+        </w:tc>
+      </w:tr>
+      <w:tr>
+        <w:trPr/>
+        <w:tc>
+          <w:tcPr>
+            <w:tcBorders/>
+            <w:tcW w:w="2976" w:type="dxa"/>
+            <w:textDirection w:val="lrTb"/>
+            <w:noWrap w:val="false"/>
+          </w:tcPr>
+          <w:p>
+            <w:pPr>
+              <w:pStyle w:val="887"/>
+              <w:pBdr/>
+              <w:spacing w:line="240" w:lineRule="auto"/>
+              <w:ind/>
+              <w:jc w:val="left"/>
+              <w:rPr>
+                <w:rFonts w:ascii="Times New Roman" w:hAnsi="Times New Roman" w:cs="Times New Roman"/>
+                <w:b w:val="0"/>
+                <w:bCs w:val="0"/>
+                <w:sz w:val="28"/>
+                <w:szCs w:val="28"/>
+                <w:highlight w:val="none"/>
+                <w:lang w:val="ru-RU"/>
+              </w:rPr>
+            </w:pPr>
+            <w:r>
+              <w:rPr>
+                <w:rFonts w:ascii="Times New Roman" w:hAnsi="Times New Roman" w:cs="Times New Roman"/>
+                <w:b w:val="0"/>
+                <w:bCs w:val="0"/>
+                <w:sz w:val="28"/>
+                <w:szCs w:val="28"/>
+                <w:highlight w:val="none"/>
+                <w:lang w:val="ru-RU"/>
+              </w:rPr>
+              <w:t xml:space="preserve">Износостойкость</w:t>
+            </w:r>
+            <w:r>
+              <w:rPr>
+                <w:rFonts w:ascii="Times New Roman" w:hAnsi="Times New Roman" w:cs="Times New Roman"/>
+                <w:b w:val="0"/>
+                <w:bCs w:val="0"/>
+                <w:sz w:val="28"/>
+                <w:szCs w:val="28"/>
+                <w:highlight w:val="none"/>
+                <w:lang w:val="ru-RU"/>
+              </w:rPr>
+            </w:r>
+            <w:r>
+              <w:rPr>
+                <w:rFonts w:ascii="Times New Roman" w:hAnsi="Times New Roman" w:cs="Times New Roman"/>
+                <w:b w:val="0"/>
+                <w:bCs w:val="0"/>
+                <w:sz w:val="28"/>
+                <w:szCs w:val="28"/>
+                <w:highlight w:val="none"/>
+                <w:lang w:val="ru-RU"/>
+              </w:rPr>
+            </w:r>
+          </w:p>
+        </w:tc>
+        <w:tc>
+          <w:tcPr>
+            <w:tcBorders/>
+            <w:tcW w:w="3827" w:type="dxa"/>
+            <w:textDirection w:val="lrTb"/>
+            <w:noWrap w:val="false"/>
+          </w:tcPr>
+          <w:p>
+            <w:pPr>
+              <w:pStyle w:val="887"/>
+              <w:pBdr/>
+              <w:spacing w:line="240" w:lineRule="auto"/>
+              <w:ind/>
+              <w:jc w:val="left"/>
+              <w:rPr>
+                <w:rFonts w:ascii="Times New Roman" w:hAnsi="Times New Roman" w:cs="Times New Roman"/>
+                <w:b w:val="0"/>
+                <w:bCs w:val="0"/>
+                <w:sz w:val="28"/>
+                <w:szCs w:val="28"/>
+                <w:highlight w:val="none"/>
+                <w:lang w:val="ru-RU"/>
+              </w:rPr>
+            </w:pPr>
+            <w:r>
+              <w:rPr>
+                <w:rFonts w:ascii="Times New Roman" w:hAnsi="Times New Roman" w:cs="Times New Roman"/>
+                <w:b w:val="0"/>
+                <w:bCs w:val="0"/>
+                <w:sz w:val="28"/>
+                <w:szCs w:val="28"/>
+                <w:highlight w:val="none"/>
+                <w:lang w:val="ru-RU"/>
+              </w:rPr>
+              <w:t xml:space="preserve">Крепкий</w:t>
+            </w:r>
+            <w:r>
+              <w:rPr>
+                <w:rFonts w:ascii="Times New Roman" w:hAnsi="Times New Roman" w:cs="Times New Roman"/>
+                <w:b w:val="0"/>
+                <w:bCs w:val="0"/>
+                <w:sz w:val="28"/>
+                <w:szCs w:val="28"/>
+                <w:highlight w:val="none"/>
+                <w:lang w:val="ru-RU"/>
+              </w:rPr>
+            </w:r>
+            <w:r>
+              <w:rPr>
+                <w:rFonts w:ascii="Times New Roman" w:hAnsi="Times New Roman" w:cs="Times New Roman"/>
+                <w:b w:val="0"/>
+                <w:bCs w:val="0"/>
+                <w:sz w:val="28"/>
+                <w:szCs w:val="28"/>
+                <w:highlight w:val="none"/>
+                <w:lang w:val="ru-RU"/>
+              </w:rPr>
+            </w:r>
+          </w:p>
+        </w:tc>
+      </w:tr>
+    </w:tbl>
+    <w:p>
+      <w:pPr>
+        <w:pStyle w:val="887"/>
+        <w:pBdr/>
+        <w:spacing w:line="240" w:lineRule="auto"/>
+        <w:ind/>
+        <w:jc w:val="center"/>
+        <w:rPr>
+          <w:rFonts w:ascii="Times New Roman" w:hAnsi="Times New Roman" w:cs="Times New Roman"/>
+          <w:b w:val="0"/>
+          <w:bCs w:val="0"/>
+          <w:sz w:val="28"/>
+          <w:szCs w:val="28"/>
+        </w:rPr>
+      </w:pPr>
+      <w:r>
+        <w:rPr>
+          <w:rFonts w:ascii="Times New Roman" w:hAnsi="Times New Roman" w:cs="Times New Roman"/>
+          <w:b w:val="0"/>
+          <w:bCs w:val="0"/>
+          <w:sz w:val="28"/>
+          <w:szCs w:val="28"/>
+        </w:rPr>
+      </w:r>
+      <w:r>
+        <w:rPr>
+          <w:rFonts w:ascii="Times New Roman" w:hAnsi="Times New Roman" w:cs="Times New Roman"/>
+          <w:b w:val="0"/>
+          <w:bCs w:val="0"/>
+          <w:sz w:val="28"/>
+          <w:szCs w:val="28"/>
+        </w:rPr>
+      </w:r>
+      <w:r>
+        <w:rPr>
+          <w:rFonts w:ascii="Times New Roman" w:hAnsi="Times New Roman" w:cs="Times New Roman"/>
+          <w:b w:val="0"/>
+          <w:bCs w:val="0"/>
+          <w:sz w:val="28"/>
+          <w:szCs w:val="28"/>
+        </w:rPr>
+      </w:r>
+    </w:p>
+    <w:tbl>
+      <w:tblPr>
+        <w:tblStyle w:val="704"/>
+        <w:tblW w:w="0" w:type="auto"/>
+        <w:tblInd w:w="1383" w:type="dxa"/>
+        <w:tblBorders/>
+        <w:tblLayout w:type="fixed"/>
+        <w:tblLook w:val="04A0" w:firstRow="1" w:lastRow="0" w:firstColumn="1" w:lastColumn="0" w:noHBand="0" w:noVBand="1"/>
+      </w:tblPr>
+      <w:tblGrid>
+        <w:gridCol w:w="2976"/>
+        <w:gridCol w:w="3827"/>
+      </w:tblGrid>
+      <w:tr>
+        <w:trPr/>
+        <w:tc>
+          <w:tcPr>
+            <w:gridSpan w:val="2"/>
+            <w:tcBorders/>
+            <w:tcW w:w="6803" w:type="dxa"/>
+            <w:textDirection w:val="lrTb"/>
+            <w:noWrap w:val="false"/>
+          </w:tcPr>
+          <w:p>
+            <w:pPr>
+              <w:pStyle w:val="887"/>
+              <w:pBdr/>
+              <w:spacing w:line="240" w:lineRule="auto"/>
+              <w:ind/>
+              <w:jc w:val="left"/>
+              <w:rPr>
+                <w:rFonts w:ascii="Times New Roman" w:hAnsi="Times New Roman" w:cs="Times New Roman"/>
+                <w:b w:val="0"/>
+                <w:bCs w:val="0"/>
+                <w:sz w:val="28"/>
+                <w:szCs w:val="28"/>
+                <w:highlight w:val="none"/>
+                <w:lang w:val="ru-RU"/>
+              </w:rPr>
+            </w:pPr>
+            <w:r>
+              <w:rPr>
+                <w:rFonts w:ascii="Times New Roman" w:hAnsi="Times New Roman" w:cs="Times New Roman"/>
+                <w:b w:val="0"/>
+                <w:bCs w:val="0"/>
+                <w:sz w:val="28"/>
+                <w:szCs w:val="28"/>
+                <w:highlight w:val="none"/>
+                <w:lang w:val="ru-RU"/>
+              </w:rPr>
+              <w:t xml:space="preserve">Фрейм «Лён»</w:t>
+            </w:r>
+            <w:r>
+              <w:rPr>
+                <w:rFonts w:ascii="Times New Roman" w:hAnsi="Times New Roman" w:cs="Times New Roman"/>
+                <w:b w:val="0"/>
+                <w:bCs w:val="0"/>
+                <w:sz w:val="28"/>
+                <w:szCs w:val="28"/>
+                <w:highlight w:val="none"/>
+                <w:lang w:val="ru-RU"/>
+              </w:rPr>
+            </w:r>
+            <w:r>
+              <w:rPr>
+                <w:rFonts w:ascii="Times New Roman" w:hAnsi="Times New Roman" w:cs="Times New Roman"/>
+                <w:b w:val="0"/>
+                <w:bCs w:val="0"/>
+                <w:sz w:val="28"/>
+                <w:szCs w:val="28"/>
+                <w:highlight w:val="none"/>
+                <w:lang w:val="ru-RU"/>
+              </w:rPr>
+            </w:r>
+          </w:p>
+        </w:tc>
+      </w:tr>
+      <w:tr>
+        <w:trPr/>
+        <w:tc>
+          <w:tcPr>
+            <w:tcBorders/>
+            <w:tcW w:w="2976" w:type="dxa"/>
+            <w:textDirection w:val="lrTb"/>
+            <w:noWrap w:val="false"/>
+          </w:tcPr>
+          <w:p>
+            <w:pPr>
+              <w:pStyle w:val="887"/>
+              <w:pBdr/>
+              <w:spacing w:line="240" w:lineRule="auto"/>
+              <w:ind/>
+              <w:jc w:val="left"/>
+              <w:rPr>
+                <w:rFonts w:ascii="Times New Roman" w:hAnsi="Times New Roman" w:cs="Times New Roman"/>
+                <w:b w:val="0"/>
+                <w:bCs w:val="0"/>
+                <w:sz w:val="28"/>
+                <w:szCs w:val="28"/>
+                <w:highlight w:val="none"/>
+                <w:lang w:val="ru-RU"/>
+              </w:rPr>
+            </w:pPr>
+            <w:r>
+              <w:rPr>
+                <w:rFonts w:ascii="Times New Roman" w:hAnsi="Times New Roman" w:cs="Times New Roman"/>
+                <w:b w:val="0"/>
+                <w:bCs w:val="0"/>
+                <w:sz w:val="28"/>
+                <w:szCs w:val="28"/>
+                <w:highlight w:val="none"/>
+                <w:lang w:val="ru-RU"/>
+              </w:rPr>
+            </w:r>
+            <w:r>
+              <w:rPr>
+                <w:rFonts w:ascii="Times New Roman" w:hAnsi="Times New Roman" w:cs="Times New Roman"/>
+                <w:b w:val="0"/>
+                <w:bCs w:val="0"/>
+                <w:sz w:val="28"/>
+                <w:szCs w:val="28"/>
+                <w:highlight w:val="none"/>
+                <w:lang w:val="ru-RU"/>
+              </w:rPr>
+              <w:t xml:space="preserve">Назначение</w:t>
+            </w:r>
+            <w:r>
+              <w:rPr>
+                <w:rFonts w:ascii="Times New Roman" w:hAnsi="Times New Roman" w:cs="Times New Roman"/>
+                <w:b w:val="0"/>
+                <w:bCs w:val="0"/>
+                <w:sz w:val="28"/>
+                <w:szCs w:val="28"/>
+                <w:highlight w:val="none"/>
+                <w:lang w:val="ru-RU"/>
+              </w:rPr>
+            </w:r>
+            <w:r>
+              <w:rPr>
+                <w:rFonts w:ascii="Times New Roman" w:hAnsi="Times New Roman" w:cs="Times New Roman"/>
+                <w:b w:val="0"/>
+                <w:bCs w:val="0"/>
+                <w:sz w:val="28"/>
+                <w:szCs w:val="28"/>
+                <w:highlight w:val="none"/>
+                <w:lang w:val="ru-RU"/>
+              </w:rPr>
+            </w:r>
+          </w:p>
+        </w:tc>
+        <w:tc>
+          <w:tcPr>
+            <w:tcBorders/>
+            <w:tcW w:w="3827" w:type="dxa"/>
+            <w:textDirection w:val="lrTb"/>
+            <w:noWrap w:val="false"/>
+          </w:tcPr>
+          <w:p>
+            <w:pPr>
+              <w:pStyle w:val="887"/>
+              <w:pBdr/>
+              <w:spacing w:line="240" w:lineRule="auto"/>
+              <w:ind/>
+              <w:jc w:val="left"/>
+              <w:rPr>
+                <w:rFonts w:ascii="Times New Roman" w:hAnsi="Times New Roman" w:cs="Times New Roman"/>
+                <w:b w:val="0"/>
+                <w:bCs w:val="0"/>
+                <w:sz w:val="28"/>
+                <w:szCs w:val="28"/>
+                <w:highlight w:val="none"/>
+                <w:lang w:val="ru-RU"/>
+              </w:rPr>
+            </w:pPr>
+            <w:r>
+              <w:rPr>
+                <w:rFonts w:ascii="Times New Roman" w:hAnsi="Times New Roman" w:cs="Times New Roman"/>
+                <w:b w:val="0"/>
+                <w:bCs w:val="0"/>
+                <w:sz w:val="28"/>
+                <w:szCs w:val="28"/>
+                <w:highlight w:val="none"/>
+                <w:lang w:val="ru-RU"/>
+              </w:rPr>
+              <w:t xml:space="preserve">Повседневная одежда</w:t>
+            </w:r>
+            <w:r>
+              <w:rPr>
+                <w:rFonts w:ascii="Times New Roman" w:hAnsi="Times New Roman" w:cs="Times New Roman"/>
+                <w:b w:val="0"/>
+                <w:bCs w:val="0"/>
+                <w:sz w:val="28"/>
+                <w:szCs w:val="28"/>
+                <w:highlight w:val="none"/>
+                <w:lang w:val="ru-RU"/>
+              </w:rPr>
+            </w:r>
+            <w:r>
+              <w:rPr>
+                <w:rFonts w:ascii="Times New Roman" w:hAnsi="Times New Roman" w:cs="Times New Roman"/>
+                <w:b w:val="0"/>
+                <w:bCs w:val="0"/>
+                <w:sz w:val="28"/>
+                <w:szCs w:val="28"/>
+                <w:highlight w:val="none"/>
+                <w:lang w:val="ru-RU"/>
+              </w:rPr>
+            </w:r>
+          </w:p>
+        </w:tc>
+      </w:tr>
+      <w:tr>
+        <w:trPr/>
+        <w:tc>
+          <w:tcPr>
+            <w:tcBorders/>
+            <w:tcW w:w="2976" w:type="dxa"/>
+            <w:textDirection w:val="lrTb"/>
+            <w:noWrap w:val="false"/>
+          </w:tcPr>
+          <w:p>
+            <w:pPr>
+              <w:pStyle w:val="887"/>
+              <w:pBdr/>
+              <w:tabs>
+                <w:tab w:val="center" w:leader="none" w:pos="955"/>
+              </w:tabs>
+              <w:spacing w:line="240" w:lineRule="auto"/>
+              <w:ind/>
+              <w:jc w:val="left"/>
+              <w:rPr>
+                <w:rFonts w:ascii="Times New Roman" w:hAnsi="Times New Roman" w:cs="Times New Roman"/>
+                <w:b w:val="0"/>
+                <w:bCs w:val="0"/>
+                <w:sz w:val="28"/>
+                <w:szCs w:val="28"/>
+                <w:highlight w:val="none"/>
+                <w:lang w:val="ru-RU"/>
+              </w:rPr>
+            </w:pPr>
+            <w:r>
+              <w:rPr>
+                <w:rFonts w:ascii="Times New Roman" w:hAnsi="Times New Roman" w:cs="Times New Roman"/>
+                <w:b w:val="0"/>
+                <w:bCs w:val="0"/>
+                <w:sz w:val="28"/>
+                <w:szCs w:val="28"/>
+                <w:highlight w:val="none"/>
+                <w:lang w:val="ru-RU"/>
+              </w:rPr>
+              <w:t xml:space="preserve">Время года</w:t>
+              <w:tab/>
+            </w:r>
+            <w:r>
+              <w:rPr>
+                <w:rFonts w:ascii="Times New Roman" w:hAnsi="Times New Roman" w:cs="Times New Roman"/>
+                <w:b w:val="0"/>
+                <w:bCs w:val="0"/>
+                <w:sz w:val="28"/>
+                <w:szCs w:val="28"/>
+                <w:highlight w:val="none"/>
+                <w:lang w:val="ru-RU"/>
+              </w:rPr>
+            </w:r>
+            <w:r>
+              <w:rPr>
+                <w:rFonts w:ascii="Times New Roman" w:hAnsi="Times New Roman" w:cs="Times New Roman"/>
+                <w:b w:val="0"/>
+                <w:bCs w:val="0"/>
+                <w:sz w:val="28"/>
+                <w:szCs w:val="28"/>
+                <w:highlight w:val="none"/>
+                <w:lang w:val="ru-RU"/>
+              </w:rPr>
+            </w:r>
+          </w:p>
+        </w:tc>
+        <w:tc>
+          <w:tcPr>
+            <w:tcBorders/>
+            <w:tcW w:w="3827" w:type="dxa"/>
+            <w:textDirection w:val="lrTb"/>
+            <w:noWrap w:val="false"/>
+          </w:tcPr>
+          <w:p>
+            <w:pPr>
+              <w:pStyle w:val="887"/>
               <w:pBdr/>
               <w:spacing w:line="240" w:lineRule="auto"/>
               <w:ind/>
@@ -4366,7 +4953,7 @@
           </w:tcPr>
           <w:p>
             <w:pPr>
-              <w:pStyle w:val="666"/>
+              <w:pStyle w:val="887"/>
               <w:pBdr/>
               <w:spacing w:line="240" w:lineRule="auto"/>
               <w:ind/>
@@ -4426,7 +5013,7 @@
           </w:tcPr>
           <w:p>
             <w:pPr>
-              <w:pStyle w:val="666"/>
+              <w:pStyle w:val="887"/>
               <w:pBdr/>
               <w:spacing w:line="240" w:lineRule="auto"/>
               <w:ind/>
@@ -4481,7 +5068,7 @@
     </w:tbl>
     <w:p>
       <w:pPr>
-        <w:pStyle w:val="666"/>
+        <w:pStyle w:val="887"/>
         <w:pBdr/>
         <w:spacing w:line="240" w:lineRule="auto"/>
         <w:ind/>
@@ -4514,10 +5101,19 @@
           <w:szCs w:val="28"/>
         </w:rPr>
       </w:r>
+      <w:r>
+        <w:rPr>
+          <w:rFonts w:ascii="Times New Roman" w:hAnsi="Times New Roman" w:cs="Times New Roman"/>
+          <w:b w:val="0"/>
+          <w:bCs w:val="0"/>
+          <w:sz w:val="28"/>
+          <w:szCs w:val="28"/>
+        </w:rPr>
+      </w:r>
     </w:p>
     <w:p>
       <w:pPr>
-        <w:pStyle w:val="666"/>
+        <w:pStyle w:val="887"/>
         <w:pBdr/>
         <w:spacing w:line="240" w:lineRule="auto"/>
         <w:ind/>
@@ -4553,10 +5149,21 @@
           <w:lang w:val="ru-RU"/>
         </w:rPr>
       </w:r>
+      <w:r>
+        <w:rPr>
+          <w:rFonts w:ascii="Times New Roman" w:hAnsi="Times New Roman" w:cs="Times New Roman"/>
+          <w:b/>
+          <w:bCs/>
+          <w:sz w:val="28"/>
+          <w:szCs w:val="28"/>
+          <w:highlight w:val="none"/>
+          <w:lang w:val="ru-RU"/>
+        </w:rPr>
+      </w:r>
     </w:p>
     <w:p>
       <w:pPr>
-        <w:pStyle w:val="666"/>
+        <w:pStyle w:val="887"/>
         <w:pBdr/>
         <w:spacing w:line="240" w:lineRule="auto"/>
         <w:ind w:firstLine="709"/>
@@ -4582,7 +5189,16 @@
           <w:szCs w:val="28"/>
           <w:lang w:val="ru-RU"/>
         </w:rPr>
-        <w:t xml:space="preserve">В работе представлены знания о материалах для одежды в виде семантической сети (20 вершин) и фреймовой модели (6 фреймов). Анализ показал, что, к примеру, шерсть и флис подходят для тёплой и практичной одежды. Модели можно дополнить деталями для большей точности.</w:t>
+        <w:t xml:space="preserve">В работ</w:t>
+      </w:r>
+      <w:r>
+        <w:rPr>
+          <w:rFonts w:ascii="Times New Roman" w:hAnsi="Times New Roman" w:cs="Times New Roman"/>
+          <w:sz w:val="28"/>
+          <w:szCs w:val="28"/>
+          <w:lang w:val="ru-RU"/>
+        </w:rPr>
+        <w:t xml:space="preserve">е представлены знания о материалах для одежды в виде семантической сети (20 вершин) и фреймовой модели (6 фреймов). Анализ показал, что, к примеру, шерсть и флис подходят для тёплой и практичной одежды. Модели можно дополнить деталями для большей точности.</w:t>
       </w:r>
       <w:r>
         <w:rPr>
@@ -4603,7 +5219,7 @@
     </w:p>
     <w:p>
       <w:pPr>
-        <w:pStyle w:val="666"/>
+        <w:pStyle w:val="887"/>
         <w:pBdr/>
         <w:spacing w:after="160" w:before="0"/>
         <w:ind/>
@@ -4614,6 +5230,14 @@
           <w:lang w:val="ru-RU"/>
         </w:rPr>
       </w:pPr>
+      <w:r>
+        <w:rPr>
+          <w:rFonts w:ascii="Times New Roman" w:hAnsi="Times New Roman" w:cs="Times New Roman"/>
+          <w:sz w:val="28"/>
+          <w:szCs w:val="28"/>
+          <w:lang w:val="ru-RU"/>
+        </w:rPr>
+      </w:r>
       <w:r>
         <w:rPr>
           <w:rFonts w:ascii="Times New Roman" w:hAnsi="Times New Roman" w:cs="Times New Roman"/>
@@ -4653,7 +5277,6 @@
         <w:ind/>
         <w:rPr/>
       </w:pPr>
-      <w:r/>
       <w:r>
         <w:separator/>
       </w:r>
@@ -4668,7 +5291,6 @@
         <w:ind/>
         <w:rPr/>
       </w:pPr>
-      <w:r/>
       <w:r>
         <w:continuationSeparator/>
       </w:r>
@@ -4688,7 +5310,6 @@
         <w:ind/>
         <w:rPr/>
       </w:pPr>
-      <w:r/>
       <w:r>
         <w:separator/>
       </w:r>
@@ -4703,7 +5324,6 @@
         <w:ind/>
         <w:rPr/>
       </w:pPr>
-      <w:r/>
       <w:r>
         <w:continuationSeparator/>
       </w:r>
@@ -5386,7 +6006,7 @@
     <w:lsdException w:name="Bibliography" w:uiPriority="37"/>
     <w:lsdException w:name="TOC Heading" w:uiPriority="39" w:qFormat="1"/>
   </w:latentStyles>
-  <w:style w:type="table" w:styleId="10" w:default="1">
+  <w:style w:type="table" w:styleId="703" w:default="1">
     <w:name w:val="Normal Table"/>
     <w:uiPriority w:val="99"/>
     <w:semiHidden/>
@@ -5579,9 +6199,9 @@
       </w:tcPr>
     </w:tblStylePr>
   </w:style>
-  <w:style w:type="table" w:styleId="11">
+  <w:style w:type="table" w:styleId="704">
     <w:name w:val="Table Grid"/>
-    <w:basedOn w:val="10"/>
+    <w:basedOn w:val="703"/>
     <w:uiPriority w:val="59"/>
     <w:pPr>
       <w:pBdr/>
@@ -5778,9 +6398,9 @@
       </w:tcPr>
     </w:tblStylePr>
   </w:style>
-  <w:style w:type="table" w:styleId="12">
+  <w:style w:type="table" w:styleId="705">
     <w:name w:val="Table Grid Light"/>
-    <w:basedOn w:val="10"/>
+    <w:basedOn w:val="703"/>
     <w:uiPriority w:val="59"/>
     <w:pPr>
       <w:pBdr/>
@@ -5977,9 +6597,9 @@
       </w:tcPr>
     </w:tblStylePr>
   </w:style>
-  <w:style w:type="table" w:styleId="13">
+  <w:style w:type="table" w:styleId="706">
     <w:name w:val="Plain Table 1"/>
-    <w:basedOn w:val="10"/>
+    <w:basedOn w:val="703"/>
     <w:uiPriority w:val="59"/>
     <w:pPr>
       <w:pBdr/>
@@ -6202,9 +6822,9 @@
       </w:tcPr>
     </w:tblStylePr>
   </w:style>
-  <w:style w:type="table" w:styleId="14">
+  <w:style w:type="table" w:styleId="707">
     <w:name w:val="Plain Table 2"/>
-    <w:basedOn w:val="10"/>
+    <w:basedOn w:val="703"/>
     <w:uiPriority w:val="59"/>
     <w:pPr>
       <w:pBdr/>
@@ -6435,9 +7055,9 @@
       </w:tcPr>
     </w:tblStylePr>
   </w:style>
-  <w:style w:type="table" w:styleId="15">
+  <w:style w:type="table" w:styleId="708">
     <w:name w:val="Plain Table 3"/>
-    <w:basedOn w:val="10"/>
+    <w:basedOn w:val="703"/>
     <w:uiPriority w:val="99"/>
     <w:pPr>
       <w:pBdr/>
@@ -6665,9 +7285,9 @@
       </w:tcPr>
     </w:tblStylePr>
   </w:style>
-  <w:style w:type="table" w:styleId="16">
+  <w:style w:type="table" w:styleId="709">
     <w:name w:val="Plain Table 4"/>
-    <w:basedOn w:val="10"/>
+    <w:basedOn w:val="703"/>
     <w:uiPriority w:val="99"/>
     <w:pPr>
       <w:pBdr/>
@@ -6881,9 +7501,9 @@
       </w:tcPr>
     </w:tblStylePr>
   </w:style>
-  <w:style w:type="table" w:styleId="17">
+  <w:style w:type="table" w:styleId="710">
     <w:name w:val="Plain Table 5"/>
-    <w:basedOn w:val="10"/>
+    <w:basedOn w:val="703"/>
     <w:uiPriority w:val="99"/>
     <w:pPr>
       <w:pBdr/>
@@ -7114,9 +7734,9 @@
       </w:tcPr>
     </w:tblStylePr>
   </w:style>
-  <w:style w:type="table" w:styleId="18">
+  <w:style w:type="table" w:styleId="711">
     <w:name w:val="Grid Table 1 Light"/>
-    <w:basedOn w:val="10"/>
+    <w:basedOn w:val="703"/>
     <w:uiPriority w:val="99"/>
     <w:pPr>
       <w:pBdr/>
@@ -7337,9 +7957,9 @@
       </w:tcPr>
     </w:tblStylePr>
   </w:style>
-  <w:style w:type="table" w:styleId="19">
+  <w:style w:type="table" w:styleId="712">
     <w:name w:val="Grid Table 1 Light - Accent 1"/>
-    <w:basedOn w:val="10"/>
+    <w:basedOn w:val="703"/>
     <w:uiPriority w:val="99"/>
     <w:pPr>
       <w:pBdr/>
@@ -7560,9 +8180,9 @@
       </w:tcPr>
     </w:tblStylePr>
   </w:style>
-  <w:style w:type="table" w:styleId="20">
+  <w:style w:type="table" w:styleId="713">
     <w:name w:val="Grid Table 1 Light - Accent 2"/>
-    <w:basedOn w:val="10"/>
+    <w:basedOn w:val="703"/>
     <w:uiPriority w:val="99"/>
     <w:pPr>
       <w:pBdr/>
@@ -7783,9 +8403,9 @@
       </w:tcPr>
     </w:tblStylePr>
   </w:style>
-  <w:style w:type="table" w:styleId="21">
+  <w:style w:type="table" w:styleId="714">
     <w:name w:val="Grid Table 1 Light - Accent 3"/>
-    <w:basedOn w:val="10"/>
+    <w:basedOn w:val="703"/>
     <w:uiPriority w:val="99"/>
     <w:pPr>
       <w:pBdr/>
@@ -8006,9 +8626,9 @@
       </w:tcPr>
     </w:tblStylePr>
   </w:style>
-  <w:style w:type="table" w:styleId="22">
+  <w:style w:type="table" w:styleId="715">
     <w:name w:val="Grid Table 1 Light - Accent 4"/>
-    <w:basedOn w:val="10"/>
+    <w:basedOn w:val="703"/>
     <w:uiPriority w:val="99"/>
     <w:pPr>
       <w:pBdr/>
@@ -8229,9 +8849,9 @@
       </w:tcPr>
     </w:tblStylePr>
   </w:style>
-  <w:style w:type="table" w:styleId="23">
+  <w:style w:type="table" w:styleId="716">
     <w:name w:val="Grid Table 1 Light - Accent 5"/>
-    <w:basedOn w:val="10"/>
+    <w:basedOn w:val="703"/>
     <w:uiPriority w:val="99"/>
     <w:pPr>
       <w:pBdr/>
@@ -8452,9 +9072,9 @@
       </w:tcPr>
     </w:tblStylePr>
   </w:style>
-  <w:style w:type="table" w:styleId="24">
+  <w:style w:type="table" w:styleId="717">
     <w:name w:val="Grid Table 1 Light - Accent 6"/>
-    <w:basedOn w:val="10"/>
+    <w:basedOn w:val="703"/>
     <w:uiPriority w:val="99"/>
     <w:pPr>
       <w:pBdr/>
@@ -8675,9 +9295,9 @@
       </w:tcPr>
     </w:tblStylePr>
   </w:style>
-  <w:style w:type="table" w:styleId="25">
+  <w:style w:type="table" w:styleId="718">
     <w:name w:val="Grid Table 2"/>
-    <w:basedOn w:val="10"/>
+    <w:basedOn w:val="703"/>
     <w:uiPriority w:val="99"/>
     <w:pPr>
       <w:pBdr/>
@@ -8907,9 +9527,9 @@
       </w:tcPr>
     </w:tblStylePr>
   </w:style>
-  <w:style w:type="table" w:styleId="26">
+  <w:style w:type="table" w:styleId="719">
     <w:name w:val="Grid Table 2 - Accent 1"/>
-    <w:basedOn w:val="10"/>
+    <w:basedOn w:val="703"/>
     <w:uiPriority w:val="99"/>
     <w:pPr>
       <w:pBdr/>
@@ -9139,9 +9759,9 @@
       </w:tcPr>
     </w:tblStylePr>
   </w:style>
-  <w:style w:type="table" w:styleId="27">
+  <w:style w:type="table" w:styleId="720">
     <w:name w:val="Grid Table 2 - Accent 2"/>
-    <w:basedOn w:val="10"/>
+    <w:basedOn w:val="703"/>
     <w:uiPriority w:val="99"/>
     <w:pPr>
       <w:pBdr/>
@@ -9371,9 +9991,9 @@
       </w:tcPr>
     </w:tblStylePr>
   </w:style>
-  <w:style w:type="table" w:styleId="28">
+  <w:style w:type="table" w:styleId="721">
     <w:name w:val="Grid Table 2 - Accent 3"/>
-    <w:basedOn w:val="10"/>
+    <w:basedOn w:val="703"/>
     <w:uiPriority w:val="99"/>
     <w:pPr>
       <w:pBdr/>
@@ -9603,9 +10223,9 @@
       </w:tcPr>
     </w:tblStylePr>
   </w:style>
-  <w:style w:type="table" w:styleId="29">
+  <w:style w:type="table" w:styleId="722">
     <w:name w:val="Grid Table 2 - Accent 4"/>
-    <w:basedOn w:val="10"/>
+    <w:basedOn w:val="703"/>
     <w:uiPriority w:val="99"/>
     <w:pPr>
       <w:pBdr/>
@@ -9835,9 +10455,9 @@
       </w:tcPr>
     </w:tblStylePr>
   </w:style>
-  <w:style w:type="table" w:styleId="30">
+  <w:style w:type="table" w:styleId="723">
     <w:name w:val="Grid Table 2 - Accent 5"/>
-    <w:basedOn w:val="10"/>
+    <w:basedOn w:val="703"/>
     <w:uiPriority w:val="99"/>
     <w:pPr>
       <w:pBdr/>
@@ -10067,9 +10687,9 @@
       </w:tcPr>
     </w:tblStylePr>
   </w:style>
-  <w:style w:type="table" w:styleId="31">
+  <w:style w:type="table" w:styleId="724">
     <w:name w:val="Grid Table 2 - Accent 6"/>
-    <w:basedOn w:val="10"/>
+    <w:basedOn w:val="703"/>
     <w:uiPriority w:val="99"/>
     <w:pPr>
       <w:pBdr/>
@@ -10299,9 +10919,9 @@
       </w:tcPr>
     </w:tblStylePr>
   </w:style>
-  <w:style w:type="table" w:styleId="32">
+  <w:style w:type="table" w:styleId="725">
     <w:name w:val="Grid Table 3"/>
-    <w:basedOn w:val="10"/>
+    <w:basedOn w:val="703"/>
     <w:uiPriority w:val="99"/>
     <w:pPr>
       <w:pBdr/>
@@ -10400,29 +11020,6 @@
         <w:tblBorders/>
       </w:tblPr>
       <w:tcPr>
-        <w:shd w:color="ffffff"/>
-        <w:tcBorders>
-          <w:top w:val="none" w:color="000000" w:sz="4" w:space="0"/>
-          <w:left w:val="none" w:color="000000" w:sz="4" w:space="0"/>
-          <w:bottom w:val="none" w:color="000000" w:sz="4" w:space="0"/>
-          <w:right w:val="none" w:color="000000" w:sz="4" w:space="0"/>
-        </w:tcBorders>
-      </w:tcPr>
-    </w:tblStylePr>
-    <w:tblStylePr w:type="firstRow">
-      <w:rPr>
-        <w:b/>
-        <w:color w:val="404040"/>
-      </w:rPr>
-      <w:pPr>
-        <w:pBdr/>
-        <w:spacing/>
-        <w:ind/>
-      </w:pPr>
-      <w:tblPr>
-        <w:tblBorders/>
-      </w:tblPr>
-      <w:tcPr>
         <w:shd w:val="clear" w:color="ffffff"/>
         <w:tcBorders>
           <w:top w:val="none" w:color="000000" w:sz="4" w:space="0"/>
@@ -10432,30 +11029,7 @@
         </w:tcBorders>
       </w:tcPr>
     </w:tblStylePr>
-    <w:tblStylePr w:type="lastCol">
-      <w:rPr>
-        <w:i/>
-        <w:color w:val="404040"/>
-      </w:rPr>
-      <w:pPr>
-        <w:pBdr/>
-        <w:spacing/>
-        <w:ind/>
-      </w:pPr>
-      <w:tblPr>
-        <w:tblBorders/>
-      </w:tblPr>
-      <w:tcPr>
-        <w:shd w:color="ffffff"/>
-        <w:tcBorders>
-          <w:top w:val="none" w:color="000000" w:sz="4" w:space="0"/>
-          <w:left w:val="none" w:color="000000" w:sz="4" w:space="0"/>
-          <w:bottom w:val="none" w:color="000000" w:sz="4" w:space="0"/>
-          <w:right w:val="none" w:color="000000" w:sz="4" w:space="0"/>
-        </w:tcBorders>
-      </w:tcPr>
-    </w:tblStylePr>
-    <w:tblStylePr w:type="lastRow">
+    <w:tblStylePr w:type="firstRow">
       <w:rPr>
         <w:b/>
         <w:color w:val="404040"/>
@@ -10478,6 +11052,52 @@
         </w:tcBorders>
       </w:tcPr>
     </w:tblStylePr>
+    <w:tblStylePr w:type="lastCol">
+      <w:rPr>
+        <w:i/>
+        <w:color w:val="404040"/>
+      </w:rPr>
+      <w:pPr>
+        <w:pBdr/>
+        <w:spacing/>
+        <w:ind/>
+      </w:pPr>
+      <w:tblPr>
+        <w:tblBorders/>
+      </w:tblPr>
+      <w:tcPr>
+        <w:shd w:val="clear" w:color="ffffff"/>
+        <w:tcBorders>
+          <w:top w:val="none" w:color="000000" w:sz="4" w:space="0"/>
+          <w:left w:val="none" w:color="000000" w:sz="4" w:space="0"/>
+          <w:bottom w:val="none" w:color="000000" w:sz="4" w:space="0"/>
+          <w:right w:val="none" w:color="000000" w:sz="4" w:space="0"/>
+        </w:tcBorders>
+      </w:tcPr>
+    </w:tblStylePr>
+    <w:tblStylePr w:type="lastRow">
+      <w:rPr>
+        <w:b/>
+        <w:color w:val="404040"/>
+      </w:rPr>
+      <w:pPr>
+        <w:pBdr/>
+        <w:spacing/>
+        <w:ind/>
+      </w:pPr>
+      <w:tblPr>
+        <w:tblBorders/>
+      </w:tblPr>
+      <w:tcPr>
+        <w:shd w:val="clear" w:color="ffffff"/>
+        <w:tcBorders>
+          <w:top w:val="none" w:color="000000" w:sz="4" w:space="0"/>
+          <w:left w:val="none" w:color="000000" w:sz="4" w:space="0"/>
+          <w:bottom w:val="none" w:color="000000" w:sz="4" w:space="0"/>
+          <w:right w:val="none" w:color="000000" w:sz="4" w:space="0"/>
+        </w:tcBorders>
+      </w:tcPr>
+    </w:tblStylePr>
     <w:tblStylePr w:type="nwCell">
       <w:pPr>
         <w:pBdr/>
@@ -10544,9 +11164,9 @@
       </w:tcPr>
     </w:tblStylePr>
   </w:style>
-  <w:style w:type="table" w:styleId="33">
+  <w:style w:type="table" w:styleId="726">
     <w:name w:val="Grid Table 3 - Accent 1"/>
-    <w:basedOn w:val="10"/>
+    <w:basedOn w:val="703"/>
     <w:uiPriority w:val="99"/>
     <w:pPr>
       <w:pBdr/>
@@ -10645,29 +11265,6 @@
         <w:tblBorders/>
       </w:tblPr>
       <w:tcPr>
-        <w:shd w:color="ffffff"/>
-        <w:tcBorders>
-          <w:top w:val="none" w:color="000000" w:sz="4" w:space="0"/>
-          <w:left w:val="none" w:color="000000" w:sz="4" w:space="0"/>
-          <w:bottom w:val="none" w:color="000000" w:sz="4" w:space="0"/>
-          <w:right w:val="none" w:color="000000" w:sz="4" w:space="0"/>
-        </w:tcBorders>
-      </w:tcPr>
-    </w:tblStylePr>
-    <w:tblStylePr w:type="firstRow">
-      <w:rPr>
-        <w:b/>
-        <w:color w:val="404040"/>
-      </w:rPr>
-      <w:pPr>
-        <w:pBdr/>
-        <w:spacing/>
-        <w:ind/>
-      </w:pPr>
-      <w:tblPr>
-        <w:tblBorders/>
-      </w:tblPr>
-      <w:tcPr>
         <w:shd w:val="clear" w:color="ffffff"/>
         <w:tcBorders>
           <w:top w:val="none" w:color="000000" w:sz="4" w:space="0"/>
@@ -10677,30 +11274,7 @@
         </w:tcBorders>
       </w:tcPr>
     </w:tblStylePr>
-    <w:tblStylePr w:type="lastCol">
-      <w:rPr>
-        <w:i/>
-        <w:color w:val="404040"/>
-      </w:rPr>
-      <w:pPr>
-        <w:pBdr/>
-        <w:spacing/>
-        <w:ind/>
-      </w:pPr>
-      <w:tblPr>
-        <w:tblBorders/>
-      </w:tblPr>
-      <w:tcPr>
-        <w:shd w:color="ffffff"/>
-        <w:tcBorders>
-          <w:top w:val="none" w:color="000000" w:sz="4" w:space="0"/>
-          <w:left w:val="none" w:color="000000" w:sz="4" w:space="0"/>
-          <w:bottom w:val="none" w:color="000000" w:sz="4" w:space="0"/>
-          <w:right w:val="none" w:color="000000" w:sz="4" w:space="0"/>
-        </w:tcBorders>
-      </w:tcPr>
-    </w:tblStylePr>
-    <w:tblStylePr w:type="lastRow">
+    <w:tblStylePr w:type="firstRow">
       <w:rPr>
         <w:b/>
         <w:color w:val="404040"/>
@@ -10723,6 +11297,52 @@
         </w:tcBorders>
       </w:tcPr>
     </w:tblStylePr>
+    <w:tblStylePr w:type="lastCol">
+      <w:rPr>
+        <w:i/>
+        <w:color w:val="404040"/>
+      </w:rPr>
+      <w:pPr>
+        <w:pBdr/>
+        <w:spacing/>
+        <w:ind/>
+      </w:pPr>
+      <w:tblPr>
+        <w:tblBorders/>
+      </w:tblPr>
+      <w:tcPr>
+        <w:shd w:val="clear" w:color="ffffff"/>
+        <w:tcBorders>
+          <w:top w:val="none" w:color="000000" w:sz="4" w:space="0"/>
+          <w:left w:val="none" w:color="000000" w:sz="4" w:space="0"/>
+          <w:bottom w:val="none" w:color="000000" w:sz="4" w:space="0"/>
+          <w:right w:val="none" w:color="000000" w:sz="4" w:space="0"/>
+        </w:tcBorders>
+      </w:tcPr>
+    </w:tblStylePr>
+    <w:tblStylePr w:type="lastRow">
+      <w:rPr>
+        <w:b/>
+        <w:color w:val="404040"/>
+      </w:rPr>
+      <w:pPr>
+        <w:pBdr/>
+        <w:spacing/>
+        <w:ind/>
+      </w:pPr>
+      <w:tblPr>
+        <w:tblBorders/>
+      </w:tblPr>
+      <w:tcPr>
+        <w:shd w:val="clear" w:color="ffffff"/>
+        <w:tcBorders>
+          <w:top w:val="none" w:color="000000" w:sz="4" w:space="0"/>
+          <w:left w:val="none" w:color="000000" w:sz="4" w:space="0"/>
+          <w:bottom w:val="none" w:color="000000" w:sz="4" w:space="0"/>
+          <w:right w:val="none" w:color="000000" w:sz="4" w:space="0"/>
+        </w:tcBorders>
+      </w:tcPr>
+    </w:tblStylePr>
     <w:tblStylePr w:type="nwCell">
       <w:pPr>
         <w:pBdr/>
@@ -10789,9 +11409,9 @@
       </w:tcPr>
     </w:tblStylePr>
   </w:style>
-  <w:style w:type="table" w:styleId="34">
+  <w:style w:type="table" w:styleId="727">
     <w:name w:val="Grid Table 3 - Accent 2"/>
-    <w:basedOn w:val="10"/>
+    <w:basedOn w:val="703"/>
     <w:uiPriority w:val="99"/>
     <w:pPr>
       <w:pBdr/>
@@ -10890,29 +11510,6 @@
         <w:tblBorders/>
       </w:tblPr>
       <w:tcPr>
-        <w:shd w:color="ffffff"/>
-        <w:tcBorders>
-          <w:top w:val="none" w:color="000000" w:sz="4" w:space="0"/>
-          <w:left w:val="none" w:color="000000" w:sz="4" w:space="0"/>
-          <w:bottom w:val="none" w:color="000000" w:sz="4" w:space="0"/>
-          <w:right w:val="none" w:color="000000" w:sz="4" w:space="0"/>
-        </w:tcBorders>
-      </w:tcPr>
-    </w:tblStylePr>
-    <w:tblStylePr w:type="firstRow">
-      <w:rPr>
-        <w:b/>
-        <w:color w:val="404040"/>
-      </w:rPr>
-      <w:pPr>
-        <w:pBdr/>
-        <w:spacing/>
-        <w:ind/>
-      </w:pPr>
-      <w:tblPr>
-        <w:tblBorders/>
-      </w:tblPr>
-      <w:tcPr>
         <w:shd w:val="clear" w:color="ffffff"/>
         <w:tcBorders>
           <w:top w:val="none" w:color="000000" w:sz="4" w:space="0"/>
@@ -10922,30 +11519,7 @@
         </w:tcBorders>
       </w:tcPr>
     </w:tblStylePr>
-    <w:tblStylePr w:type="lastCol">
-      <w:rPr>
-        <w:i/>
-        <w:color w:val="404040"/>
-      </w:rPr>
-      <w:pPr>
-        <w:pBdr/>
-        <w:spacing/>
-        <w:ind/>
-      </w:pPr>
-      <w:tblPr>
-        <w:tblBorders/>
-      </w:tblPr>
-      <w:tcPr>
-        <w:shd w:color="ffffff"/>
-        <w:tcBorders>
-          <w:top w:val="none" w:color="000000" w:sz="4" w:space="0"/>
-          <w:left w:val="none" w:color="000000" w:sz="4" w:space="0"/>
-          <w:bottom w:val="none" w:color="000000" w:sz="4" w:space="0"/>
-          <w:right w:val="none" w:color="000000" w:sz="4" w:space="0"/>
-        </w:tcBorders>
-      </w:tcPr>
-    </w:tblStylePr>
-    <w:tblStylePr w:type="lastRow">
+    <w:tblStylePr w:type="firstRow">
       <w:rPr>
         <w:b/>
         <w:color w:val="404040"/>
@@ -10968,6 +11542,52 @@
         </w:tcBorders>
       </w:tcPr>
     </w:tblStylePr>
+    <w:tblStylePr w:type="lastCol">
+      <w:rPr>
+        <w:i/>
+        <w:color w:val="404040"/>
+      </w:rPr>
+      <w:pPr>
+        <w:pBdr/>
+        <w:spacing/>
+        <w:ind/>
+      </w:pPr>
+      <w:tblPr>
+        <w:tblBorders/>
+      </w:tblPr>
+      <w:tcPr>
+        <w:shd w:val="clear" w:color="ffffff"/>
+        <w:tcBorders>
+          <w:top w:val="none" w:color="000000" w:sz="4" w:space="0"/>
+          <w:left w:val="none" w:color="000000" w:sz="4" w:space="0"/>
+          <w:bottom w:val="none" w:color="000000" w:sz="4" w:space="0"/>
+          <w:right w:val="none" w:color="000000" w:sz="4" w:space="0"/>
+        </w:tcBorders>
+      </w:tcPr>
+    </w:tblStylePr>
+    <w:tblStylePr w:type="lastRow">
+      <w:rPr>
+        <w:b/>
+        <w:color w:val="404040"/>
+      </w:rPr>
+      <w:pPr>
+        <w:pBdr/>
+        <w:spacing/>
+        <w:ind/>
+      </w:pPr>
+      <w:tblPr>
+        <w:tblBorders/>
+      </w:tblPr>
+      <w:tcPr>
+        <w:shd w:val="clear" w:color="ffffff"/>
+        <w:tcBorders>
+          <w:top w:val="none" w:color="000000" w:sz="4" w:space="0"/>
+          <w:left w:val="none" w:color="000000" w:sz="4" w:space="0"/>
+          <w:bottom w:val="none" w:color="000000" w:sz="4" w:space="0"/>
+          <w:right w:val="none" w:color="000000" w:sz="4" w:space="0"/>
+        </w:tcBorders>
+      </w:tcPr>
+    </w:tblStylePr>
     <w:tblStylePr w:type="nwCell">
       <w:pPr>
         <w:pBdr/>
@@ -11034,9 +11654,9 @@
       </w:tcPr>
     </w:tblStylePr>
   </w:style>
-  <w:style w:type="table" w:styleId="35">
+  <w:style w:type="table" w:styleId="728">
     <w:name w:val="Grid Table 3 - Accent 3"/>
-    <w:basedOn w:val="10"/>
+    <w:basedOn w:val="703"/>
     <w:uiPriority w:val="99"/>
     <w:pPr>
       <w:pBdr/>
@@ -11135,29 +11755,6 @@
         <w:tblBorders/>
       </w:tblPr>
       <w:tcPr>
-        <w:shd w:color="ffffff"/>
-        <w:tcBorders>
-          <w:top w:val="none" w:color="000000" w:sz="4" w:space="0"/>
-          <w:left w:val="none" w:color="000000" w:sz="4" w:space="0"/>
-          <w:bottom w:val="none" w:color="000000" w:sz="4" w:space="0"/>
-          <w:right w:val="none" w:color="000000" w:sz="4" w:space="0"/>
-        </w:tcBorders>
-      </w:tcPr>
-    </w:tblStylePr>
-    <w:tblStylePr w:type="firstRow">
-      <w:rPr>
-        <w:b/>
-        <w:color w:val="404040"/>
-      </w:rPr>
-      <w:pPr>
-        <w:pBdr/>
-        <w:spacing/>
-        <w:ind/>
-      </w:pPr>
-      <w:tblPr>
-        <w:tblBorders/>
-      </w:tblPr>
-      <w:tcPr>
         <w:shd w:val="clear" w:color="ffffff"/>
         <w:tcBorders>
           <w:top w:val="none" w:color="000000" w:sz="4" w:space="0"/>
@@ -11167,30 +11764,7 @@
         </w:tcBorders>
       </w:tcPr>
     </w:tblStylePr>
-    <w:tblStylePr w:type="lastCol">
-      <w:rPr>
-        <w:i/>
-        <w:color w:val="404040"/>
-      </w:rPr>
-      <w:pPr>
-        <w:pBdr/>
-        <w:spacing/>
-        <w:ind/>
-      </w:pPr>
-      <w:tblPr>
-        <w:tblBorders/>
-      </w:tblPr>
-      <w:tcPr>
-        <w:shd w:color="ffffff"/>
-        <w:tcBorders>
-          <w:top w:val="none" w:color="000000" w:sz="4" w:space="0"/>
-          <w:left w:val="none" w:color="000000" w:sz="4" w:space="0"/>
-          <w:bottom w:val="none" w:color="000000" w:sz="4" w:space="0"/>
-          <w:right w:val="none" w:color="000000" w:sz="4" w:space="0"/>
-        </w:tcBorders>
-      </w:tcPr>
-    </w:tblStylePr>
-    <w:tblStylePr w:type="lastRow">
+    <w:tblStylePr w:type="firstRow">
       <w:rPr>
         <w:b/>
         <w:color w:val="404040"/>
@@ -11213,6 +11787,52 @@
         </w:tcBorders>
       </w:tcPr>
     </w:tblStylePr>
+    <w:tblStylePr w:type="lastCol">
+      <w:rPr>
+        <w:i/>
+        <w:color w:val="404040"/>
+      </w:rPr>
+      <w:pPr>
+        <w:pBdr/>
+        <w:spacing/>
+        <w:ind/>
+      </w:pPr>
+      <w:tblPr>
+        <w:tblBorders/>
+      </w:tblPr>
+      <w:tcPr>
+        <w:shd w:val="clear" w:color="ffffff"/>
+        <w:tcBorders>
+          <w:top w:val="none" w:color="000000" w:sz="4" w:space="0"/>
+          <w:left w:val="none" w:color="000000" w:sz="4" w:space="0"/>
+          <w:bottom w:val="none" w:color="000000" w:sz="4" w:space="0"/>
+          <w:right w:val="none" w:color="000000" w:sz="4" w:space="0"/>
+        </w:tcBorders>
+      </w:tcPr>
+    </w:tblStylePr>
+    <w:tblStylePr w:type="lastRow">
+      <w:rPr>
+        <w:b/>
+        <w:color w:val="404040"/>
+      </w:rPr>
+      <w:pPr>
+        <w:pBdr/>
+        <w:spacing/>
+        <w:ind/>
+      </w:pPr>
+      <w:tblPr>
+        <w:tblBorders/>
+      </w:tblPr>
+      <w:tcPr>
+        <w:shd w:val="clear" w:color="ffffff"/>
+        <w:tcBorders>
+          <w:top w:val="none" w:color="000000" w:sz="4" w:space="0"/>
+          <w:left w:val="none" w:color="000000" w:sz="4" w:space="0"/>
+          <w:bottom w:val="none" w:color="000000" w:sz="4" w:space="0"/>
+          <w:right w:val="none" w:color="000000" w:sz="4" w:space="0"/>
+        </w:tcBorders>
+      </w:tcPr>
+    </w:tblStylePr>
     <w:tblStylePr w:type="nwCell">
       <w:pPr>
         <w:pBdr/>
@@ -11279,9 +11899,9 @@
       </w:tcPr>
     </w:tblStylePr>
   </w:style>
-  <w:style w:type="table" w:styleId="36">
+  <w:style w:type="table" w:styleId="729">
     <w:name w:val="Grid Table 3 - Accent 4"/>
-    <w:basedOn w:val="10"/>
+    <w:basedOn w:val="703"/>
     <w:uiPriority w:val="99"/>
     <w:pPr>
       <w:pBdr/>
@@ -11380,29 +12000,6 @@
         <w:tblBorders/>
       </w:tblPr>
       <w:tcPr>
-        <w:shd w:color="ffffff"/>
-        <w:tcBorders>
-          <w:top w:val="none" w:color="000000" w:sz="4" w:space="0"/>
-          <w:left w:val="none" w:color="000000" w:sz="4" w:space="0"/>
-          <w:bottom w:val="none" w:color="000000" w:sz="4" w:space="0"/>
-          <w:right w:val="none" w:color="000000" w:sz="4" w:space="0"/>
-        </w:tcBorders>
-      </w:tcPr>
-    </w:tblStylePr>
-    <w:tblStylePr w:type="firstRow">
-      <w:rPr>
-        <w:b/>
-        <w:color w:val="404040"/>
-      </w:rPr>
-      <w:pPr>
-        <w:pBdr/>
-        <w:spacing/>
-        <w:ind/>
-      </w:pPr>
-      <w:tblPr>
-        <w:tblBorders/>
-      </w:tblPr>
-      <w:tcPr>
         <w:shd w:val="clear" w:color="ffffff"/>
         <w:tcBorders>
           <w:top w:val="none" w:color="000000" w:sz="4" w:space="0"/>
@@ -11412,30 +12009,7 @@
         </w:tcBorders>
       </w:tcPr>
     </w:tblStylePr>
-    <w:tblStylePr w:type="lastCol">
-      <w:rPr>
-        <w:i/>
-        <w:color w:val="404040"/>
-      </w:rPr>
-      <w:pPr>
-        <w:pBdr/>
-        <w:spacing/>
-        <w:ind/>
-      </w:pPr>
-      <w:tblPr>
-        <w:tblBorders/>
-      </w:tblPr>
-      <w:tcPr>
-        <w:shd w:color="ffffff"/>
-        <w:tcBorders>
-          <w:top w:val="none" w:color="000000" w:sz="4" w:space="0"/>
-          <w:left w:val="none" w:color="000000" w:sz="4" w:space="0"/>
-          <w:bottom w:val="none" w:color="000000" w:sz="4" w:space="0"/>
-          <w:right w:val="none" w:color="000000" w:sz="4" w:space="0"/>
-        </w:tcBorders>
-      </w:tcPr>
-    </w:tblStylePr>
-    <w:tblStylePr w:type="lastRow">
+    <w:tblStylePr w:type="firstRow">
       <w:rPr>
         <w:b/>
         <w:color w:val="404040"/>
@@ -11458,6 +12032,52 @@
         </w:tcBorders>
       </w:tcPr>
     </w:tblStylePr>
+    <w:tblStylePr w:type="lastCol">
+      <w:rPr>
+        <w:i/>
+        <w:color w:val="404040"/>
+      </w:rPr>
+      <w:pPr>
+        <w:pBdr/>
+        <w:spacing/>
+        <w:ind/>
+      </w:pPr>
+      <w:tblPr>
+        <w:tblBorders/>
+      </w:tblPr>
+      <w:tcPr>
+        <w:shd w:val="clear" w:color="ffffff"/>
+        <w:tcBorders>
+          <w:top w:val="none" w:color="000000" w:sz="4" w:space="0"/>
+          <w:left w:val="none" w:color="000000" w:sz="4" w:space="0"/>
+          <w:bottom w:val="none" w:color="000000" w:sz="4" w:space="0"/>
+          <w:right w:val="none" w:color="000000" w:sz="4" w:space="0"/>
+        </w:tcBorders>
+      </w:tcPr>
+    </w:tblStylePr>
+    <w:tblStylePr w:type="lastRow">
+      <w:rPr>
+        <w:b/>
+        <w:color w:val="404040"/>
+      </w:rPr>
+      <w:pPr>
+        <w:pBdr/>
+        <w:spacing/>
+        <w:ind/>
+      </w:pPr>
+      <w:tblPr>
+        <w:tblBorders/>
+      </w:tblPr>
+      <w:tcPr>
+        <w:shd w:val="clear" w:color="ffffff"/>
+        <w:tcBorders>
+          <w:top w:val="none" w:color="000000" w:sz="4" w:space="0"/>
+          <w:left w:val="none" w:color="000000" w:sz="4" w:space="0"/>
+          <w:bottom w:val="none" w:color="000000" w:sz="4" w:space="0"/>
+          <w:right w:val="none" w:color="000000" w:sz="4" w:space="0"/>
+        </w:tcBorders>
+      </w:tcPr>
+    </w:tblStylePr>
     <w:tblStylePr w:type="nwCell">
       <w:pPr>
         <w:pBdr/>
@@ -11524,9 +12144,9 @@
       </w:tcPr>
     </w:tblStylePr>
   </w:style>
-  <w:style w:type="table" w:styleId="37">
+  <w:style w:type="table" w:styleId="730">
     <w:name w:val="Grid Table 3 - Accent 5"/>
-    <w:basedOn w:val="10"/>
+    <w:basedOn w:val="703"/>
     <w:uiPriority w:val="99"/>
     <w:pPr>
       <w:pBdr/>
@@ -11625,29 +12245,6 @@
         <w:tblBorders/>
       </w:tblPr>
       <w:tcPr>
-        <w:shd w:color="ffffff"/>
-        <w:tcBorders>
-          <w:top w:val="none" w:color="000000" w:sz="4" w:space="0"/>
-          <w:left w:val="none" w:color="000000" w:sz="4" w:space="0"/>
-          <w:bottom w:val="none" w:color="000000" w:sz="4" w:space="0"/>
-          <w:right w:val="none" w:color="000000" w:sz="4" w:space="0"/>
-        </w:tcBorders>
-      </w:tcPr>
-    </w:tblStylePr>
-    <w:tblStylePr w:type="firstRow">
-      <w:rPr>
-        <w:b/>
-        <w:color w:val="404040"/>
-      </w:rPr>
-      <w:pPr>
-        <w:pBdr/>
-        <w:spacing/>
-        <w:ind/>
-      </w:pPr>
-      <w:tblPr>
-        <w:tblBorders/>
-      </w:tblPr>
-      <w:tcPr>
         <w:shd w:val="clear" w:color="ffffff"/>
         <w:tcBorders>
           <w:top w:val="none" w:color="000000" w:sz="4" w:space="0"/>
@@ -11657,30 +12254,7 @@
         </w:tcBorders>
       </w:tcPr>
     </w:tblStylePr>
-    <w:tblStylePr w:type="lastCol">
-      <w:rPr>
-        <w:i/>
-        <w:color w:val="404040"/>
-      </w:rPr>
-      <w:pPr>
-        <w:pBdr/>
-        <w:spacing/>
-        <w:ind/>
-      </w:pPr>
-      <w:tblPr>
-        <w:tblBorders/>
-      </w:tblPr>
-      <w:tcPr>
-        <w:shd w:color="ffffff"/>
-        <w:tcBorders>
-          <w:top w:val="none" w:color="000000" w:sz="4" w:space="0"/>
-          <w:left w:val="none" w:color="000000" w:sz="4" w:space="0"/>
-          <w:bottom w:val="none" w:color="000000" w:sz="4" w:space="0"/>
-          <w:right w:val="none" w:color="000000" w:sz="4" w:space="0"/>
-        </w:tcBorders>
-      </w:tcPr>
-    </w:tblStylePr>
-    <w:tblStylePr w:type="lastRow">
+    <w:tblStylePr w:type="firstRow">
       <w:rPr>
         <w:b/>
         <w:color w:val="404040"/>
@@ -11703,6 +12277,52 @@
         </w:tcBorders>
       </w:tcPr>
     </w:tblStylePr>
+    <w:tblStylePr w:type="lastCol">
+      <w:rPr>
+        <w:i/>
+        <w:color w:val="404040"/>
+      </w:rPr>
+      <w:pPr>
+        <w:pBdr/>
+        <w:spacing/>
+        <w:ind/>
+      </w:pPr>
+      <w:tblPr>
+        <w:tblBorders/>
+      </w:tblPr>
+      <w:tcPr>
+        <w:shd w:val="clear" w:color="ffffff"/>
+        <w:tcBorders>
+          <w:top w:val="none" w:color="000000" w:sz="4" w:space="0"/>
+          <w:left w:val="none" w:color="000000" w:sz="4" w:space="0"/>
+          <w:bottom w:val="none" w:color="000000" w:sz="4" w:space="0"/>
+          <w:right w:val="none" w:color="000000" w:sz="4" w:space="0"/>
+        </w:tcBorders>
+      </w:tcPr>
+    </w:tblStylePr>
+    <w:tblStylePr w:type="lastRow">
+      <w:rPr>
+        <w:b/>
+        <w:color w:val="404040"/>
+      </w:rPr>
+      <w:pPr>
+        <w:pBdr/>
+        <w:spacing/>
+        <w:ind/>
+      </w:pPr>
+      <w:tblPr>
+        <w:tblBorders/>
+      </w:tblPr>
+      <w:tcPr>
+        <w:shd w:val="clear" w:color="ffffff"/>
+        <w:tcBorders>
+          <w:top w:val="none" w:color="000000" w:sz="4" w:space="0"/>
+          <w:left w:val="none" w:color="000000" w:sz="4" w:space="0"/>
+          <w:bottom w:val="none" w:color="000000" w:sz="4" w:space="0"/>
+          <w:right w:val="none" w:color="000000" w:sz="4" w:space="0"/>
+        </w:tcBorders>
+      </w:tcPr>
+    </w:tblStylePr>
     <w:tblStylePr w:type="nwCell">
       <w:pPr>
         <w:pBdr/>
@@ -11769,9 +12389,9 @@
       </w:tcPr>
     </w:tblStylePr>
   </w:style>
-  <w:style w:type="table" w:styleId="38">
+  <w:style w:type="table" w:styleId="731">
     <w:name w:val="Grid Table 3 - Accent 6"/>
-    <w:basedOn w:val="10"/>
+    <w:basedOn w:val="703"/>
     <w:uiPriority w:val="99"/>
     <w:pPr>
       <w:pBdr/>
@@ -11870,29 +12490,6 @@
         <w:tblBorders/>
       </w:tblPr>
       <w:tcPr>
-        <w:shd w:color="ffffff"/>
-        <w:tcBorders>
-          <w:top w:val="none" w:color="000000" w:sz="4" w:space="0"/>
-          <w:left w:val="none" w:color="000000" w:sz="4" w:space="0"/>
-          <w:bottom w:val="none" w:color="000000" w:sz="4" w:space="0"/>
-          <w:right w:val="none" w:color="000000" w:sz="4" w:space="0"/>
-        </w:tcBorders>
-      </w:tcPr>
-    </w:tblStylePr>
-    <w:tblStylePr w:type="firstRow">
-      <w:rPr>
-        <w:b/>
-        <w:color w:val="404040"/>
-      </w:rPr>
-      <w:pPr>
-        <w:pBdr/>
-        <w:spacing/>
-        <w:ind/>
-      </w:pPr>
-      <w:tblPr>
-        <w:tblBorders/>
-      </w:tblPr>
-      <w:tcPr>
         <w:shd w:val="clear" w:color="ffffff"/>
         <w:tcBorders>
           <w:top w:val="none" w:color="000000" w:sz="4" w:space="0"/>
@@ -11902,30 +12499,7 @@
         </w:tcBorders>
       </w:tcPr>
     </w:tblStylePr>
-    <w:tblStylePr w:type="lastCol">
-      <w:rPr>
-        <w:i/>
-        <w:color w:val="404040"/>
-      </w:rPr>
-      <w:pPr>
-        <w:pBdr/>
-        <w:spacing/>
-        <w:ind/>
-      </w:pPr>
-      <w:tblPr>
-        <w:tblBorders/>
-      </w:tblPr>
-      <w:tcPr>
-        <w:shd w:color="ffffff"/>
-        <w:tcBorders>
-          <w:top w:val="none" w:color="000000" w:sz="4" w:space="0"/>
-          <w:left w:val="none" w:color="000000" w:sz="4" w:space="0"/>
-          <w:bottom w:val="none" w:color="000000" w:sz="4" w:space="0"/>
-          <w:right w:val="none" w:color="000000" w:sz="4" w:space="0"/>
-        </w:tcBorders>
-      </w:tcPr>
-    </w:tblStylePr>
-    <w:tblStylePr w:type="lastRow">
+    <w:tblStylePr w:type="firstRow">
       <w:rPr>
         <w:b/>
         <w:color w:val="404040"/>
@@ -11948,6 +12522,52 @@
         </w:tcBorders>
       </w:tcPr>
     </w:tblStylePr>
+    <w:tblStylePr w:type="lastCol">
+      <w:rPr>
+        <w:i/>
+        <w:color w:val="404040"/>
+      </w:rPr>
+      <w:pPr>
+        <w:pBdr/>
+        <w:spacing/>
+        <w:ind/>
+      </w:pPr>
+      <w:tblPr>
+        <w:tblBorders/>
+      </w:tblPr>
+      <w:tcPr>
+        <w:shd w:val="clear" w:color="ffffff"/>
+        <w:tcBorders>
+          <w:top w:val="none" w:color="000000" w:sz="4" w:space="0"/>
+          <w:left w:val="none" w:color="000000" w:sz="4" w:space="0"/>
+          <w:bottom w:val="none" w:color="000000" w:sz="4" w:space="0"/>
+          <w:right w:val="none" w:color="000000" w:sz="4" w:space="0"/>
+        </w:tcBorders>
+      </w:tcPr>
+    </w:tblStylePr>
+    <w:tblStylePr w:type="lastRow">
+      <w:rPr>
+        <w:b/>
+        <w:color w:val="404040"/>
+      </w:rPr>
+      <w:pPr>
+        <w:pBdr/>
+        <w:spacing/>
+        <w:ind/>
+      </w:pPr>
+      <w:tblPr>
+        <w:tblBorders/>
+      </w:tblPr>
+      <w:tcPr>
+        <w:shd w:val="clear" w:color="ffffff"/>
+        <w:tcBorders>
+          <w:top w:val="none" w:color="000000" w:sz="4" w:space="0"/>
+          <w:left w:val="none" w:color="000000" w:sz="4" w:space="0"/>
+          <w:bottom w:val="none" w:color="000000" w:sz="4" w:space="0"/>
+          <w:right w:val="none" w:color="000000" w:sz="4" w:space="0"/>
+        </w:tcBorders>
+      </w:tcPr>
+    </w:tblStylePr>
     <w:tblStylePr w:type="nwCell">
       <w:pPr>
         <w:pBdr/>
@@ -12014,9 +12634,9 @@
       </w:tcPr>
     </w:tblStylePr>
   </w:style>
-  <w:style w:type="table" w:styleId="39">
+  <w:style w:type="table" w:styleId="732">
     <w:name w:val="Grid Table 4"/>
-    <w:basedOn w:val="10"/>
+    <w:basedOn w:val="703"/>
     <w:uiPriority w:val="59"/>
     <w:pPr>
       <w:pBdr/>
@@ -12247,9 +12867,9 @@
       </w:tcPr>
     </w:tblStylePr>
   </w:style>
-  <w:style w:type="table" w:styleId="40">
+  <w:style w:type="table" w:styleId="733">
     <w:name w:val="Grid Table 4 - Accent 1"/>
-    <w:basedOn w:val="10"/>
+    <w:basedOn w:val="703"/>
     <w:uiPriority w:val="59"/>
     <w:pPr>
       <w:pBdr/>
@@ -12480,9 +13100,9 @@
       </w:tcPr>
     </w:tblStylePr>
   </w:style>
-  <w:style w:type="table" w:styleId="41">
+  <w:style w:type="table" w:styleId="734">
     <w:name w:val="Grid Table 4 - Accent 2"/>
-    <w:basedOn w:val="10"/>
+    <w:basedOn w:val="703"/>
     <w:uiPriority w:val="59"/>
     <w:pPr>
       <w:pBdr/>
@@ -12713,9 +13333,9 @@
       </w:tcPr>
     </w:tblStylePr>
   </w:style>
-  <w:style w:type="table" w:styleId="42">
+  <w:style w:type="table" w:styleId="735">
     <w:name w:val="Grid Table 4 - Accent 3"/>
-    <w:basedOn w:val="10"/>
+    <w:basedOn w:val="703"/>
     <w:uiPriority w:val="59"/>
     <w:pPr>
       <w:pBdr/>
@@ -12946,9 +13566,9 @@
       </w:tcPr>
     </w:tblStylePr>
   </w:style>
-  <w:style w:type="table" w:styleId="43">
+  <w:style w:type="table" w:styleId="736">
     <w:name w:val="Grid Table 4 - Accent 4"/>
-    <w:basedOn w:val="10"/>
+    <w:basedOn w:val="703"/>
     <w:uiPriority w:val="59"/>
     <w:pPr>
       <w:pBdr/>
@@ -13179,9 +13799,9 @@
       </w:tcPr>
     </w:tblStylePr>
   </w:style>
-  <w:style w:type="table" w:styleId="44">
+  <w:style w:type="table" w:styleId="737">
     <w:name w:val="Grid Table 4 - Accent 5"/>
-    <w:basedOn w:val="10"/>
+    <w:basedOn w:val="703"/>
     <w:uiPriority w:val="59"/>
     <w:pPr>
       <w:pBdr/>
@@ -13412,9 +14032,9 @@
       </w:tcPr>
     </w:tblStylePr>
   </w:style>
-  <w:style w:type="table" w:styleId="45">
+  <w:style w:type="table" w:styleId="738">
     <w:name w:val="Grid Table 4 - Accent 6"/>
-    <w:basedOn w:val="10"/>
+    <w:basedOn w:val="703"/>
     <w:uiPriority w:val="59"/>
     <w:pPr>
       <w:pBdr/>
@@ -13645,9 +14265,9 @@
       </w:tcPr>
     </w:tblStylePr>
   </w:style>
-  <w:style w:type="table" w:styleId="46">
+  <w:style w:type="table" w:styleId="739">
     <w:name w:val="Grid Table 5 Dark"/>
-    <w:basedOn w:val="10"/>
+    <w:basedOn w:val="703"/>
     <w:uiPriority w:val="99"/>
     <w:pPr>
       <w:pBdr/>
@@ -13873,9 +14493,9 @@
       </w:tcPr>
     </w:tblStylePr>
   </w:style>
-  <w:style w:type="table" w:styleId="47">
+  <w:style w:type="table" w:styleId="740">
     <w:name w:val="Grid Table 5 Dark- Accent 1"/>
-    <w:basedOn w:val="10"/>
+    <w:basedOn w:val="703"/>
     <w:uiPriority w:val="99"/>
     <w:pPr>
       <w:pBdr/>
@@ -14101,9 +14721,9 @@
       </w:tcPr>
     </w:tblStylePr>
   </w:style>
-  <w:style w:type="table" w:styleId="48">
+  <w:style w:type="table" w:styleId="741">
     <w:name w:val="Grid Table 5 Dark - Accent 2"/>
-    <w:basedOn w:val="10"/>
+    <w:basedOn w:val="703"/>
     <w:uiPriority w:val="99"/>
     <w:pPr>
       <w:pBdr/>
@@ -14329,9 +14949,9 @@
       </w:tcPr>
     </w:tblStylePr>
   </w:style>
-  <w:style w:type="table" w:styleId="49">
+  <w:style w:type="table" w:styleId="742">
     <w:name w:val="Grid Table 5 Dark - Accent 3"/>
-    <w:basedOn w:val="10"/>
+    <w:basedOn w:val="703"/>
     <w:uiPriority w:val="99"/>
     <w:pPr>
       <w:pBdr/>
@@ -14557,9 +15177,9 @@
       </w:tcPr>
     </w:tblStylePr>
   </w:style>
-  <w:style w:type="table" w:styleId="50">
+  <w:style w:type="table" w:styleId="743">
     <w:name w:val="Grid Table 5 Dark- Accent 4"/>
-    <w:basedOn w:val="10"/>
+    <w:basedOn w:val="703"/>
     <w:uiPriority w:val="99"/>
     <w:pPr>
       <w:pBdr/>
@@ -14785,9 +15405,9 @@
       </w:tcPr>
     </w:tblStylePr>
   </w:style>
-  <w:style w:type="table" w:styleId="51">
+  <w:style w:type="table" w:styleId="744">
     <w:name w:val="Grid Table 5 Dark - Accent 5"/>
-    <w:basedOn w:val="10"/>
+    <w:basedOn w:val="703"/>
     <w:uiPriority w:val="99"/>
     <w:pPr>
       <w:pBdr/>
@@ -15013,9 +15633,9 @@
       </w:tcPr>
     </w:tblStylePr>
   </w:style>
-  <w:style w:type="table" w:styleId="52">
+  <w:style w:type="table" w:styleId="745">
     <w:name w:val="Grid Table 5 Dark - Accent 6"/>
-    <w:basedOn w:val="10"/>
+    <w:basedOn w:val="703"/>
     <w:uiPriority w:val="99"/>
     <w:pPr>
       <w:pBdr/>
@@ -15241,9 +15861,9 @@
       </w:tcPr>
     </w:tblStylePr>
   </w:style>
-  <w:style w:type="table" w:styleId="53">
+  <w:style w:type="table" w:styleId="746">
     <w:name w:val="Grid Table 6 Colorful"/>
-    <w:basedOn w:val="10"/>
+    <w:basedOn w:val="703"/>
     <w:uiPriority w:val="99"/>
     <w:pPr>
       <w:pBdr/>
@@ -15471,9 +16091,9 @@
       </w:tcPr>
     </w:tblStylePr>
   </w:style>
-  <w:style w:type="table" w:styleId="54">
+  <w:style w:type="table" w:styleId="747">
     <w:name w:val="Grid Table 6 Colorful - Accent 1"/>
-    <w:basedOn w:val="10"/>
+    <w:basedOn w:val="703"/>
     <w:uiPriority w:val="99"/>
     <w:pPr>
       <w:pBdr/>
@@ -15701,9 +16321,9 @@
       </w:tcPr>
     </w:tblStylePr>
   </w:style>
-  <w:style w:type="table" w:styleId="55">
+  <w:style w:type="table" w:styleId="748">
     <w:name w:val="Grid Table 6 Colorful - Accent 2"/>
-    <w:basedOn w:val="10"/>
+    <w:basedOn w:val="703"/>
     <w:uiPriority w:val="99"/>
     <w:pPr>
       <w:pBdr/>
@@ -15931,9 +16551,9 @@
       </w:tcPr>
     </w:tblStylePr>
   </w:style>
-  <w:style w:type="table" w:styleId="56">
+  <w:style w:type="table" w:styleId="749">
     <w:name w:val="Grid Table 6 Colorful - Accent 3"/>
-    <w:basedOn w:val="10"/>
+    <w:basedOn w:val="703"/>
     <w:uiPriority w:val="99"/>
     <w:pPr>
       <w:pBdr/>
@@ -16161,9 +16781,9 @@
       </w:tcPr>
     </w:tblStylePr>
   </w:style>
-  <w:style w:type="table" w:styleId="57">
+  <w:style w:type="table" w:styleId="750">
     <w:name w:val="Grid Table 6 Colorful - Accent 4"/>
-    <w:basedOn w:val="10"/>
+    <w:basedOn w:val="703"/>
     <w:uiPriority w:val="99"/>
     <w:pPr>
       <w:pBdr/>
@@ -16391,9 +17011,9 @@
       </w:tcPr>
     </w:tblStylePr>
   </w:style>
-  <w:style w:type="table" w:styleId="58">
+  <w:style w:type="table" w:styleId="751">
     <w:name w:val="Grid Table 6 Colorful - Accent 5"/>
-    <w:basedOn w:val="10"/>
+    <w:basedOn w:val="703"/>
     <w:uiPriority w:val="99"/>
     <w:pPr>
       <w:pBdr/>
@@ -16621,9 +17241,9 @@
       </w:tcPr>
     </w:tblStylePr>
   </w:style>
-  <w:style w:type="table" w:styleId="59">
+  <w:style w:type="table" w:styleId="752">
     <w:name w:val="Grid Table 6 Colorful - Accent 6"/>
-    <w:basedOn w:val="10"/>
+    <w:basedOn w:val="703"/>
     <w:uiPriority w:val="99"/>
     <w:pPr>
       <w:pBdr/>
@@ -16851,9 +17471,9 @@
       </w:tcPr>
     </w:tblStylePr>
   </w:style>
-  <w:style w:type="table" w:styleId="60">
+  <w:style w:type="table" w:styleId="753">
     <w:name w:val="Grid Table 7 Colorful"/>
-    <w:basedOn w:val="10"/>
+    <w:basedOn w:val="703"/>
     <w:uiPriority w:val="99"/>
     <w:pPr>
       <w:pBdr/>
@@ -16955,11 +17575,11 @@
         <w:tblBorders/>
       </w:tblPr>
       <w:tcPr>
-        <w:shd w:color="ffffff"/>
+        <w:shd w:val="clear" w:color="ffffff"/>
         <w:tcBorders>
-          <w:top w:val="none"/>
-          <w:left w:val="none"/>
-          <w:bottom w:val="none"/>
+          <w:top w:val="none" w:color="000000" w:sz="4" w:space="0"/>
+          <w:left w:val="none" w:color="000000" w:sz="4" w:space="0"/>
+          <w:bottom w:val="none" w:color="000000" w:sz="4" w:space="0"/>
           <w:right w:val="single" w:color="000000" w:themeColor="text1" w:themeTint="80" w:sz="4" w:space="0"/>
         </w:tcBorders>
       </w:tcPr>
@@ -16982,10 +17602,10 @@
       <w:tcPr>
         <w:shd w:val="clear" w:color="ffffff" w:themeColor="light1" w:fill="ffffff" w:themeFill="light1"/>
         <w:tcBorders>
-          <w:top w:val="none"/>
-          <w:left w:val="none"/>
+          <w:top w:val="none" w:color="000000" w:sz="4" w:space="0"/>
+          <w:left w:val="none" w:color="000000" w:sz="4" w:space="0"/>
           <w:bottom w:val="single" w:color="000000" w:themeColor="text1" w:themeTint="80" w:sz="4" w:space="0"/>
-          <w:right w:val="none"/>
+          <w:right w:val="none" w:color="000000" w:sz="4" w:space="0"/>
         </w:tcBorders>
       </w:tcPr>
     </w:tblStylePr>
@@ -17005,12 +17625,12 @@
         <w:tblBorders/>
       </w:tblPr>
       <w:tcPr>
-        <w:shd w:color="ffffff"/>
+        <w:shd w:val="clear" w:color="ffffff"/>
         <w:tcBorders>
-          <w:top w:val="none"/>
+          <w:top w:val="none" w:color="000000" w:sz="4" w:space="0"/>
           <w:left w:val="single" w:color="000000" w:themeColor="text1" w:themeTint="80" w:sz="4" w:space="0"/>
-          <w:bottom w:val="none"/>
-          <w:right w:val="none"/>
+          <w:bottom w:val="none" w:color="000000" w:sz="4" w:space="0"/>
+          <w:right w:val="none" w:color="000000" w:sz="4" w:space="0"/>
         </w:tcBorders>
       </w:tcPr>
     </w:tblStylePr>
@@ -17033,9 +17653,9 @@
         <w:shd w:val="clear" w:color="ffffff" w:themeColor="light1" w:fill="ffffff" w:themeFill="light1"/>
         <w:tcBorders>
           <w:top w:val="single" w:color="000000" w:themeColor="text1" w:themeTint="80" w:sz="4" w:space="0"/>
-          <w:left w:val="none"/>
-          <w:bottom w:val="none"/>
-          <w:right w:val="none"/>
+          <w:left w:val="none" w:color="000000" w:sz="4" w:space="0"/>
+          <w:bottom w:val="none" w:color="000000" w:sz="4" w:space="0"/>
+          <w:right w:val="none" w:color="000000" w:sz="4" w:space="0"/>
         </w:tcBorders>
       </w:tcPr>
     </w:tblStylePr>
@@ -17105,9 +17725,9 @@
       </w:tcPr>
     </w:tblStylePr>
   </w:style>
-  <w:style w:type="table" w:styleId="61">
+  <w:style w:type="table" w:styleId="754">
     <w:name w:val="Grid Table 7 Colorful - Accent 1"/>
-    <w:basedOn w:val="10"/>
+    <w:basedOn w:val="703"/>
     <w:uiPriority w:val="99"/>
     <w:pPr>
       <w:pBdr/>
@@ -17209,11 +17829,11 @@
         <w:tblBorders/>
       </w:tblPr>
       <w:tcPr>
-        <w:shd w:color="ffffff"/>
+        <w:shd w:val="clear" w:color="ffffff"/>
         <w:tcBorders>
-          <w:top w:val="none"/>
-          <w:left w:val="none"/>
-          <w:bottom w:val="none"/>
+          <w:top w:val="none" w:color="000000" w:sz="4" w:space="0"/>
+          <w:left w:val="none" w:color="000000" w:sz="4" w:space="0"/>
+          <w:bottom w:val="none" w:color="000000" w:sz="4" w:space="0"/>
           <w:right w:val="single" w:color="000000" w:themeColor="accent1" w:themeTint="80" w:sz="4" w:space="0"/>
         </w:tcBorders>
       </w:tcPr>
@@ -17236,10 +17856,10 @@
       <w:tcPr>
         <w:shd w:val="clear" w:color="ffffff" w:themeColor="light1" w:fill="ffffff" w:themeFill="light1"/>
         <w:tcBorders>
-          <w:top w:val="none"/>
-          <w:left w:val="none"/>
+          <w:top w:val="none" w:color="000000" w:sz="4" w:space="0"/>
+          <w:left w:val="none" w:color="000000" w:sz="4" w:space="0"/>
           <w:bottom w:val="single" w:color="000000" w:themeColor="accent1" w:themeTint="80" w:sz="4" w:space="0"/>
-          <w:right w:val="none"/>
+          <w:right w:val="none" w:color="000000" w:sz="4" w:space="0"/>
         </w:tcBorders>
       </w:tcPr>
     </w:tblStylePr>
@@ -17259,12 +17879,12 @@
         <w:tblBorders/>
       </w:tblPr>
       <w:tcPr>
-        <w:shd w:color="ffffff"/>
+        <w:shd w:val="clear" w:color="ffffff"/>
         <w:tcBorders>
-          <w:top w:val="none"/>
+          <w:top w:val="none" w:color="000000" w:sz="4" w:space="0"/>
           <w:left w:val="single" w:color="000000" w:themeColor="accent1" w:themeTint="80" w:sz="4" w:space="0"/>
-          <w:bottom w:val="none"/>
-          <w:right w:val="none"/>
+          <w:bottom w:val="none" w:color="000000" w:sz="4" w:space="0"/>
+          <w:right w:val="none" w:color="000000" w:sz="4" w:space="0"/>
         </w:tcBorders>
       </w:tcPr>
     </w:tblStylePr>
@@ -17287,9 +17907,9 @@
         <w:shd w:val="clear" w:color="ffffff" w:themeColor="light1" w:fill="ffffff" w:themeFill="light1"/>
         <w:tcBorders>
           <w:top w:val="single" w:color="000000" w:themeColor="accent1" w:themeTint="80" w:sz="4" w:space="0"/>
-          <w:left w:val="none"/>
-          <w:bottom w:val="none"/>
-          <w:right w:val="none"/>
+          <w:left w:val="none" w:color="000000" w:sz="4" w:space="0"/>
+          <w:bottom w:val="none" w:color="000000" w:sz="4" w:space="0"/>
+          <w:right w:val="none" w:color="000000" w:sz="4" w:space="0"/>
         </w:tcBorders>
       </w:tcPr>
     </w:tblStylePr>
@@ -17359,9 +17979,9 @@
       </w:tcPr>
     </w:tblStylePr>
   </w:style>
-  <w:style w:type="table" w:styleId="62">
+  <w:style w:type="table" w:styleId="755">
     <w:name w:val="Grid Table 7 Colorful - Accent 2"/>
-    <w:basedOn w:val="10"/>
+    <w:basedOn w:val="703"/>
     <w:uiPriority w:val="99"/>
     <w:pPr>
       <w:pBdr/>
@@ -17463,11 +18083,11 @@
         <w:tblBorders/>
       </w:tblPr>
       <w:tcPr>
-        <w:shd w:color="ffffff"/>
+        <w:shd w:val="clear" w:color="ffffff"/>
         <w:tcBorders>
-          <w:top w:val="none"/>
-          <w:left w:val="none"/>
-          <w:bottom w:val="none"/>
+          <w:top w:val="none" w:color="000000" w:sz="4" w:space="0"/>
+          <w:left w:val="none" w:color="000000" w:sz="4" w:space="0"/>
+          <w:bottom w:val="none" w:color="000000" w:sz="4" w:space="0"/>
           <w:right w:val="single" w:color="000000" w:themeColor="accent2" w:themeTint="97" w:sz="4" w:space="0"/>
         </w:tcBorders>
       </w:tcPr>
@@ -17490,10 +18110,10 @@
       <w:tcPr>
         <w:shd w:val="clear" w:color="ffffff" w:themeColor="light1" w:fill="ffffff" w:themeFill="light1"/>
         <w:tcBorders>
-          <w:top w:val="none"/>
-          <w:left w:val="none"/>
+          <w:top w:val="none" w:color="000000" w:sz="4" w:space="0"/>
+          <w:left w:val="none" w:color="000000" w:sz="4" w:space="0"/>
           <w:bottom w:val="single" w:color="000000" w:themeColor="accent2" w:themeTint="97" w:sz="4" w:space="0"/>
-          <w:right w:val="none"/>
+          <w:right w:val="none" w:color="000000" w:sz="4" w:space="0"/>
         </w:tcBorders>
       </w:tcPr>
     </w:tblStylePr>
@@ -17513,12 +18133,12 @@
         <w:tblBorders/>
       </w:tblPr>
       <w:tcPr>
-        <w:shd w:color="ffffff"/>
+        <w:shd w:val="clear" w:color="ffffff"/>
         <w:tcBorders>
-          <w:top w:val="none"/>
+          <w:top w:val="none" w:color="000000" w:sz="4" w:space="0"/>
           <w:left w:val="single" w:color="000000" w:themeColor="accent2" w:themeTint="97" w:sz="4" w:space="0"/>
-          <w:bottom w:val="none"/>
-          <w:right w:val="none"/>
+          <w:bottom w:val="none" w:color="000000" w:sz="4" w:space="0"/>
+          <w:right w:val="none" w:color="000000" w:sz="4" w:space="0"/>
         </w:tcBorders>
       </w:tcPr>
     </w:tblStylePr>
@@ -17541,9 +18161,9 @@
         <w:shd w:val="clear" w:color="ffffff" w:themeColor="light1" w:fill="ffffff" w:themeFill="light1"/>
         <w:tcBorders>
           <w:top w:val="single" w:color="000000" w:themeColor="accent2" w:themeTint="97" w:sz="4" w:space="0"/>
-          <w:left w:val="none"/>
-          <w:bottom w:val="none"/>
-          <w:right w:val="none"/>
+          <w:left w:val="none" w:color="000000" w:sz="4" w:space="0"/>
+          <w:bottom w:val="none" w:color="000000" w:sz="4" w:space="0"/>
+          <w:right w:val="none" w:color="000000" w:sz="4" w:space="0"/>
         </w:tcBorders>
       </w:tcPr>
     </w:tblStylePr>
@@ -17613,9 +18233,9 @@
       </w:tcPr>
     </w:tblStylePr>
   </w:style>
-  <w:style w:type="table" w:styleId="63">
+  <w:style w:type="table" w:styleId="756">
     <w:name w:val="Grid Table 7 Colorful - Accent 3"/>
-    <w:basedOn w:val="10"/>
+    <w:basedOn w:val="703"/>
     <w:uiPriority w:val="99"/>
     <w:pPr>
       <w:pBdr/>
@@ -17717,11 +18337,11 @@
         <w:tblBorders/>
       </w:tblPr>
       <w:tcPr>
-        <w:shd w:color="ffffff"/>
+        <w:shd w:val="clear" w:color="ffffff"/>
         <w:tcBorders>
-          <w:top w:val="none"/>
-          <w:left w:val="none"/>
-          <w:bottom w:val="none"/>
+          <w:top w:val="none" w:color="000000" w:sz="4" w:space="0"/>
+          <w:left w:val="none" w:color="000000" w:sz="4" w:space="0"/>
+          <w:bottom w:val="none" w:color="000000" w:sz="4" w:space="0"/>
           <w:right w:val="single" w:color="000000" w:themeColor="accent3" w:themeTint="FE" w:sz="4" w:space="0"/>
         </w:tcBorders>
       </w:tcPr>
@@ -17744,10 +18364,10 @@
       <w:tcPr>
         <w:shd w:val="clear" w:color="ffffff" w:themeColor="light1" w:fill="ffffff" w:themeFill="light1"/>
         <w:tcBorders>
-          <w:top w:val="none"/>
-          <w:left w:val="none"/>
+          <w:top w:val="none" w:color="000000" w:sz="4" w:space="0"/>
+          <w:left w:val="none" w:color="000000" w:sz="4" w:space="0"/>
           <w:bottom w:val="single" w:color="000000" w:themeColor="accent3" w:themeTint="FE" w:sz="4" w:space="0"/>
-          <w:right w:val="none"/>
+          <w:right w:val="none" w:color="000000" w:sz="4" w:space="0"/>
         </w:tcBorders>
       </w:tcPr>
     </w:tblStylePr>
@@ -17767,12 +18387,12 @@
         <w:tblBorders/>
       </w:tblPr>
       <w:tcPr>
-        <w:shd w:color="ffffff"/>
+        <w:shd w:val="clear" w:color="ffffff"/>
         <w:tcBorders>
-          <w:top w:val="none"/>
+          <w:top w:val="none" w:color="000000" w:sz="4" w:space="0"/>
           <w:left w:val="single" w:color="000000" w:themeColor="accent3" w:themeTint="FE" w:sz="4" w:space="0"/>
-          <w:bottom w:val="none"/>
-          <w:right w:val="none"/>
+          <w:bottom w:val="none" w:color="000000" w:sz="4" w:space="0"/>
+          <w:right w:val="none" w:color="000000" w:sz="4" w:space="0"/>
         </w:tcBorders>
       </w:tcPr>
     </w:tblStylePr>
@@ -17795,9 +18415,9 @@
         <w:shd w:val="clear" w:color="ffffff" w:themeColor="light1" w:fill="ffffff" w:themeFill="light1"/>
         <w:tcBorders>
           <w:top w:val="single" w:color="000000" w:themeColor="accent3" w:themeTint="FE" w:sz="4" w:space="0"/>
-          <w:left w:val="none"/>
-          <w:bottom w:val="none"/>
-          <w:right w:val="none"/>
+          <w:left w:val="none" w:color="000000" w:sz="4" w:space="0"/>
+          <w:bottom w:val="none" w:color="000000" w:sz="4" w:space="0"/>
+          <w:right w:val="none" w:color="000000" w:sz="4" w:space="0"/>
         </w:tcBorders>
       </w:tcPr>
     </w:tblStylePr>
@@ -17867,9 +18487,9 @@
       </w:tcPr>
     </w:tblStylePr>
   </w:style>
-  <w:style w:type="table" w:styleId="64">
+  <w:style w:type="table" w:styleId="757">
     <w:name w:val="Grid Table 7 Colorful - Accent 4"/>
-    <w:basedOn w:val="10"/>
+    <w:basedOn w:val="703"/>
     <w:uiPriority w:val="99"/>
     <w:pPr>
       <w:pBdr/>
@@ -17971,11 +18591,11 @@
         <w:tblBorders/>
       </w:tblPr>
       <w:tcPr>
-        <w:shd w:color="ffffff"/>
+        <w:shd w:val="clear" w:color="ffffff"/>
         <w:tcBorders>
-          <w:top w:val="none"/>
-          <w:left w:val="none"/>
-          <w:bottom w:val="none"/>
+          <w:top w:val="none" w:color="000000" w:sz="4" w:space="0"/>
+          <w:left w:val="none" w:color="000000" w:sz="4" w:space="0"/>
+          <w:bottom w:val="none" w:color="000000" w:sz="4" w:space="0"/>
           <w:right w:val="single" w:color="000000" w:themeColor="accent4" w:themeTint="9A" w:sz="4" w:space="0"/>
         </w:tcBorders>
       </w:tcPr>
@@ -17998,10 +18618,10 @@
       <w:tcPr>
         <w:shd w:val="clear" w:color="ffffff" w:themeColor="light1" w:fill="ffffff" w:themeFill="light1"/>
         <w:tcBorders>
-          <w:top w:val="none"/>
-          <w:left w:val="none"/>
+          <w:top w:val="none" w:color="000000" w:sz="4" w:space="0"/>
+          <w:left w:val="none" w:color="000000" w:sz="4" w:space="0"/>
           <w:bottom w:val="single" w:color="000000" w:themeColor="accent4" w:themeTint="9A" w:sz="4" w:space="0"/>
-          <w:right w:val="none"/>
+          <w:right w:val="none" w:color="000000" w:sz="4" w:space="0"/>
         </w:tcBorders>
       </w:tcPr>
     </w:tblStylePr>
@@ -18021,12 +18641,12 @@
         <w:tblBorders/>
       </w:tblPr>
       <w:tcPr>
-        <w:shd w:color="ffffff"/>
+        <w:shd w:val="clear" w:color="ffffff"/>
         <w:tcBorders>
-          <w:top w:val="none"/>
+          <w:top w:val="none" w:color="000000" w:sz="4" w:space="0"/>
           <w:left w:val="single" w:color="000000" w:themeColor="accent4" w:themeTint="9A" w:sz="4" w:space="0"/>
-          <w:bottom w:val="none"/>
-          <w:right w:val="none"/>
+          <w:bottom w:val="none" w:color="000000" w:sz="4" w:space="0"/>
+          <w:right w:val="none" w:color="000000" w:sz="4" w:space="0"/>
         </w:tcBorders>
       </w:tcPr>
     </w:tblStylePr>
@@ -18049,9 +18669,9 @@
         <w:shd w:val="clear" w:color="ffffff" w:themeColor="light1" w:fill="ffffff" w:themeFill="light1"/>
         <w:tcBorders>
           <w:top w:val="single" w:color="000000" w:themeColor="accent4" w:themeTint="9A" w:sz="4" w:space="0"/>
-          <w:left w:val="none"/>
-          <w:bottom w:val="none"/>
-          <w:right w:val="none"/>
+          <w:left w:val="none" w:color="000000" w:sz="4" w:space="0"/>
+          <w:bottom w:val="none" w:color="000000" w:sz="4" w:space="0"/>
+          <w:right w:val="none" w:color="000000" w:sz="4" w:space="0"/>
         </w:tcBorders>
       </w:tcPr>
     </w:tblStylePr>
@@ -18121,9 +18741,9 @@
       </w:tcPr>
     </w:tblStylePr>
   </w:style>
-  <w:style w:type="table" w:styleId="65">
+  <w:style w:type="table" w:styleId="758">
     <w:name w:val="Grid Table 7 Colorful - Accent 5"/>
-    <w:basedOn w:val="10"/>
+    <w:basedOn w:val="703"/>
     <w:uiPriority w:val="99"/>
     <w:pPr>
       <w:pBdr/>
@@ -18225,11 +18845,11 @@
         <w:tblBorders/>
       </w:tblPr>
       <w:tcPr>
-        <w:shd w:color="ffffff"/>
+        <w:shd w:val="clear" w:color="ffffff"/>
         <w:tcBorders>
-          <w:top w:val="none"/>
-          <w:left w:val="none"/>
-          <w:bottom w:val="none"/>
+          <w:top w:val="none" w:color="000000" w:sz="4" w:space="0"/>
+          <w:left w:val="none" w:color="000000" w:sz="4" w:space="0"/>
+          <w:bottom w:val="none" w:color="000000" w:sz="4" w:space="0"/>
           <w:right w:val="single" w:color="000000" w:themeColor="accent5" w:themeTint="90" w:sz="4" w:space="0"/>
         </w:tcBorders>
       </w:tcPr>
@@ -18252,10 +18872,10 @@
       <w:tcPr>
         <w:shd w:val="clear" w:color="ffffff" w:themeColor="light1" w:fill="ffffff" w:themeFill="light1"/>
         <w:tcBorders>
-          <w:top w:val="none"/>
-          <w:left w:val="none"/>
+          <w:top w:val="none" w:color="000000" w:sz="4" w:space="0"/>
+          <w:left w:val="none" w:color="000000" w:sz="4" w:space="0"/>
           <w:bottom w:val="single" w:color="000000" w:themeColor="accent5" w:themeTint="90" w:sz="4" w:space="0"/>
-          <w:right w:val="none"/>
+          <w:right w:val="none" w:color="000000" w:sz="4" w:space="0"/>
         </w:tcBorders>
       </w:tcPr>
     </w:tblStylePr>
@@ -18275,12 +18895,12 @@
         <w:tblBorders/>
       </w:tblPr>
       <w:tcPr>
-        <w:shd w:color="ffffff"/>
+        <w:shd w:val="clear" w:color="ffffff"/>
         <w:tcBorders>
-          <w:top w:val="none"/>
+          <w:top w:val="none" w:color="000000" w:sz="4" w:space="0"/>
           <w:left w:val="single" w:color="000000" w:themeColor="accent5" w:themeTint="90" w:sz="4" w:space="0"/>
-          <w:bottom w:val="none"/>
-          <w:right w:val="none"/>
+          <w:bottom w:val="none" w:color="000000" w:sz="4" w:space="0"/>
+          <w:right w:val="none" w:color="000000" w:sz="4" w:space="0"/>
         </w:tcBorders>
       </w:tcPr>
     </w:tblStylePr>
@@ -18303,9 +18923,9 @@
         <w:shd w:val="clear" w:color="ffffff" w:themeColor="light1" w:fill="ffffff" w:themeFill="light1"/>
         <w:tcBorders>
           <w:top w:val="single" w:color="000000" w:themeColor="accent5" w:themeTint="90" w:sz="4" w:space="0"/>
-          <w:left w:val="none"/>
-          <w:bottom w:val="none"/>
-          <w:right w:val="none"/>
+          <w:left w:val="none" w:color="000000" w:sz="4" w:space="0"/>
+          <w:bottom w:val="none" w:color="000000" w:sz="4" w:space="0"/>
+          <w:right w:val="none" w:color="000000" w:sz="4" w:space="0"/>
         </w:tcBorders>
       </w:tcPr>
     </w:tblStylePr>
@@ -18375,9 +18995,9 @@
       </w:tcPr>
     </w:tblStylePr>
   </w:style>
-  <w:style w:type="table" w:styleId="66">
+  <w:style w:type="table" w:styleId="759">
     <w:name w:val="Grid Table 7 Colorful - Accent 6"/>
-    <w:basedOn w:val="10"/>
+    <w:basedOn w:val="703"/>
     <w:uiPriority w:val="99"/>
     <w:pPr>
       <w:pBdr/>
@@ -18479,11 +19099,11 @@
         <w:tblBorders/>
       </w:tblPr>
       <w:tcPr>
-        <w:shd w:color="ffffff"/>
+        <w:shd w:val="clear" w:color="ffffff"/>
         <w:tcBorders>
-          <w:top w:val="none"/>
-          <w:left w:val="none"/>
-          <w:bottom w:val="none"/>
+          <w:top w:val="none" w:color="000000" w:sz="4" w:space="0"/>
+          <w:left w:val="none" w:color="000000" w:sz="4" w:space="0"/>
+          <w:bottom w:val="none" w:color="000000" w:sz="4" w:space="0"/>
           <w:right w:val="single" w:color="000000" w:themeColor="accent6" w:themeTint="90" w:sz="4" w:space="0"/>
         </w:tcBorders>
       </w:tcPr>
@@ -18506,10 +19126,10 @@
       <w:tcPr>
         <w:shd w:val="clear" w:color="ffffff" w:themeColor="light1" w:fill="ffffff" w:themeFill="light1"/>
         <w:tcBorders>
-          <w:top w:val="none"/>
-          <w:left w:val="none"/>
+          <w:top w:val="none" w:color="000000" w:sz="4" w:space="0"/>
+          <w:left w:val="none" w:color="000000" w:sz="4" w:space="0"/>
           <w:bottom w:val="single" w:color="000000" w:themeColor="accent6" w:themeTint="90" w:sz="4" w:space="0"/>
-          <w:right w:val="none"/>
+          <w:right w:val="none" w:color="000000" w:sz="4" w:space="0"/>
         </w:tcBorders>
       </w:tcPr>
     </w:tblStylePr>
@@ -18529,12 +19149,12 @@
         <w:tblBorders/>
       </w:tblPr>
       <w:tcPr>
-        <w:shd w:color="ffffff"/>
+        <w:shd w:val="clear" w:color="ffffff"/>
         <w:tcBorders>
-          <w:top w:val="none"/>
+          <w:top w:val="none" w:color="000000" w:sz="4" w:space="0"/>
           <w:left w:val="single" w:color="000000" w:themeColor="accent6" w:themeTint="90" w:sz="4" w:space="0"/>
-          <w:bottom w:val="none"/>
-          <w:right w:val="none"/>
+          <w:bottom w:val="none" w:color="000000" w:sz="4" w:space="0"/>
+          <w:right w:val="none" w:color="000000" w:sz="4" w:space="0"/>
         </w:tcBorders>
       </w:tcPr>
     </w:tblStylePr>
@@ -18557,9 +19177,9 @@
         <w:shd w:val="clear" w:color="ffffff" w:themeColor="light1" w:fill="ffffff" w:themeFill="light1"/>
         <w:tcBorders>
           <w:top w:val="single" w:color="000000" w:themeColor="accent6" w:themeTint="90" w:sz="4" w:space="0"/>
-          <w:left w:val="none"/>
-          <w:bottom w:val="none"/>
-          <w:right w:val="none"/>
+          <w:left w:val="none" w:color="000000" w:sz="4" w:space="0"/>
+          <w:bottom w:val="none" w:color="000000" w:sz="4" w:space="0"/>
+          <w:right w:val="none" w:color="000000" w:sz="4" w:space="0"/>
         </w:tcBorders>
       </w:tcPr>
     </w:tblStylePr>
@@ -18629,9 +19249,9 @@
       </w:tcPr>
     </w:tblStylePr>
   </w:style>
-  <w:style w:type="table" w:styleId="67">
+  <w:style w:type="table" w:styleId="760">
     <w:name w:val="List Table 1 Light"/>
-    <w:basedOn w:val="10"/>
+    <w:basedOn w:val="703"/>
     <w:uiPriority w:val="99"/>
     <w:pPr>
       <w:pBdr/>
@@ -18845,9 +19465,9 @@
       </w:tcPr>
     </w:tblStylePr>
   </w:style>
-  <w:style w:type="table" w:styleId="68">
+  <w:style w:type="table" w:styleId="761">
     <w:name w:val="List Table 1 Light - Accent 1"/>
-    <w:basedOn w:val="10"/>
+    <w:basedOn w:val="703"/>
     <w:uiPriority w:val="99"/>
     <w:pPr>
       <w:pBdr/>
@@ -19061,9 +19681,9 @@
       </w:tcPr>
     </w:tblStylePr>
   </w:style>
-  <w:style w:type="table" w:styleId="69">
+  <w:style w:type="table" w:styleId="762">
     <w:name w:val="List Table 1 Light - Accent 2"/>
-    <w:basedOn w:val="10"/>
+    <w:basedOn w:val="703"/>
     <w:uiPriority w:val="99"/>
     <w:pPr>
       <w:pBdr/>
@@ -19277,9 +19897,9 @@
       </w:tcPr>
     </w:tblStylePr>
   </w:style>
-  <w:style w:type="table" w:styleId="70">
+  <w:style w:type="table" w:styleId="763">
     <w:name w:val="List Table 1 Light - Accent 3"/>
-    <w:basedOn w:val="10"/>
+    <w:basedOn w:val="703"/>
     <w:uiPriority w:val="99"/>
     <w:pPr>
       <w:pBdr/>
@@ -19493,9 +20113,9 @@
       </w:tcPr>
     </w:tblStylePr>
   </w:style>
-  <w:style w:type="table" w:styleId="71">
+  <w:style w:type="table" w:styleId="764">
     <w:name w:val="List Table 1 Light - Accent 4"/>
-    <w:basedOn w:val="10"/>
+    <w:basedOn w:val="703"/>
     <w:uiPriority w:val="99"/>
     <w:pPr>
       <w:pBdr/>
@@ -19709,9 +20329,9 @@
       </w:tcPr>
     </w:tblStylePr>
   </w:style>
-  <w:style w:type="table" w:styleId="72">
+  <w:style w:type="table" w:styleId="765">
     <w:name w:val="List Table 1 Light - Accent 5"/>
-    <w:basedOn w:val="10"/>
+    <w:basedOn w:val="703"/>
     <w:uiPriority w:val="99"/>
     <w:pPr>
       <w:pBdr/>
@@ -19925,9 +20545,9 @@
       </w:tcPr>
     </w:tblStylePr>
   </w:style>
-  <w:style w:type="table" w:styleId="73">
+  <w:style w:type="table" w:styleId="766">
     <w:name w:val="List Table 1 Light - Accent 6"/>
-    <w:basedOn w:val="10"/>
+    <w:basedOn w:val="703"/>
     <w:uiPriority w:val="99"/>
     <w:pPr>
       <w:pBdr/>
@@ -20141,9 +20761,9 @@
       </w:tcPr>
     </w:tblStylePr>
   </w:style>
-  <w:style w:type="table" w:styleId="74">
+  <w:style w:type="table" w:styleId="767">
     <w:name w:val="List Table 2"/>
-    <w:basedOn w:val="10"/>
+    <w:basedOn w:val="703"/>
     <w:uiPriority w:val="99"/>
     <w:pPr>
       <w:pBdr/>
@@ -20379,9 +20999,9 @@
       </w:tcPr>
     </w:tblStylePr>
   </w:style>
-  <w:style w:type="table" w:styleId="75">
+  <w:style w:type="table" w:styleId="768">
     <w:name w:val="List Table 2 - Accent 1"/>
-    <w:basedOn w:val="10"/>
+    <w:basedOn w:val="703"/>
     <w:uiPriority w:val="99"/>
     <w:pPr>
       <w:pBdr/>
@@ -20617,9 +21237,9 @@
       </w:tcPr>
     </w:tblStylePr>
   </w:style>
-  <w:style w:type="table" w:styleId="76">
+  <w:style w:type="table" w:styleId="769">
     <w:name w:val="List Table 2 - Accent 2"/>
-    <w:basedOn w:val="10"/>
+    <w:basedOn w:val="703"/>
     <w:uiPriority w:val="99"/>
     <w:pPr>
       <w:pBdr/>
@@ -20855,9 +21475,9 @@
       </w:tcPr>
     </w:tblStylePr>
   </w:style>
-  <w:style w:type="table" w:styleId="77">
+  <w:style w:type="table" w:styleId="770">
     <w:name w:val="List Table 2 - Accent 3"/>
-    <w:basedOn w:val="10"/>
+    <w:basedOn w:val="703"/>
     <w:uiPriority w:val="99"/>
     <w:pPr>
       <w:pBdr/>
@@ -21093,9 +21713,9 @@
       </w:tcPr>
     </w:tblStylePr>
   </w:style>
-  <w:style w:type="table" w:styleId="78">
+  <w:style w:type="table" w:styleId="771">
     <w:name w:val="List Table 2 - Accent 4"/>
-    <w:basedOn w:val="10"/>
+    <w:basedOn w:val="703"/>
     <w:uiPriority w:val="99"/>
     <w:pPr>
       <w:pBdr/>
@@ -21331,9 +21951,9 @@
       </w:tcPr>
     </w:tblStylePr>
   </w:style>
-  <w:style w:type="table" w:styleId="79">
+  <w:style w:type="table" w:styleId="772">
     <w:name w:val="List Table 2 - Accent 5"/>
-    <w:basedOn w:val="10"/>
+    <w:basedOn w:val="703"/>
     <w:uiPriority w:val="99"/>
     <w:pPr>
       <w:pBdr/>
@@ -21569,9 +22189,9 @@
       </w:tcPr>
     </w:tblStylePr>
   </w:style>
-  <w:style w:type="table" w:styleId="80">
+  <w:style w:type="table" w:styleId="773">
     <w:name w:val="List Table 2 - Accent 6"/>
-    <w:basedOn w:val="10"/>
+    <w:basedOn w:val="703"/>
     <w:uiPriority w:val="99"/>
     <w:pPr>
       <w:pBdr/>
@@ -21807,9 +22427,9 @@
       </w:tcPr>
     </w:tblStylePr>
   </w:style>
-  <w:style w:type="table" w:styleId="81">
+  <w:style w:type="table" w:styleId="774">
     <w:name w:val="List Table 3"/>
-    <w:basedOn w:val="10"/>
+    <w:basedOn w:val="703"/>
     <w:uiPriority w:val="99"/>
     <w:pPr>
       <w:pBdr/>
@@ -22035,9 +22655,9 @@
       </w:tcPr>
     </w:tblStylePr>
   </w:style>
-  <w:style w:type="table" w:styleId="82">
+  <w:style w:type="table" w:styleId="775">
     <w:name w:val="List Table 3 - Accent 1"/>
-    <w:basedOn w:val="10"/>
+    <w:basedOn w:val="703"/>
     <w:uiPriority w:val="99"/>
     <w:pPr>
       <w:pBdr/>
@@ -22263,9 +22883,9 @@
       </w:tcPr>
     </w:tblStylePr>
   </w:style>
-  <w:style w:type="table" w:styleId="83">
+  <w:style w:type="table" w:styleId="776">
     <w:name w:val="List Table 3 - Accent 2"/>
-    <w:basedOn w:val="10"/>
+    <w:basedOn w:val="703"/>
     <w:uiPriority w:val="99"/>
     <w:pPr>
       <w:pBdr/>
@@ -22491,9 +23111,9 @@
       </w:tcPr>
     </w:tblStylePr>
   </w:style>
-  <w:style w:type="table" w:styleId="84">
+  <w:style w:type="table" w:styleId="777">
     <w:name w:val="List Table 3 - Accent 3"/>
-    <w:basedOn w:val="10"/>
+    <w:basedOn w:val="703"/>
     <w:uiPriority w:val="99"/>
     <w:pPr>
       <w:pBdr/>
@@ -22719,9 +23339,9 @@
       </w:tcPr>
     </w:tblStylePr>
   </w:style>
-  <w:style w:type="table" w:styleId="85">
+  <w:style w:type="table" w:styleId="778">
     <w:name w:val="List Table 3 - Accent 4"/>
-    <w:basedOn w:val="10"/>
+    <w:basedOn w:val="703"/>
     <w:uiPriority w:val="99"/>
     <w:pPr>
       <w:pBdr/>
@@ -22947,9 +23567,9 @@
       </w:tcPr>
     </w:tblStylePr>
   </w:style>
-  <w:style w:type="table" w:styleId="86">
+  <w:style w:type="table" w:styleId="779">
     <w:name w:val="List Table 3 - Accent 5"/>
-    <w:basedOn w:val="10"/>
+    <w:basedOn w:val="703"/>
     <w:uiPriority w:val="99"/>
     <w:pPr>
       <w:pBdr/>
@@ -23175,9 +23795,9 @@
       </w:tcPr>
     </w:tblStylePr>
   </w:style>
-  <w:style w:type="table" w:styleId="87">
+  <w:style w:type="table" w:styleId="780">
     <w:name w:val="List Table 3 - Accent 6"/>
-    <w:basedOn w:val="10"/>
+    <w:basedOn w:val="703"/>
     <w:uiPriority w:val="99"/>
     <w:pPr>
       <w:pBdr/>
@@ -23403,9 +24023,9 @@
       </w:tcPr>
     </w:tblStylePr>
   </w:style>
-  <w:style w:type="table" w:styleId="88">
+  <w:style w:type="table" w:styleId="781">
     <w:name w:val="List Table 4"/>
-    <w:basedOn w:val="10"/>
+    <w:basedOn w:val="703"/>
     <w:uiPriority w:val="99"/>
     <w:pPr>
       <w:pBdr/>
@@ -23628,9 +24248,9 @@
       </w:tcPr>
     </w:tblStylePr>
   </w:style>
-  <w:style w:type="table" w:styleId="89">
+  <w:style w:type="table" w:styleId="782">
     <w:name w:val="List Table 4 - Accent 1"/>
-    <w:basedOn w:val="10"/>
+    <w:basedOn w:val="703"/>
     <w:uiPriority w:val="99"/>
     <w:pPr>
       <w:pBdr/>
@@ -23853,9 +24473,9 @@
       </w:tcPr>
     </w:tblStylePr>
   </w:style>
-  <w:style w:type="table" w:styleId="90">
+  <w:style w:type="table" w:styleId="783">
     <w:name w:val="List Table 4 - Accent 2"/>
-    <w:basedOn w:val="10"/>
+    <w:basedOn w:val="703"/>
     <w:uiPriority w:val="99"/>
     <w:pPr>
       <w:pBdr/>
@@ -24078,9 +24698,9 @@
       </w:tcPr>
     </w:tblStylePr>
   </w:style>
-  <w:style w:type="table" w:styleId="91">
+  <w:style w:type="table" w:styleId="784">
     <w:name w:val="List Table 4 - Accent 3"/>
-    <w:basedOn w:val="10"/>
+    <w:basedOn w:val="703"/>
     <w:uiPriority w:val="99"/>
     <w:pPr>
       <w:pBdr/>
@@ -24303,9 +24923,9 @@
       </w:tcPr>
     </w:tblStylePr>
   </w:style>
-  <w:style w:type="table" w:styleId="92">
+  <w:style w:type="table" w:styleId="785">
     <w:name w:val="List Table 4 - Accent 4"/>
-    <w:basedOn w:val="10"/>
+    <w:basedOn w:val="703"/>
     <w:uiPriority w:val="99"/>
     <w:pPr>
       <w:pBdr/>
@@ -24528,9 +25148,9 @@
       </w:tcPr>
     </w:tblStylePr>
   </w:style>
-  <w:style w:type="table" w:styleId="93">
+  <w:style w:type="table" w:styleId="786">
     <w:name w:val="List Table 4 - Accent 5"/>
-    <w:basedOn w:val="10"/>
+    <w:basedOn w:val="703"/>
     <w:uiPriority w:val="99"/>
     <w:pPr>
       <w:pBdr/>
@@ -24753,9 +25373,9 @@
       </w:tcPr>
     </w:tblStylePr>
   </w:style>
-  <w:style w:type="table" w:styleId="94">
+  <w:style w:type="table" w:styleId="787">
     <w:name w:val="List Table 4 - Accent 6"/>
-    <w:basedOn w:val="10"/>
+    <w:basedOn w:val="703"/>
     <w:uiPriority w:val="99"/>
     <w:pPr>
       <w:pBdr/>
@@ -24978,9 +25598,9 @@
       </w:tcPr>
     </w:tblStylePr>
   </w:style>
-  <w:style w:type="table" w:styleId="95">
+  <w:style w:type="table" w:styleId="788">
     <w:name w:val="List Table 5 Dark"/>
-    <w:basedOn w:val="10"/>
+    <w:basedOn w:val="703"/>
     <w:uiPriority w:val="99"/>
     <w:pPr>
       <w:pBdr/>
@@ -25220,9 +25840,9 @@
       </w:tcPr>
     </w:tblStylePr>
   </w:style>
-  <w:style w:type="table" w:styleId="96">
+  <w:style w:type="table" w:styleId="789">
     <w:name w:val="List Table 5 Dark - Accent 1"/>
-    <w:basedOn w:val="10"/>
+    <w:basedOn w:val="703"/>
     <w:uiPriority w:val="99"/>
     <w:pPr>
       <w:pBdr/>
@@ -25462,9 +26082,9 @@
       </w:tcPr>
     </w:tblStylePr>
   </w:style>
-  <w:style w:type="table" w:styleId="97">
+  <w:style w:type="table" w:styleId="790">
     <w:name w:val="List Table 5 Dark - Accent 2"/>
-    <w:basedOn w:val="10"/>
+    <w:basedOn w:val="703"/>
     <w:uiPriority w:val="99"/>
     <w:pPr>
       <w:pBdr/>
@@ -25704,9 +26324,9 @@
       </w:tcPr>
     </w:tblStylePr>
   </w:style>
-  <w:style w:type="table" w:styleId="98">
+  <w:style w:type="table" w:styleId="791">
     <w:name w:val="List Table 5 Dark - Accent 3"/>
-    <w:basedOn w:val="10"/>
+    <w:basedOn w:val="703"/>
     <w:uiPriority w:val="99"/>
     <w:pPr>
       <w:pBdr/>
@@ -25946,9 +26566,9 @@
       </w:tcPr>
     </w:tblStylePr>
   </w:style>
-  <w:style w:type="table" w:styleId="99">
+  <w:style w:type="table" w:styleId="792">
     <w:name w:val="List Table 5 Dark - Accent 4"/>
-    <w:basedOn w:val="10"/>
+    <w:basedOn w:val="703"/>
     <w:uiPriority w:val="99"/>
     <w:pPr>
       <w:pBdr/>
@@ -26188,9 +26808,9 @@
       </w:tcPr>
     </w:tblStylePr>
   </w:style>
-  <w:style w:type="table" w:styleId="100">
+  <w:style w:type="table" w:styleId="793">
     <w:name w:val="List Table 5 Dark - Accent 5"/>
-    <w:basedOn w:val="10"/>
+    <w:basedOn w:val="703"/>
     <w:uiPriority w:val="99"/>
     <w:pPr>
       <w:pBdr/>
@@ -26430,9 +27050,9 @@
       </w:tcPr>
     </w:tblStylePr>
   </w:style>
-  <w:style w:type="table" w:styleId="101">
+  <w:style w:type="table" w:styleId="794">
     <w:name w:val="List Table 5 Dark - Accent 6"/>
-    <w:basedOn w:val="10"/>
+    <w:basedOn w:val="703"/>
     <w:uiPriority w:val="99"/>
     <w:pPr>
       <w:pBdr/>
@@ -26672,9 +27292,9 @@
       </w:tcPr>
     </w:tblStylePr>
   </w:style>
-  <w:style w:type="table" w:styleId="102">
+  <w:style w:type="table" w:styleId="795">
     <w:name w:val="List Table 6 Colorful"/>
-    <w:basedOn w:val="10"/>
+    <w:basedOn w:val="703"/>
     <w:uiPriority w:val="99"/>
     <w:pPr>
       <w:pBdr/>
@@ -26895,9 +27515,9 @@
       </w:tcPr>
     </w:tblStylePr>
   </w:style>
-  <w:style w:type="table" w:styleId="103">
+  <w:style w:type="table" w:styleId="796">
     <w:name w:val="List Table 6 Colorful - Accent 1"/>
-    <w:basedOn w:val="10"/>
+    <w:basedOn w:val="703"/>
     <w:uiPriority w:val="99"/>
     <w:pPr>
       <w:pBdr/>
@@ -27118,9 +27738,9 @@
       </w:tcPr>
     </w:tblStylePr>
   </w:style>
-  <w:style w:type="table" w:styleId="104">
+  <w:style w:type="table" w:styleId="797">
     <w:name w:val="List Table 6 Colorful - Accent 2"/>
-    <w:basedOn w:val="10"/>
+    <w:basedOn w:val="703"/>
     <w:uiPriority w:val="99"/>
     <w:pPr>
       <w:pBdr/>
@@ -27341,9 +27961,9 @@
       </w:tcPr>
     </w:tblStylePr>
   </w:style>
-  <w:style w:type="table" w:styleId="105">
+  <w:style w:type="table" w:styleId="798">
     <w:name w:val="List Table 6 Colorful - Accent 3"/>
-    <w:basedOn w:val="10"/>
+    <w:basedOn w:val="703"/>
     <w:uiPriority w:val="99"/>
     <w:pPr>
       <w:pBdr/>
@@ -27564,9 +28184,9 @@
       </w:tcPr>
     </w:tblStylePr>
   </w:style>
-  <w:style w:type="table" w:styleId="106">
+  <w:style w:type="table" w:styleId="799">
     <w:name w:val="List Table 6 Colorful - Accent 4"/>
-    <w:basedOn w:val="10"/>
+    <w:basedOn w:val="703"/>
     <w:uiPriority w:val="99"/>
     <w:pPr>
       <w:pBdr/>
@@ -27787,9 +28407,9 @@
       </w:tcPr>
     </w:tblStylePr>
   </w:style>
-  <w:style w:type="table" w:styleId="107">
+  <w:style w:type="table" w:styleId="800">
     <w:name w:val="List Table 6 Colorful - Accent 5"/>
-    <w:basedOn w:val="10"/>
+    <w:basedOn w:val="703"/>
     <w:uiPriority w:val="99"/>
     <w:pPr>
       <w:pBdr/>
@@ -28010,9 +28630,9 @@
       </w:tcPr>
     </w:tblStylePr>
   </w:style>
-  <w:style w:type="table" w:styleId="108">
+  <w:style w:type="table" w:styleId="801">
     <w:name w:val="List Table 6 Colorful - Accent 6"/>
-    <w:basedOn w:val="10"/>
+    <w:basedOn w:val="703"/>
     <w:uiPriority w:val="99"/>
     <w:pPr>
       <w:pBdr/>
@@ -28233,9 +28853,9 @@
       </w:tcPr>
     </w:tblStylePr>
   </w:style>
-  <w:style w:type="table" w:styleId="109">
+  <w:style w:type="table" w:styleId="802">
     <w:name w:val="List Table 7 Colorful"/>
-    <w:basedOn w:val="10"/>
+    <w:basedOn w:val="703"/>
     <w:uiPriority w:val="99"/>
     <w:pPr>
       <w:pBdr/>
@@ -28334,11 +28954,11 @@
         <w:tblBorders/>
       </w:tblPr>
       <w:tcPr>
-        <w:shd w:color="ffffff"/>
+        <w:shd w:val="clear" w:color="ffffff"/>
         <w:tcBorders>
-          <w:top w:val="none"/>
-          <w:left w:val="none"/>
-          <w:bottom w:val="none"/>
+          <w:top w:val="none" w:color="000000" w:sz="4" w:space="0"/>
+          <w:left w:val="none" w:color="000000" w:sz="4" w:space="0"/>
+          <w:bottom w:val="none" w:color="000000" w:sz="4" w:space="0"/>
           <w:right w:val="single" w:color="000000" w:themeColor="text1" w:themeTint="80" w:sz="4" w:space="0"/>
         </w:tcBorders>
       </w:tcPr>
@@ -28361,10 +28981,10 @@
       <w:tcPr>
         <w:shd w:val="clear" w:color="ffffff" w:themeColor="light1" w:fill="ffffff" w:themeFill="light1"/>
         <w:tcBorders>
-          <w:top w:val="none"/>
-          <w:left w:val="none"/>
+          <w:top w:val="none" w:color="000000" w:sz="4" w:space="0"/>
+          <w:left w:val="none" w:color="000000" w:sz="4" w:space="0"/>
           <w:bottom w:val="single" w:color="000000" w:themeColor="text1" w:themeTint="80" w:sz="4" w:space="0"/>
-          <w:right w:val="none"/>
+          <w:right w:val="none" w:color="000000" w:sz="4" w:space="0"/>
         </w:tcBorders>
       </w:tcPr>
     </w:tblStylePr>
@@ -28384,12 +29004,12 @@
         <w:tblBorders/>
       </w:tblPr>
       <w:tcPr>
-        <w:shd w:color="ffffff"/>
+        <w:shd w:val="clear" w:color="ffffff"/>
         <w:tcBorders>
-          <w:top w:val="none"/>
+          <w:top w:val="none" w:color="000000" w:sz="4" w:space="0"/>
           <w:left w:val="single" w:color="000000" w:themeColor="text1" w:themeTint="80" w:sz="4" w:space="0"/>
-          <w:bottom w:val="none"/>
-          <w:right w:val="none"/>
+          <w:bottom w:val="none" w:color="000000" w:sz="4" w:space="0"/>
+          <w:right w:val="none" w:color="000000" w:sz="4" w:space="0"/>
         </w:tcBorders>
       </w:tcPr>
     </w:tblStylePr>
@@ -28412,9 +29032,9 @@
         <w:shd w:val="clear" w:color="ffffff" w:themeColor="light1" w:fill="ffffff" w:themeFill="light1"/>
         <w:tcBorders>
           <w:top w:val="single" w:color="000000" w:themeColor="text1" w:themeTint="80" w:sz="4" w:space="0"/>
-          <w:left w:val="none"/>
-          <w:bottom w:val="none"/>
-          <w:right w:val="none"/>
+          <w:left w:val="none" w:color="000000" w:sz="4" w:space="0"/>
+          <w:bottom w:val="none" w:color="000000" w:sz="4" w:space="0"/>
+          <w:right w:val="none" w:color="000000" w:sz="4" w:space="0"/>
         </w:tcBorders>
       </w:tcPr>
     </w:tblStylePr>
@@ -28489,9 +29109,9 @@
       </w:tcPr>
     </w:tblStylePr>
   </w:style>
-  <w:style w:type="table" w:styleId="110">
+  <w:style w:type="table" w:styleId="803">
     <w:name w:val="List Table 7 Colorful - Accent 1"/>
-    <w:basedOn w:val="10"/>
+    <w:basedOn w:val="703"/>
     <w:uiPriority w:val="99"/>
     <w:pPr>
       <w:pBdr/>
@@ -28590,11 +29210,11 @@
         <w:tblBorders/>
       </w:tblPr>
       <w:tcPr>
-        <w:shd w:color="ffffff"/>
+        <w:shd w:val="clear" w:color="ffffff"/>
         <w:tcBorders>
-          <w:top w:val="none"/>
-          <w:left w:val="none"/>
-          <w:bottom w:val="none"/>
+          <w:top w:val="none" w:color="000000" w:sz="4" w:space="0"/>
+          <w:left w:val="none" w:color="000000" w:sz="4" w:space="0"/>
+          <w:bottom w:val="none" w:color="000000" w:sz="4" w:space="0"/>
           <w:right w:val="single" w:color="000000" w:themeColor="accent1" w:sz="4" w:space="0"/>
         </w:tcBorders>
       </w:tcPr>
@@ -28617,10 +29237,10 @@
       <w:tcPr>
         <w:shd w:val="clear" w:color="ffffff" w:themeColor="light1" w:fill="ffffff" w:themeFill="light1"/>
         <w:tcBorders>
-          <w:top w:val="none"/>
-          <w:left w:val="none"/>
+          <w:top w:val="none" w:color="000000" w:sz="4" w:space="0"/>
+          <w:left w:val="none" w:color="000000" w:sz="4" w:space="0"/>
           <w:bottom w:val="single" w:color="000000" w:themeColor="accent1" w:sz="4" w:space="0"/>
-          <w:right w:val="none"/>
+          <w:right w:val="none" w:color="000000" w:sz="4" w:space="0"/>
         </w:tcBorders>
       </w:tcPr>
     </w:tblStylePr>
@@ -28640,12 +29260,12 @@
         <w:tblBorders/>
       </w:tblPr>
       <w:tcPr>
-        <w:shd w:color="ffffff"/>
+        <w:shd w:val="clear" w:color="ffffff"/>
         <w:tcBorders>
-          <w:top w:val="none"/>
+          <w:top w:val="none" w:color="000000" w:sz="4" w:space="0"/>
           <w:left w:val="single" w:color="000000" w:themeColor="accent1" w:sz="4" w:space="0"/>
-          <w:bottom w:val="none"/>
-          <w:right w:val="none"/>
+          <w:bottom w:val="none" w:color="000000" w:sz="4" w:space="0"/>
+          <w:right w:val="none" w:color="000000" w:sz="4" w:space="0"/>
         </w:tcBorders>
       </w:tcPr>
     </w:tblStylePr>
@@ -28668,9 +29288,9 @@
         <w:shd w:val="clear" w:color="ffffff" w:themeColor="light1" w:fill="ffffff" w:themeFill="light1"/>
         <w:tcBorders>
           <w:top w:val="single" w:color="000000" w:themeColor="accent1" w:sz="4" w:space="0"/>
-          <w:left w:val="none"/>
-          <w:bottom w:val="none"/>
-          <w:right w:val="none"/>
+          <w:left w:val="none" w:color="000000" w:sz="4" w:space="0"/>
+          <w:bottom w:val="none" w:color="000000" w:sz="4" w:space="0"/>
+          <w:right w:val="none" w:color="000000" w:sz="4" w:space="0"/>
         </w:tcBorders>
       </w:tcPr>
     </w:tblStylePr>
@@ -28745,9 +29365,9 @@
       </w:tcPr>
     </w:tblStylePr>
   </w:style>
-  <w:style w:type="table" w:styleId="111">
+  <w:style w:type="table" w:styleId="804">
     <w:name w:val="List Table 7 Colorful - Accent 2"/>
-    <w:basedOn w:val="10"/>
+    <w:basedOn w:val="703"/>
     <w:uiPriority w:val="99"/>
     <w:pPr>
       <w:pBdr/>
@@ -28846,11 +29466,11 @@
         <w:tblBorders/>
       </w:tblPr>
       <w:tcPr>
-        <w:shd w:color="ffffff"/>
+        <w:shd w:val="clear" w:color="ffffff"/>
         <w:tcBorders>
-          <w:top w:val="none"/>
-          <w:left w:val="none"/>
-          <w:bottom w:val="none"/>
+          <w:top w:val="none" w:color="000000" w:sz="4" w:space="0"/>
+          <w:left w:val="none" w:color="000000" w:sz="4" w:space="0"/>
+          <w:bottom w:val="none" w:color="000000" w:sz="4" w:space="0"/>
           <w:right w:val="single" w:color="000000" w:themeColor="accent2" w:themeTint="97" w:sz="4" w:space="0"/>
         </w:tcBorders>
       </w:tcPr>
@@ -28873,10 +29493,10 @@
       <w:tcPr>
         <w:shd w:val="clear" w:color="ffffff" w:themeColor="light1" w:fill="ffffff" w:themeFill="light1"/>
         <w:tcBorders>
-          <w:top w:val="none"/>
-          <w:left w:val="none"/>
+          <w:top w:val="none" w:color="000000" w:sz="4" w:space="0"/>
+          <w:left w:val="none" w:color="000000" w:sz="4" w:space="0"/>
           <w:bottom w:val="single" w:color="000000" w:themeColor="accent2" w:themeTint="97" w:sz="4" w:space="0"/>
-          <w:right w:val="none"/>
+          <w:right w:val="none" w:color="000000" w:sz="4" w:space="0"/>
         </w:tcBorders>
       </w:tcPr>
     </w:tblStylePr>
@@ -28896,12 +29516,12 @@
         <w:tblBorders/>
       </w:tblPr>
       <w:tcPr>
-        <w:shd w:color="ffffff"/>
+        <w:shd w:val="clear" w:color="ffffff"/>
         <w:tcBorders>
-          <w:top w:val="none"/>
+          <w:top w:val="none" w:color="000000" w:sz="4" w:space="0"/>
           <w:left w:val="single" w:color="000000" w:themeColor="accent2" w:themeTint="97" w:sz="4" w:space="0"/>
-          <w:bottom w:val="none"/>
-          <w:right w:val="none"/>
+          <w:bottom w:val="none" w:color="000000" w:sz="4" w:space="0"/>
+          <w:right w:val="none" w:color="000000" w:sz="4" w:space="0"/>
         </w:tcBorders>
       </w:tcPr>
     </w:tblStylePr>
@@ -28924,9 +29544,9 @@
         <w:shd w:val="clear" w:color="ffffff" w:themeColor="light1" w:fill="ffffff" w:themeFill="light1"/>
         <w:tcBorders>
           <w:top w:val="single" w:color="000000" w:themeColor="accent2" w:themeTint="97" w:sz="4" w:space="0"/>
-          <w:left w:val="none"/>
-          <w:bottom w:val="none"/>
-          <w:right w:val="none"/>
+          <w:left w:val="none" w:color="000000" w:sz="4" w:space="0"/>
+          <w:bottom w:val="none" w:color="000000" w:sz="4" w:space="0"/>
+          <w:right w:val="none" w:color="000000" w:sz="4" w:space="0"/>
         </w:tcBorders>
       </w:tcPr>
     </w:tblStylePr>
@@ -29001,9 +29621,9 @@
       </w:tcPr>
     </w:tblStylePr>
   </w:style>
-  <w:style w:type="table" w:styleId="112">
+  <w:style w:type="table" w:styleId="805">
     <w:name w:val="List Table 7 Colorful - Accent 3"/>
-    <w:basedOn w:val="10"/>
+    <w:basedOn w:val="703"/>
     <w:uiPriority w:val="99"/>
     <w:pPr>
       <w:pBdr/>
@@ -29102,11 +29722,11 @@
         <w:tblBorders/>
       </w:tblPr>
       <w:tcPr>
-        <w:shd w:color="ffffff"/>
+        <w:shd w:val="clear" w:color="ffffff"/>
         <w:tcBorders>
-          <w:top w:val="none"/>
-          <w:left w:val="none"/>
-          <w:bottom w:val="none"/>
+          <w:top w:val="none" w:color="000000" w:sz="4" w:space="0"/>
+          <w:left w:val="none" w:color="000000" w:sz="4" w:space="0"/>
+          <w:bottom w:val="none" w:color="000000" w:sz="4" w:space="0"/>
           <w:right w:val="single" w:color="000000" w:themeColor="accent3" w:themeTint="98" w:sz="4" w:space="0"/>
         </w:tcBorders>
       </w:tcPr>
@@ -29129,10 +29749,10 @@
       <w:tcPr>
         <w:shd w:val="clear" w:color="ffffff" w:themeColor="light1" w:fill="ffffff" w:themeFill="light1"/>
         <w:tcBorders>
-          <w:top w:val="none"/>
-          <w:left w:val="none"/>
+          <w:top w:val="none" w:color="000000" w:sz="4" w:space="0"/>
+          <w:left w:val="none" w:color="000000" w:sz="4" w:space="0"/>
           <w:bottom w:val="single" w:color="000000" w:themeColor="accent3" w:themeTint="98" w:sz="4" w:space="0"/>
-          <w:right w:val="none"/>
+          <w:right w:val="none" w:color="000000" w:sz="4" w:space="0"/>
         </w:tcBorders>
       </w:tcPr>
     </w:tblStylePr>
@@ -29152,12 +29772,12 @@
         <w:tblBorders/>
       </w:tblPr>
       <w:tcPr>
-        <w:shd w:color="ffffff"/>
+        <w:shd w:val="clear" w:color="ffffff"/>
         <w:tcBorders>
-          <w:top w:val="none"/>
+          <w:top w:val="none" w:color="000000" w:sz="4" w:space="0"/>
           <w:left w:val="single" w:color="000000" w:themeColor="accent3" w:themeTint="98" w:sz="4" w:space="0"/>
-          <w:bottom w:val="none"/>
-          <w:right w:val="none"/>
+          <w:bottom w:val="none" w:color="000000" w:sz="4" w:space="0"/>
+          <w:right w:val="none" w:color="000000" w:sz="4" w:space="0"/>
         </w:tcBorders>
       </w:tcPr>
     </w:tblStylePr>
@@ -29180,9 +29800,9 @@
         <w:shd w:val="clear" w:color="ffffff" w:themeColor="light1" w:fill="ffffff" w:themeFill="light1"/>
         <w:tcBorders>
           <w:top w:val="single" w:color="000000" w:themeColor="accent3" w:themeTint="98" w:sz="4" w:space="0"/>
-          <w:left w:val="none"/>
-          <w:bottom w:val="none"/>
-          <w:right w:val="none"/>
+          <w:left w:val="none" w:color="000000" w:sz="4" w:space="0"/>
+          <w:bottom w:val="none" w:color="000000" w:sz="4" w:space="0"/>
+          <w:right w:val="none" w:color="000000" w:sz="4" w:space="0"/>
         </w:tcBorders>
       </w:tcPr>
     </w:tblStylePr>
@@ -29257,9 +29877,9 @@
       </w:tcPr>
     </w:tblStylePr>
   </w:style>
-  <w:style w:type="table" w:styleId="113">
+  <w:style w:type="table" w:styleId="806">
     <w:name w:val="List Table 7 Colorful - Accent 4"/>
-    <w:basedOn w:val="10"/>
+    <w:basedOn w:val="703"/>
     <w:uiPriority w:val="99"/>
     <w:pPr>
       <w:pBdr/>
@@ -29358,11 +29978,11 @@
         <w:tblBorders/>
       </w:tblPr>
       <w:tcPr>
-        <w:shd w:color="ffffff"/>
+        <w:shd w:val="clear" w:color="ffffff"/>
         <w:tcBorders>
-          <w:top w:val="none"/>
-          <w:left w:val="none"/>
-          <w:bottom w:val="none"/>
+          <w:top w:val="none" w:color="000000" w:sz="4" w:space="0"/>
+          <w:left w:val="none" w:color="000000" w:sz="4" w:space="0"/>
+          <w:bottom w:val="none" w:color="000000" w:sz="4" w:space="0"/>
           <w:right w:val="single" w:color="000000" w:themeColor="accent4" w:themeTint="9A" w:sz="4" w:space="0"/>
         </w:tcBorders>
       </w:tcPr>
@@ -29385,10 +30005,10 @@
       <w:tcPr>
         <w:shd w:val="clear" w:color="ffffff" w:themeColor="light1" w:fill="ffffff" w:themeFill="light1"/>
         <w:tcBorders>
-          <w:top w:val="none"/>
-          <w:left w:val="none"/>
+          <w:top w:val="none" w:color="000000" w:sz="4" w:space="0"/>
+          <w:left w:val="none" w:color="000000" w:sz="4" w:space="0"/>
           <w:bottom w:val="single" w:color="000000" w:themeColor="accent4" w:themeTint="9A" w:sz="4" w:space="0"/>
-          <w:right w:val="none"/>
+          <w:right w:val="none" w:color="000000" w:sz="4" w:space="0"/>
         </w:tcBorders>
       </w:tcPr>
     </w:tblStylePr>
@@ -29408,12 +30028,12 @@
         <w:tblBorders/>
       </w:tblPr>
       <w:tcPr>
-        <w:shd w:color="ffffff"/>
+        <w:shd w:val="clear" w:color="ffffff"/>
         <w:tcBorders>
-          <w:top w:val="none"/>
+          <w:top w:val="none" w:color="000000" w:sz="4" w:space="0"/>
           <w:left w:val="single" w:color="000000" w:themeColor="accent4" w:themeTint="9A" w:sz="4" w:space="0"/>
-          <w:bottom w:val="none"/>
-          <w:right w:val="none"/>
+          <w:bottom w:val="none" w:color="000000" w:sz="4" w:space="0"/>
+          <w:right w:val="none" w:color="000000" w:sz="4" w:space="0"/>
         </w:tcBorders>
       </w:tcPr>
     </w:tblStylePr>
@@ -29436,9 +30056,9 @@
         <w:shd w:val="clear" w:color="ffffff" w:themeColor="light1" w:fill="ffffff" w:themeFill="light1"/>
         <w:tcBorders>
           <w:top w:val="single" w:color="000000" w:themeColor="accent4" w:themeTint="9A" w:sz="4" w:space="0"/>
-          <w:left w:val="none"/>
-          <w:bottom w:val="none"/>
-          <w:right w:val="none"/>
+          <w:left w:val="none" w:color="000000" w:sz="4" w:space="0"/>
+          <w:bottom w:val="none" w:color="000000" w:sz="4" w:space="0"/>
+          <w:right w:val="none" w:color="000000" w:sz="4" w:space="0"/>
         </w:tcBorders>
       </w:tcPr>
     </w:tblStylePr>
@@ -29513,9 +30133,9 @@
       </w:tcPr>
     </w:tblStylePr>
   </w:style>
-  <w:style w:type="table" w:styleId="114">
+  <w:style w:type="table" w:styleId="807">
     <w:name w:val="List Table 7 Colorful - Accent 5"/>
-    <w:basedOn w:val="10"/>
+    <w:basedOn w:val="703"/>
     <w:uiPriority w:val="99"/>
     <w:pPr>
       <w:pBdr/>
@@ -29614,11 +30234,11 @@
         <w:tblBorders/>
       </w:tblPr>
       <w:tcPr>
-        <w:shd w:color="ffffff"/>
+        <w:shd w:val="clear" w:color="ffffff"/>
         <w:tcBorders>
-          <w:top w:val="none"/>
-          <w:left w:val="none"/>
-          <w:bottom w:val="none"/>
+          <w:top w:val="none" w:color="000000" w:sz="4" w:space="0"/>
+          <w:left w:val="none" w:color="000000" w:sz="4" w:space="0"/>
+          <w:bottom w:val="none" w:color="000000" w:sz="4" w:space="0"/>
           <w:right w:val="single" w:color="000000" w:themeColor="accent5" w:themeTint="9A" w:sz="4" w:space="0"/>
         </w:tcBorders>
       </w:tcPr>
@@ -29641,10 +30261,10 @@
       <w:tcPr>
         <w:shd w:val="clear" w:color="ffffff" w:themeColor="light1" w:fill="ffffff" w:themeFill="light1"/>
         <w:tcBorders>
-          <w:top w:val="none"/>
-          <w:left w:val="none"/>
+          <w:top w:val="none" w:color="000000" w:sz="4" w:space="0"/>
+          <w:left w:val="none" w:color="000000" w:sz="4" w:space="0"/>
           <w:bottom w:val="single" w:color="000000" w:themeColor="accent5" w:themeTint="9A" w:sz="4" w:space="0"/>
-          <w:right w:val="none"/>
+          <w:right w:val="none" w:color="000000" w:sz="4" w:space="0"/>
         </w:tcBorders>
       </w:tcPr>
     </w:tblStylePr>
@@ -29664,12 +30284,12 @@
         <w:tblBorders/>
       </w:tblPr>
       <w:tcPr>
-        <w:shd w:color="ffffff"/>
+        <w:shd w:val="clear" w:color="ffffff"/>
         <w:tcBorders>
-          <w:top w:val="none"/>
+          <w:top w:val="none" w:color="000000" w:sz="4" w:space="0"/>
           <w:left w:val="single" w:color="000000" w:themeColor="accent5" w:themeTint="9A" w:sz="4" w:space="0"/>
-          <w:bottom w:val="none"/>
-          <w:right w:val="none"/>
+          <w:bottom w:val="none" w:color="000000" w:sz="4" w:space="0"/>
+          <w:right w:val="none" w:color="000000" w:sz="4" w:space="0"/>
         </w:tcBorders>
       </w:tcPr>
     </w:tblStylePr>
@@ -29692,9 +30312,9 @@
         <w:shd w:val="clear" w:color="ffffff" w:themeColor="light1" w:fill="ffffff" w:themeFill="light1"/>
         <w:tcBorders>
           <w:top w:val="single" w:color="000000" w:themeColor="accent5" w:themeTint="9A" w:sz="4" w:space="0"/>
-          <w:left w:val="none"/>
-          <w:bottom w:val="none"/>
-          <w:right w:val="none"/>
+          <w:left w:val="none" w:color="000000" w:sz="4" w:space="0"/>
+          <w:bottom w:val="none" w:color="000000" w:sz="4" w:space="0"/>
+          <w:right w:val="none" w:color="000000" w:sz="4" w:space="0"/>
         </w:tcBorders>
       </w:tcPr>
     </w:tblStylePr>
@@ -29769,9 +30389,9 @@
       </w:tcPr>
     </w:tblStylePr>
   </w:style>
-  <w:style w:type="table" w:styleId="115">
+  <w:style w:type="table" w:styleId="808">
     <w:name w:val="List Table 7 Colorful - Accent 6"/>
-    <w:basedOn w:val="10"/>
+    <w:basedOn w:val="703"/>
     <w:uiPriority w:val="99"/>
     <w:pPr>
       <w:pBdr/>
@@ -29870,11 +30490,11 @@
         <w:tblBorders/>
       </w:tblPr>
       <w:tcPr>
-        <w:shd w:color="ffffff"/>
+        <w:shd w:val="clear" w:color="ffffff"/>
         <w:tcBorders>
-          <w:top w:val="none"/>
-          <w:left w:val="none"/>
-          <w:bottom w:val="none"/>
+          <w:top w:val="none" w:color="000000" w:sz="4" w:space="0"/>
+          <w:left w:val="none" w:color="000000" w:sz="4" w:space="0"/>
+          <w:bottom w:val="none" w:color="000000" w:sz="4" w:space="0"/>
           <w:right w:val="single" w:color="000000" w:themeColor="accent6" w:themeTint="98" w:sz="4" w:space="0"/>
         </w:tcBorders>
       </w:tcPr>
@@ -29897,10 +30517,10 @@
       <w:tcPr>
         <w:shd w:val="clear" w:color="ffffff" w:themeColor="light1" w:fill="ffffff" w:themeFill="light1"/>
         <w:tcBorders>
-          <w:top w:val="none"/>
-          <w:left w:val="none"/>
+          <w:top w:val="none" w:color="000000" w:sz="4" w:space="0"/>
+          <w:left w:val="none" w:color="000000" w:sz="4" w:space="0"/>
           <w:bottom w:val="single" w:color="000000" w:themeColor="accent6" w:themeTint="98" w:sz="4" w:space="0"/>
-          <w:right w:val="none"/>
+          <w:right w:val="none" w:color="000000" w:sz="4" w:space="0"/>
         </w:tcBorders>
       </w:tcPr>
     </w:tblStylePr>
@@ -29920,12 +30540,12 @@
         <w:tblBorders/>
       </w:tblPr>
       <w:tcPr>
-        <w:shd w:color="ffffff"/>
+        <w:shd w:val="clear" w:color="ffffff"/>
         <w:tcBorders>
-          <w:top w:val="none"/>
+          <w:top w:val="none" w:color="000000" w:sz="4" w:space="0"/>
           <w:left w:val="single" w:color="000000" w:themeColor="accent6" w:themeTint="98" w:sz="4" w:space="0"/>
-          <w:bottom w:val="none"/>
-          <w:right w:val="none"/>
+          <w:bottom w:val="none" w:color="000000" w:sz="4" w:space="0"/>
+          <w:right w:val="none" w:color="000000" w:sz="4" w:space="0"/>
         </w:tcBorders>
       </w:tcPr>
     </w:tblStylePr>
@@ -29948,9 +30568,9 @@
         <w:shd w:val="clear" w:color="ffffff" w:themeColor="light1" w:fill="ffffff" w:themeFill="light1"/>
         <w:tcBorders>
           <w:top w:val="single" w:color="000000" w:themeColor="accent6" w:themeTint="98" w:sz="4" w:space="0"/>
-          <w:left w:val="none"/>
-          <w:bottom w:val="none"/>
-          <w:right w:val="none"/>
+          <w:left w:val="none" w:color="000000" w:sz="4" w:space="0"/>
+          <w:bottom w:val="none" w:color="000000" w:sz="4" w:space="0"/>
+          <w:right w:val="none" w:color="000000" w:sz="4" w:space="0"/>
         </w:tcBorders>
       </w:tcPr>
     </w:tblStylePr>
@@ -30025,9 +30645,9 @@
       </w:tcPr>
     </w:tblStylePr>
   </w:style>
-  <w:style w:type="table" w:styleId="116">
+  <w:style w:type="table" w:styleId="809">
     <w:name w:val="Lined - Accent"/>
-    <w:basedOn w:val="10"/>
+    <w:basedOn w:val="703"/>
     <w:uiPriority w:val="99"/>
     <w:pPr>
       <w:pBdr/>
@@ -30262,9 +30882,9 @@
       </w:tcPr>
     </w:tblStylePr>
   </w:style>
-  <w:style w:type="table" w:styleId="117">
+  <w:style w:type="table" w:styleId="810">
     <w:name w:val="Lined - Accent 1"/>
-    <w:basedOn w:val="10"/>
+    <w:basedOn w:val="703"/>
     <w:uiPriority w:val="99"/>
     <w:pPr>
       <w:pBdr/>
@@ -30499,9 +31119,9 @@
       </w:tcPr>
     </w:tblStylePr>
   </w:style>
-  <w:style w:type="table" w:styleId="118">
+  <w:style w:type="table" w:styleId="811">
     <w:name w:val="Lined - Accent 2"/>
-    <w:basedOn w:val="10"/>
+    <w:basedOn w:val="703"/>
     <w:uiPriority w:val="99"/>
     <w:pPr>
       <w:pBdr/>
@@ -30736,9 +31356,9 @@
       </w:tcPr>
     </w:tblStylePr>
   </w:style>
-  <w:style w:type="table" w:styleId="119">
+  <w:style w:type="table" w:styleId="812">
     <w:name w:val="Lined - Accent 3"/>
-    <w:basedOn w:val="10"/>
+    <w:basedOn w:val="703"/>
     <w:uiPriority w:val="99"/>
     <w:pPr>
       <w:pBdr/>
@@ -30973,9 +31593,9 @@
       </w:tcPr>
     </w:tblStylePr>
   </w:style>
-  <w:style w:type="table" w:styleId="120">
+  <w:style w:type="table" w:styleId="813">
     <w:name w:val="Lined - Accent 4"/>
-    <w:basedOn w:val="10"/>
+    <w:basedOn w:val="703"/>
     <w:uiPriority w:val="99"/>
     <w:pPr>
       <w:pBdr/>
@@ -31210,9 +31830,9 @@
       </w:tcPr>
     </w:tblStylePr>
   </w:style>
-  <w:style w:type="table" w:styleId="121">
+  <w:style w:type="table" w:styleId="814">
     <w:name w:val="Lined - Accent 5"/>
-    <w:basedOn w:val="10"/>
+    <w:basedOn w:val="703"/>
     <w:uiPriority w:val="99"/>
     <w:pPr>
       <w:pBdr/>
@@ -31447,9 +32067,9 @@
       </w:tcPr>
     </w:tblStylePr>
   </w:style>
-  <w:style w:type="table" w:styleId="122">
+  <w:style w:type="table" w:styleId="815">
     <w:name w:val="Lined - Accent 6"/>
-    <w:basedOn w:val="10"/>
+    <w:basedOn w:val="703"/>
     <w:uiPriority w:val="99"/>
     <w:pPr>
       <w:pBdr/>
@@ -31684,9 +32304,9 @@
       </w:tcPr>
     </w:tblStylePr>
   </w:style>
-  <w:style w:type="table" w:styleId="123">
+  <w:style w:type="table" w:styleId="816">
     <w:name w:val="Bordered &amp; Lined - Accent"/>
-    <w:basedOn w:val="10"/>
+    <w:basedOn w:val="703"/>
     <w:uiPriority w:val="99"/>
     <w:pPr>
       <w:pBdr/>
@@ -31928,9 +32548,9 @@
       </w:tcPr>
     </w:tblStylePr>
   </w:style>
-  <w:style w:type="table" w:styleId="124">
+  <w:style w:type="table" w:styleId="817">
     <w:name w:val="Bordered &amp; Lined - Accent 1"/>
-    <w:basedOn w:val="10"/>
+    <w:basedOn w:val="703"/>
     <w:uiPriority w:val="99"/>
     <w:pPr>
       <w:pBdr/>
@@ -32172,9 +32792,9 @@
       </w:tcPr>
     </w:tblStylePr>
   </w:style>
-  <w:style w:type="table" w:styleId="125">
+  <w:style w:type="table" w:styleId="818">
     <w:name w:val="Bordered &amp; Lined - Accent 2"/>
-    <w:basedOn w:val="10"/>
+    <w:basedOn w:val="703"/>
     <w:uiPriority w:val="99"/>
     <w:pPr>
       <w:pBdr/>
@@ -32416,9 +33036,9 @@
       </w:tcPr>
     </w:tblStylePr>
   </w:style>
-  <w:style w:type="table" w:styleId="126">
+  <w:style w:type="table" w:styleId="819">
     <w:name w:val="Bordered &amp; Lined - Accent 3"/>
-    <w:basedOn w:val="10"/>
+    <w:basedOn w:val="703"/>
     <w:uiPriority w:val="99"/>
     <w:pPr>
       <w:pBdr/>
@@ -32660,9 +33280,9 @@
       </w:tcPr>
     </w:tblStylePr>
   </w:style>
-  <w:style w:type="table" w:styleId="127">
+  <w:style w:type="table" w:styleId="820">
     <w:name w:val="Bordered &amp; Lined - Accent 4"/>
-    <w:basedOn w:val="10"/>
+    <w:basedOn w:val="703"/>
     <w:uiPriority w:val="99"/>
     <w:pPr>
       <w:pBdr/>
@@ -32904,9 +33524,9 @@
       </w:tcPr>
     </w:tblStylePr>
   </w:style>
-  <w:style w:type="table" w:styleId="128">
+  <w:style w:type="table" w:styleId="821">
     <w:name w:val="Bordered &amp; Lined - Accent 5"/>
-    <w:basedOn w:val="10"/>
+    <w:basedOn w:val="703"/>
     <w:uiPriority w:val="99"/>
     <w:pPr>
       <w:pBdr/>
@@ -33148,9 +33768,9 @@
       </w:tcPr>
     </w:tblStylePr>
   </w:style>
-  <w:style w:type="table" w:styleId="129">
+  <w:style w:type="table" w:styleId="822">
     <w:name w:val="Bordered &amp; Lined - Accent 6"/>
-    <w:basedOn w:val="10"/>
+    <w:basedOn w:val="703"/>
     <w:uiPriority w:val="99"/>
     <w:pPr>
       <w:pBdr/>
@@ -33392,9 +34012,9 @@
       </w:tcPr>
     </w:tblStylePr>
   </w:style>
-  <w:style w:type="table" w:styleId="130">
+  <w:style w:type="table" w:styleId="823">
     <w:name w:val="Bordered"/>
-    <w:basedOn w:val="10"/>
+    <w:basedOn w:val="703"/>
     <w:uiPriority w:val="99"/>
     <w:pPr>
       <w:pBdr/>
@@ -33623,9 +34243,9 @@
       </w:tcPr>
     </w:tblStylePr>
   </w:style>
-  <w:style w:type="table" w:styleId="131">
+  <w:style w:type="table" w:styleId="824">
     <w:name w:val="Bordered - Accent 1"/>
-    <w:basedOn w:val="10"/>
+    <w:basedOn w:val="703"/>
     <w:uiPriority w:val="99"/>
     <w:pPr>
       <w:pBdr/>
@@ -33854,9 +34474,9 @@
       </w:tcPr>
     </w:tblStylePr>
   </w:style>
-  <w:style w:type="table" w:styleId="132">
+  <w:style w:type="table" w:styleId="825">
     <w:name w:val="Bordered - Accent 2"/>
-    <w:basedOn w:val="10"/>
+    <w:basedOn w:val="703"/>
     <w:uiPriority w:val="99"/>
     <w:pPr>
       <w:pBdr/>
@@ -34085,9 +34705,9 @@
       </w:tcPr>
     </w:tblStylePr>
   </w:style>
-  <w:style w:type="table" w:styleId="133">
+  <w:style w:type="table" w:styleId="826">
     <w:name w:val="Bordered - Accent 3"/>
-    <w:basedOn w:val="10"/>
+    <w:basedOn w:val="703"/>
     <w:uiPriority w:val="99"/>
     <w:pPr>
       <w:pBdr/>
@@ -34316,9 +34936,9 @@
       </w:tcPr>
     </w:tblStylePr>
   </w:style>
-  <w:style w:type="table" w:styleId="134">
+  <w:style w:type="table" w:styleId="827">
     <w:name w:val="Bordered - Accent 4"/>
-    <w:basedOn w:val="10"/>
+    <w:basedOn w:val="703"/>
     <w:uiPriority w:val="99"/>
     <w:pPr>
       <w:pBdr/>
@@ -34547,9 +35167,9 @@
       </w:tcPr>
     </w:tblStylePr>
   </w:style>
-  <w:style w:type="table" w:styleId="135">
+  <w:style w:type="table" w:styleId="828">
     <w:name w:val="Bordered - Accent 5"/>
-    <w:basedOn w:val="10"/>
+    <w:basedOn w:val="703"/>
     <w:uiPriority w:val="99"/>
     <w:pPr>
       <w:pBdr/>
@@ -34778,9 +35398,9 @@
       </w:tcPr>
     </w:tblStylePr>
   </w:style>
-  <w:style w:type="table" w:styleId="136">
+  <w:style w:type="table" w:styleId="829">
     <w:name w:val="Bordered - Accent 6"/>
-    <w:basedOn w:val="10"/>
+    <w:basedOn w:val="703"/>
     <w:uiPriority w:val="99"/>
     <w:pPr>
       <w:pBdr/>
@@ -35009,11 +35629,11 @@
       </w:tcPr>
     </w:tblStylePr>
   </w:style>
-  <w:style w:type="paragraph" w:styleId="138">
+  <w:style w:type="paragraph" w:styleId="830">
     <w:name w:val="Heading 1"/>
-    <w:basedOn w:val="666"/>
-    <w:next w:val="666"/>
-    <w:link w:val="149"/>
+    <w:basedOn w:val="887"/>
+    <w:next w:val="887"/>
+    <w:link w:val="839"/>
     <w:uiPriority w:val="9"/>
     <w:qFormat/>
     <w:pPr>
@@ -35031,11 +35651,11 @@
       <w:szCs w:val="40"/>
     </w:rPr>
   </w:style>
-  <w:style w:type="paragraph" w:styleId="139">
+  <w:style w:type="paragraph" w:styleId="831">
     <w:name w:val="Heading 2"/>
-    <w:basedOn w:val="666"/>
-    <w:next w:val="666"/>
-    <w:link w:val="150"/>
+    <w:basedOn w:val="887"/>
+    <w:next w:val="887"/>
+    <w:link w:val="840"/>
     <w:uiPriority w:val="9"/>
     <w:unhideWhenUsed/>
     <w:qFormat/>
@@ -35054,11 +35674,11 @@
       <w:szCs w:val="32"/>
     </w:rPr>
   </w:style>
-  <w:style w:type="paragraph" w:styleId="140">
+  <w:style w:type="paragraph" w:styleId="832">
     <w:name w:val="Heading 3"/>
-    <w:basedOn w:val="666"/>
-    <w:next w:val="666"/>
-    <w:link w:val="151"/>
+    <w:basedOn w:val="887"/>
+    <w:next w:val="887"/>
+    <w:link w:val="841"/>
     <w:uiPriority w:val="9"/>
     <w:unhideWhenUsed/>
     <w:qFormat/>
@@ -35077,11 +35697,11 @@
       <w:szCs w:val="28"/>
     </w:rPr>
   </w:style>
-  <w:style w:type="paragraph" w:styleId="141">
+  <w:style w:type="paragraph" w:styleId="833">
     <w:name w:val="Heading 4"/>
-    <w:basedOn w:val="666"/>
-    <w:next w:val="666"/>
-    <w:link w:val="152"/>
+    <w:basedOn w:val="887"/>
+    <w:next w:val="887"/>
+    <w:link w:val="842"/>
     <w:uiPriority w:val="9"/>
     <w:unhideWhenUsed/>
     <w:qFormat/>
@@ -35100,11 +35720,11 @@
       <w:color w:val="0f4761" w:themeColor="accent1" w:themeShade="BF"/>
     </w:rPr>
   </w:style>
-  <w:style w:type="paragraph" w:styleId="142">
+  <w:style w:type="paragraph" w:styleId="834">
     <w:name w:val="Heading 5"/>
-    <w:basedOn w:val="666"/>
-    <w:next w:val="666"/>
-    <w:link w:val="153"/>
+    <w:basedOn w:val="887"/>
+    <w:next w:val="887"/>
+    <w:link w:val="843"/>
     <w:uiPriority w:val="9"/>
     <w:unhideWhenUsed/>
     <w:qFormat/>
@@ -35121,11 +35741,11 @@
       <w:color w:val="0f4761" w:themeColor="accent1" w:themeShade="BF"/>
     </w:rPr>
   </w:style>
-  <w:style w:type="paragraph" w:styleId="143">
+  <w:style w:type="paragraph" w:styleId="835">
     <w:name w:val="Heading 6"/>
-    <w:basedOn w:val="666"/>
-    <w:next w:val="666"/>
-    <w:link w:val="154"/>
+    <w:basedOn w:val="887"/>
+    <w:next w:val="887"/>
+    <w:link w:val="844"/>
     <w:uiPriority w:val="9"/>
     <w:unhideWhenUsed/>
     <w:qFormat/>
@@ -35144,11 +35764,11 @@
       <w:color w:val="595959" w:themeColor="text1" w:themeTint="A6"/>
     </w:rPr>
   </w:style>
-  <w:style w:type="paragraph" w:styleId="144">
+  <w:style w:type="paragraph" w:styleId="836">
     <w:name w:val="Heading 7"/>
-    <w:basedOn w:val="666"/>
-    <w:next w:val="666"/>
-    <w:link w:val="155"/>
+    <w:basedOn w:val="887"/>
+    <w:next w:val="887"/>
+    <w:link w:val="845"/>
     <w:uiPriority w:val="9"/>
     <w:unhideWhenUsed/>
     <w:qFormat/>
@@ -35165,11 +35785,11 @@
       <w:color w:val="595959" w:themeColor="text1" w:themeTint="A6"/>
     </w:rPr>
   </w:style>
-  <w:style w:type="paragraph" w:styleId="145">
+  <w:style w:type="paragraph" w:styleId="837">
     <w:name w:val="Heading 8"/>
-    <w:basedOn w:val="666"/>
-    <w:next w:val="666"/>
-    <w:link w:val="156"/>
+    <w:basedOn w:val="887"/>
+    <w:next w:val="887"/>
+    <w:link w:val="846"/>
     <w:uiPriority w:val="9"/>
     <w:unhideWhenUsed/>
     <w:qFormat/>
@@ -35188,11 +35808,11 @@
       <w:color w:val="272727" w:themeColor="text1" w:themeTint="D8"/>
     </w:rPr>
   </w:style>
-  <w:style w:type="paragraph" w:styleId="146">
+  <w:style w:type="paragraph" w:styleId="838">
     <w:name w:val="Heading 9"/>
-    <w:basedOn w:val="666"/>
-    <w:next w:val="666"/>
-    <w:link w:val="157"/>
+    <w:basedOn w:val="887"/>
+    <w:next w:val="887"/>
+    <w:link w:val="847"/>
     <w:uiPriority w:val="9"/>
     <w:unhideWhenUsed/>
     <w:qFormat/>
@@ -35211,10 +35831,10 @@
       <w:color w:val="272727" w:themeColor="text1" w:themeTint="D8"/>
     </w:rPr>
   </w:style>
-  <w:style w:type="character" w:styleId="149">
+  <w:style w:type="character" w:styleId="839">
     <w:name w:val="Heading 1 Char"/>
-    <w:basedOn w:val="667"/>
-    <w:link w:val="138"/>
+    <w:basedOn w:val="888"/>
+    <w:link w:val="830"/>
     <w:uiPriority w:val="9"/>
     <w:pPr>
       <w:pBdr/>
@@ -35228,10 +35848,10 @@
       <w:szCs w:val="40"/>
     </w:rPr>
   </w:style>
-  <w:style w:type="character" w:styleId="150">
+  <w:style w:type="character" w:styleId="840">
     <w:name w:val="Heading 2 Char"/>
-    <w:basedOn w:val="667"/>
-    <w:link w:val="139"/>
+    <w:basedOn w:val="888"/>
+    <w:link w:val="831"/>
     <w:uiPriority w:val="9"/>
     <w:pPr>
       <w:pBdr/>
@@ -35245,10 +35865,10 @@
       <w:szCs w:val="32"/>
     </w:rPr>
   </w:style>
-  <w:style w:type="character" w:styleId="151">
+  <w:style w:type="character" w:styleId="841">
     <w:name w:val="Heading 3 Char"/>
-    <w:basedOn w:val="667"/>
-    <w:link w:val="140"/>
+    <w:basedOn w:val="888"/>
+    <w:link w:val="832"/>
     <w:uiPriority w:val="9"/>
     <w:pPr>
       <w:pBdr/>
@@ -35262,10 +35882,10 @@
       <w:szCs w:val="28"/>
     </w:rPr>
   </w:style>
-  <w:style w:type="character" w:styleId="152">
+  <w:style w:type="character" w:styleId="842">
     <w:name w:val="Heading 4 Char"/>
-    <w:basedOn w:val="667"/>
-    <w:link w:val="141"/>
+    <w:basedOn w:val="888"/>
+    <w:link w:val="833"/>
     <w:uiPriority w:val="9"/>
     <w:pPr>
       <w:pBdr/>
@@ -35279,10 +35899,10 @@
       <w:color w:val="0f4761" w:themeColor="accent1" w:themeShade="BF"/>
     </w:rPr>
   </w:style>
-  <w:style w:type="character" w:styleId="153">
+  <w:style w:type="character" w:styleId="843">
     <w:name w:val="Heading 5 Char"/>
-    <w:basedOn w:val="667"/>
-    <w:link w:val="142"/>
+    <w:basedOn w:val="888"/>
+    <w:link w:val="834"/>
     <w:uiPriority w:val="9"/>
     <w:pPr>
       <w:pBdr/>
@@ -35294,10 +35914,10 @@
       <w:color w:val="0f4761" w:themeColor="accent1" w:themeShade="BF"/>
     </w:rPr>
   </w:style>
-  <w:style w:type="character" w:styleId="154">
+  <w:style w:type="character" w:styleId="844">
     <w:name w:val="Heading 6 Char"/>
-    <w:basedOn w:val="667"/>
-    <w:link w:val="143"/>
+    <w:basedOn w:val="888"/>
+    <w:link w:val="835"/>
     <w:uiPriority w:val="9"/>
     <w:pPr>
       <w:pBdr/>
@@ -35311,10 +35931,10 @@
       <w:color w:val="595959" w:themeColor="text1" w:themeTint="A6"/>
     </w:rPr>
   </w:style>
-  <w:style w:type="character" w:styleId="155">
+  <w:style w:type="character" w:styleId="845">
     <w:name w:val="Heading 7 Char"/>
-    <w:basedOn w:val="667"/>
-    <w:link w:val="144"/>
+    <w:basedOn w:val="888"/>
+    <w:link w:val="836"/>
     <w:uiPriority w:val="9"/>
     <w:pPr>
       <w:pBdr/>
@@ -35326,10 +35946,10 @@
       <w:color w:val="595959" w:themeColor="text1" w:themeTint="A6"/>
     </w:rPr>
   </w:style>
-  <w:style w:type="character" w:styleId="156">
+  <w:style w:type="character" w:styleId="846">
     <w:name w:val="Heading 8 Char"/>
-    <w:basedOn w:val="667"/>
-    <w:link w:val="145"/>
+    <w:basedOn w:val="888"/>
+    <w:link w:val="837"/>
     <w:uiPriority w:val="9"/>
     <w:pPr>
       <w:pBdr/>
@@ -35343,10 +35963,10 @@
       <w:color w:val="272727" w:themeColor="text1" w:themeTint="D8"/>
     </w:rPr>
   </w:style>
-  <w:style w:type="character" w:styleId="157">
+  <w:style w:type="character" w:styleId="847">
     <w:name w:val="Heading 9 Char"/>
-    <w:basedOn w:val="667"/>
-    <w:link w:val="146"/>
+    <w:basedOn w:val="888"/>
+    <w:link w:val="838"/>
     <w:uiPriority w:val="9"/>
     <w:pPr>
       <w:pBdr/>
@@ -35360,11 +35980,11 @@
       <w:color w:val="272727" w:themeColor="text1" w:themeTint="D8"/>
     </w:rPr>
   </w:style>
-  <w:style w:type="paragraph" w:styleId="158">
+  <w:style w:type="paragraph" w:styleId="848">
     <w:name w:val="Title"/>
-    <w:basedOn w:val="666"/>
-    <w:next w:val="666"/>
-    <w:link w:val="159"/>
+    <w:basedOn w:val="887"/>
+    <w:next w:val="887"/>
+    <w:link w:val="849"/>
     <w:uiPriority w:val="10"/>
     <w:qFormat/>
     <w:pPr>
@@ -35380,10 +36000,10 @@
       <w:szCs w:val="56"/>
     </w:rPr>
   </w:style>
-  <w:style w:type="character" w:styleId="159">
+  <w:style w:type="character" w:styleId="849">
     <w:name w:val="Title Char"/>
-    <w:basedOn w:val="667"/>
-    <w:link w:val="158"/>
+    <w:basedOn w:val="888"/>
+    <w:link w:val="848"/>
     <w:uiPriority w:val="10"/>
     <w:pPr>
       <w:pBdr/>
@@ -35397,11 +36017,11 @@
       <w:szCs w:val="56"/>
     </w:rPr>
   </w:style>
-  <w:style w:type="paragraph" w:styleId="160">
+  <w:style w:type="paragraph" w:styleId="850">
     <w:name w:val="Subtitle"/>
-    <w:basedOn w:val="666"/>
-    <w:next w:val="666"/>
-    <w:link w:val="161"/>
+    <w:basedOn w:val="887"/>
+    <w:next w:val="887"/>
+    <w:link w:val="851"/>
     <w:uiPriority w:val="11"/>
     <w:qFormat/>
     <w:pPr>
@@ -35419,10 +36039,10 @@
       <w:szCs w:val="28"/>
     </w:rPr>
   </w:style>
-  <w:style w:type="character" w:styleId="161">
+  <w:style w:type="character" w:styleId="851">
     <w:name w:val="Subtitle Char"/>
-    <w:basedOn w:val="667"/>
-    <w:link w:val="160"/>
+    <w:basedOn w:val="888"/>
+    <w:link w:val="850"/>
     <w:uiPriority w:val="11"/>
     <w:pPr>
       <w:pBdr/>
@@ -35436,11 +36056,11 @@
       <w:szCs w:val="28"/>
     </w:rPr>
   </w:style>
-  <w:style w:type="paragraph" w:styleId="162">
+  <w:style w:type="paragraph" w:styleId="852">
     <w:name w:val="Quote"/>
-    <w:basedOn w:val="666"/>
-    <w:next w:val="666"/>
-    <w:link w:val="163"/>
+    <w:basedOn w:val="887"/>
+    <w:next w:val="887"/>
+    <w:link w:val="853"/>
     <w:uiPriority w:val="29"/>
     <w:qFormat/>
     <w:pPr>
@@ -35455,10 +36075,10 @@
       <w:color w:val="404040" w:themeColor="text1" w:themeTint="BF"/>
     </w:rPr>
   </w:style>
-  <w:style w:type="character" w:styleId="163">
+  <w:style w:type="character" w:styleId="853">
     <w:name w:val="Quote Char"/>
-    <w:basedOn w:val="667"/>
-    <w:link w:val="162"/>
+    <w:basedOn w:val="888"/>
+    <w:link w:val="852"/>
     <w:uiPriority w:val="29"/>
     <w:pPr>
       <w:pBdr/>
@@ -35471,9 +36091,9 @@
       <w:color w:val="404040" w:themeColor="text1" w:themeTint="BF"/>
     </w:rPr>
   </w:style>
-  <w:style w:type="character" w:styleId="165">
+  <w:style w:type="character" w:styleId="854">
     <w:name w:val="Intense Emphasis"/>
-    <w:basedOn w:val="667"/>
+    <w:basedOn w:val="888"/>
     <w:uiPriority w:val="21"/>
     <w:qFormat/>
     <w:pPr>
@@ -35487,11 +36107,11 @@
       <w:color w:val="0f4761" w:themeColor="accent1" w:themeShade="BF"/>
     </w:rPr>
   </w:style>
-  <w:style w:type="paragraph" w:styleId="166">
+  <w:style w:type="paragraph" w:styleId="855">
     <w:name w:val="Intense Quote"/>
-    <w:basedOn w:val="666"/>
-    <w:next w:val="666"/>
-    <w:link w:val="167"/>
+    <w:basedOn w:val="887"/>
+    <w:next w:val="887"/>
+    <w:link w:val="856"/>
     <w:uiPriority w:val="30"/>
     <w:qFormat/>
     <w:pPr>
@@ -35509,10 +36129,10 @@
       <w:color w:val="0f4761" w:themeColor="accent1" w:themeShade="BF"/>
     </w:rPr>
   </w:style>
-  <w:style w:type="character" w:styleId="167">
+  <w:style w:type="character" w:styleId="856">
     <w:name w:val="Intense Quote Char"/>
-    <w:basedOn w:val="667"/>
-    <w:link w:val="166"/>
+    <w:basedOn w:val="888"/>
+    <w:link w:val="855"/>
     <w:uiPriority w:val="30"/>
     <w:pPr>
       <w:pBdr/>
@@ -35525,9 +36145,9 @@
       <w:color w:val="0f4761" w:themeColor="accent1" w:themeShade="BF"/>
     </w:rPr>
   </w:style>
-  <w:style w:type="character" w:styleId="168">
+  <w:style w:type="character" w:styleId="857">
     <w:name w:val="Intense Reference"/>
-    <w:basedOn w:val="667"/>
+    <w:basedOn w:val="888"/>
     <w:uiPriority w:val="32"/>
     <w:qFormat/>
     <w:pPr>
@@ -35543,9 +36163,9 @@
       <w:spacing w:val="5"/>
     </w:rPr>
   </w:style>
-  <w:style w:type="paragraph" w:styleId="169">
+  <w:style w:type="paragraph" w:styleId="858">
     <w:name w:val="No Spacing"/>
-    <w:basedOn w:val="666"/>
+    <w:basedOn w:val="887"/>
     <w:uiPriority w:val="1"/>
     <w:qFormat/>
     <w:pPr>
@@ -35554,9 +36174,9 @@
       <w:ind/>
     </w:pPr>
   </w:style>
-  <w:style w:type="character" w:styleId="170">
+  <w:style w:type="character" w:styleId="859">
     <w:name w:val="Subtle Emphasis"/>
-    <w:basedOn w:val="667"/>
+    <w:basedOn w:val="888"/>
     <w:uiPriority w:val="19"/>
     <w:qFormat/>
     <w:pPr>
@@ -35570,9 +36190,9 @@
       <w:color w:val="404040" w:themeColor="text1" w:themeTint="BF"/>
     </w:rPr>
   </w:style>
-  <w:style w:type="character" w:styleId="171">
+  <w:style w:type="character" w:styleId="860">
     <w:name w:val="Emphasis"/>
-    <w:basedOn w:val="667"/>
+    <w:basedOn w:val="888"/>
     <w:uiPriority w:val="20"/>
     <w:qFormat/>
     <w:pPr>
@@ -35585,9 +36205,9 @@
       <w:iCs/>
     </w:rPr>
   </w:style>
-  <w:style w:type="character" w:styleId="172">
+  <w:style w:type="character" w:styleId="861">
     <w:name w:val="Strong"/>
-    <w:basedOn w:val="667"/>
+    <w:basedOn w:val="888"/>
     <w:uiPriority w:val="22"/>
     <w:qFormat/>
     <w:pPr>
@@ -35600,9 +36220,9 @@
       <w:bCs/>
     </w:rPr>
   </w:style>
-  <w:style w:type="character" w:styleId="173">
+  <w:style w:type="character" w:styleId="862">
     <w:name w:val="Subtle Reference"/>
-    <w:basedOn w:val="667"/>
+    <w:basedOn w:val="888"/>
     <w:uiPriority w:val="31"/>
     <w:qFormat/>
     <w:pPr>
@@ -35615,9 +36235,9 @@
       <w:color w:val="5a5a5a" w:themeColor="text1" w:themeTint="A5"/>
     </w:rPr>
   </w:style>
-  <w:style w:type="character" w:styleId="174">
+  <w:style w:type="character" w:styleId="863">
     <w:name w:val="Book Title"/>
-    <w:basedOn w:val="667"/>
+    <w:basedOn w:val="888"/>
     <w:uiPriority w:val="33"/>
     <w:qFormat/>
     <w:pPr>
@@ -35633,10 +36253,10 @@
       <w:spacing w:val="5"/>
     </w:rPr>
   </w:style>
-  <w:style w:type="paragraph" w:styleId="175">
+  <w:style w:type="paragraph" w:styleId="864">
     <w:name w:val="Header"/>
-    <w:basedOn w:val="666"/>
-    <w:link w:val="176"/>
+    <w:basedOn w:val="887"/>
+    <w:link w:val="865"/>
     <w:uiPriority w:val="99"/>
     <w:unhideWhenUsed/>
     <w:pPr>
@@ -35649,10 +36269,10 @@
       <w:ind/>
     </w:pPr>
   </w:style>
-  <w:style w:type="character" w:styleId="176">
+  <w:style w:type="character" w:styleId="865">
     <w:name w:val="Header Char"/>
-    <w:basedOn w:val="667"/>
-    <w:link w:val="175"/>
+    <w:basedOn w:val="888"/>
+    <w:link w:val="864"/>
     <w:uiPriority w:val="99"/>
     <w:pPr>
       <w:pBdr/>
@@ -35660,10 +36280,10 @@
       <w:ind/>
     </w:pPr>
   </w:style>
-  <w:style w:type="paragraph" w:styleId="177">
+  <w:style w:type="paragraph" w:styleId="866">
     <w:name w:val="Footer"/>
-    <w:basedOn w:val="666"/>
-    <w:link w:val="178"/>
+    <w:basedOn w:val="887"/>
+    <w:link w:val="867"/>
     <w:uiPriority w:val="99"/>
     <w:unhideWhenUsed/>
     <w:pPr>
@@ -35676,10 +36296,10 @@
       <w:ind/>
     </w:pPr>
   </w:style>
-  <w:style w:type="character" w:styleId="178">
+  <w:style w:type="character" w:styleId="867">
     <w:name w:val="Footer Char"/>
-    <w:basedOn w:val="667"/>
-    <w:link w:val="177"/>
+    <w:basedOn w:val="888"/>
+    <w:link w:val="866"/>
     <w:uiPriority w:val="99"/>
     <w:pPr>
       <w:pBdr/>
@@ -35687,10 +36307,10 @@
       <w:ind/>
     </w:pPr>
   </w:style>
-  <w:style w:type="paragraph" w:styleId="180">
+  <w:style w:type="paragraph" w:styleId="868">
     <w:name w:val="footnote text"/>
-    <w:basedOn w:val="666"/>
-    <w:link w:val="181"/>
+    <w:basedOn w:val="887"/>
+    <w:link w:val="869"/>
     <w:uiPriority w:val="99"/>
     <w:semiHidden/>
     <w:unhideWhenUsed/>
@@ -35704,10 +36324,10 @@
       <w:szCs w:val="20"/>
     </w:rPr>
   </w:style>
-  <w:style w:type="character" w:styleId="181">
+  <w:style w:type="character" w:styleId="869">
     <w:name w:val="Footnote Text Char"/>
-    <w:basedOn w:val="667"/>
-    <w:link w:val="180"/>
+    <w:basedOn w:val="888"/>
+    <w:link w:val="868"/>
     <w:uiPriority w:val="99"/>
     <w:semiHidden/>
     <w:pPr>
@@ -35720,9 +36340,9 @@
       <w:szCs w:val="20"/>
     </w:rPr>
   </w:style>
-  <w:style w:type="character" w:styleId="182">
+  <w:style w:type="character" w:styleId="870">
     <w:name w:val="footnote reference"/>
-    <w:basedOn w:val="667"/>
+    <w:basedOn w:val="888"/>
     <w:uiPriority w:val="99"/>
     <w:semiHidden/>
     <w:unhideWhenUsed/>
@@ -35735,10 +36355,10 @@
       <w:vertAlign w:val="superscript"/>
     </w:rPr>
   </w:style>
-  <w:style w:type="paragraph" w:styleId="183">
+  <w:style w:type="paragraph" w:styleId="871">
     <w:name w:val="endnote text"/>
-    <w:basedOn w:val="666"/>
-    <w:link w:val="184"/>
+    <w:basedOn w:val="887"/>
+    <w:link w:val="872"/>
     <w:uiPriority w:val="99"/>
     <w:semiHidden/>
     <w:unhideWhenUsed/>
@@ -35752,10 +36372,10 @@
       <w:szCs w:val="20"/>
     </w:rPr>
   </w:style>
-  <w:style w:type="character" w:styleId="184">
+  <w:style w:type="character" w:styleId="872">
     <w:name w:val="Endnote Text Char"/>
-    <w:basedOn w:val="667"/>
-    <w:link w:val="183"/>
+    <w:basedOn w:val="888"/>
+    <w:link w:val="871"/>
     <w:uiPriority w:val="99"/>
     <w:semiHidden/>
     <w:pPr>
@@ -35768,9 +36388,9 @@
       <w:szCs w:val="20"/>
     </w:rPr>
   </w:style>
-  <w:style w:type="character" w:styleId="185">
+  <w:style w:type="character" w:styleId="873">
     <w:name w:val="endnote reference"/>
-    <w:basedOn w:val="667"/>
+    <w:basedOn w:val="888"/>
     <w:uiPriority w:val="99"/>
     <w:semiHidden/>
     <w:unhideWhenUsed/>
@@ -35783,9 +36403,9 @@
       <w:vertAlign w:val="superscript"/>
     </w:rPr>
   </w:style>
-  <w:style w:type="character" w:styleId="186">
+  <w:style w:type="character" w:styleId="874">
     <w:name w:val="Hyperlink"/>
-    <w:basedOn w:val="667"/>
+    <w:basedOn w:val="888"/>
     <w:uiPriority w:val="99"/>
     <w:unhideWhenUsed/>
     <w:pPr>
@@ -35798,9 +36418,9 @@
       <w:u w:val="single"/>
     </w:rPr>
   </w:style>
-  <w:style w:type="character" w:styleId="187">
+  <w:style w:type="character" w:styleId="875">
     <w:name w:val="FollowedHyperlink"/>
-    <w:basedOn w:val="667"/>
+    <w:basedOn w:val="888"/>
     <w:uiPriority w:val="99"/>
     <w:semiHidden/>
     <w:unhideWhenUsed/>
@@ -35814,10 +36434,10 @@
       <w:u w:val="single"/>
     </w:rPr>
   </w:style>
-  <w:style w:type="paragraph" w:styleId="188">
+  <w:style w:type="paragraph" w:styleId="876">
     <w:name w:val="toc 1"/>
-    <w:basedOn w:val="666"/>
-    <w:next w:val="666"/>
+    <w:basedOn w:val="887"/>
+    <w:next w:val="887"/>
     <w:uiPriority w:val="39"/>
     <w:unhideWhenUsed/>
     <w:pPr>
@@ -35826,10 +36446,10 @@
       <w:ind/>
     </w:pPr>
   </w:style>
-  <w:style w:type="paragraph" w:styleId="189">
+  <w:style w:type="paragraph" w:styleId="877">
     <w:name w:val="toc 2"/>
-    <w:basedOn w:val="666"/>
-    <w:next w:val="666"/>
+    <w:basedOn w:val="887"/>
+    <w:next w:val="887"/>
     <w:uiPriority w:val="39"/>
     <w:unhideWhenUsed/>
     <w:pPr>
@@ -35838,10 +36458,10 @@
       <w:ind w:left="220"/>
     </w:pPr>
   </w:style>
-  <w:style w:type="paragraph" w:styleId="190">
+  <w:style w:type="paragraph" w:styleId="878">
     <w:name w:val="toc 3"/>
-    <w:basedOn w:val="666"/>
-    <w:next w:val="666"/>
+    <w:basedOn w:val="887"/>
+    <w:next w:val="887"/>
     <w:uiPriority w:val="39"/>
     <w:unhideWhenUsed/>
     <w:pPr>
@@ -35850,10 +36470,10 @@
       <w:ind w:left="440"/>
     </w:pPr>
   </w:style>
-  <w:style w:type="paragraph" w:styleId="191">
+  <w:style w:type="paragraph" w:styleId="879">
     <w:name w:val="toc 4"/>
-    <w:basedOn w:val="666"/>
-    <w:next w:val="666"/>
+    <w:basedOn w:val="887"/>
+    <w:next w:val="887"/>
     <w:uiPriority w:val="39"/>
     <w:unhideWhenUsed/>
     <w:pPr>
@@ -35862,10 +36482,10 @@
       <w:ind w:left="660"/>
     </w:pPr>
   </w:style>
-  <w:style w:type="paragraph" w:styleId="192">
+  <w:style w:type="paragraph" w:styleId="880">
     <w:name w:val="toc 5"/>
-    <w:basedOn w:val="666"/>
-    <w:next w:val="666"/>
+    <w:basedOn w:val="887"/>
+    <w:next w:val="887"/>
     <w:uiPriority w:val="39"/>
     <w:unhideWhenUsed/>
     <w:pPr>
@@ -35874,10 +36494,10 @@
       <w:ind w:left="880"/>
     </w:pPr>
   </w:style>
-  <w:style w:type="paragraph" w:styleId="193">
+  <w:style w:type="paragraph" w:styleId="881">
     <w:name w:val="toc 6"/>
-    <w:basedOn w:val="666"/>
-    <w:next w:val="666"/>
+    <w:basedOn w:val="887"/>
+    <w:next w:val="887"/>
     <w:uiPriority w:val="39"/>
     <w:unhideWhenUsed/>
     <w:pPr>
@@ -35886,10 +36506,10 @@
       <w:ind w:left="1100"/>
     </w:pPr>
   </w:style>
-  <w:style w:type="paragraph" w:styleId="194">
+  <w:style w:type="paragraph" w:styleId="882">
     <w:name w:val="toc 7"/>
-    <w:basedOn w:val="666"/>
-    <w:next w:val="666"/>
+    <w:basedOn w:val="887"/>
+    <w:next w:val="887"/>
     <w:uiPriority w:val="39"/>
     <w:unhideWhenUsed/>
     <w:pPr>
@@ -35898,10 +36518,10 @@
       <w:ind w:left="1320"/>
     </w:pPr>
   </w:style>
-  <w:style w:type="paragraph" w:styleId="195">
+  <w:style w:type="paragraph" w:styleId="883">
     <w:name w:val="toc 8"/>
-    <w:basedOn w:val="666"/>
-    <w:next w:val="666"/>
+    <w:basedOn w:val="887"/>
+    <w:next w:val="887"/>
     <w:uiPriority w:val="39"/>
     <w:unhideWhenUsed/>
     <w:pPr>
@@ -35910,10 +36530,10 @@
       <w:ind w:left="1540"/>
     </w:pPr>
   </w:style>
-  <w:style w:type="paragraph" w:styleId="196">
+  <w:style w:type="paragraph" w:styleId="884">
     <w:name w:val="toc 9"/>
-    <w:basedOn w:val="666"/>
-    <w:next w:val="666"/>
+    <w:basedOn w:val="887"/>
+    <w:next w:val="887"/>
     <w:uiPriority w:val="39"/>
     <w:unhideWhenUsed/>
     <w:pPr>
@@ -35922,7 +36542,7 @@
       <w:ind w:left="1760"/>
     </w:pPr>
   </w:style>
-  <w:style w:type="paragraph" w:styleId="206">
+  <w:style w:type="paragraph" w:styleId="885">
     <w:name w:val="TOC Heading"/>
     <w:uiPriority w:val="39"/>
     <w:unhideWhenUsed/>
@@ -35932,10 +36552,10 @@
       <w:ind/>
     </w:pPr>
   </w:style>
-  <w:style w:type="paragraph" w:styleId="207">
+  <w:style w:type="paragraph" w:styleId="886">
     <w:name w:val="table of figures"/>
-    <w:basedOn w:val="666"/>
-    <w:next w:val="666"/>
+    <w:basedOn w:val="887"/>
+    <w:next w:val="887"/>
     <w:uiPriority w:val="99"/>
     <w:unhideWhenUsed/>
     <w:pPr>
@@ -35944,7 +36564,7 @@
       <w:ind/>
     </w:pPr>
   </w:style>
-  <w:style w:type="paragraph" w:styleId="666" w:default="1">
+  <w:style w:type="paragraph" w:styleId="887" w:default="1">
     <w:name w:val="Normal"/>
     <w:qFormat/>
     <w:pPr>
@@ -35963,7 +36583,7 @@
       <w:lang w:val="en-US" w:eastAsia="en-US" w:bidi="ar-SA"/>
     </w:rPr>
   </w:style>
-  <w:style w:type="character" w:styleId="667" w:default="1">
+  <w:style w:type="character" w:styleId="888" w:default="1">
     <w:name w:val="Default Paragraph Font"/>
     <w:qFormat/>
     <w:pPr>
@@ -35972,9 +36592,9 @@
       <w:ind/>
     </w:pPr>
   </w:style>
-  <w:style w:type="character" w:styleId="668">
+  <w:style w:type="character" w:styleId="889">
     <w:name w:val="Placeholder Text"/>
-    <w:basedOn w:val="667"/>
+    <w:basedOn w:val="888"/>
     <w:qFormat/>
     <w:pPr>
       <w:pBdr/>
@@ -35985,7 +36605,7 @@
       <w:color w:val="808080"/>
     </w:rPr>
   </w:style>
-  <w:style w:type="character" w:styleId="669">
+  <w:style w:type="character" w:styleId="890">
     <w:name w:val="Bullets"/>
     <w:qFormat/>
     <w:pPr>
@@ -35997,10 +36617,10 @@
       <w:rFonts w:ascii="OpenSymbol" w:hAnsi="OpenSymbol" w:eastAsia="OpenSymbol" w:cs="OpenSymbol"/>
     </w:rPr>
   </w:style>
-  <w:style w:type="paragraph" w:styleId="670">
+  <w:style w:type="paragraph" w:styleId="891">
     <w:name w:val="Heading"/>
-    <w:basedOn w:val="666"/>
-    <w:next w:val="671"/>
+    <w:basedOn w:val="887"/>
+    <w:next w:val="892"/>
     <w:qFormat/>
     <w:pPr>
       <w:keepNext w:val="true"/>
@@ -36014,18 +36634,18 @@
       <w:szCs w:val="28"/>
     </w:rPr>
   </w:style>
-  <w:style w:type="paragraph" w:styleId="671">
+  <w:style w:type="paragraph" w:styleId="892">
     <w:name w:val="Body Text"/>
-    <w:basedOn w:val="666"/>
+    <w:basedOn w:val="887"/>
     <w:pPr>
       <w:pBdr/>
       <w:spacing w:after="140" w:before="0" w:line="276" w:lineRule="auto"/>
       <w:ind/>
     </w:pPr>
   </w:style>
-  <w:style w:type="paragraph" w:styleId="672">
+  <w:style w:type="paragraph" w:styleId="893">
     <w:name w:val="List"/>
-    <w:basedOn w:val="671"/>
+    <w:basedOn w:val="892"/>
     <w:pPr>
       <w:pBdr/>
       <w:spacing/>
@@ -36035,9 +36655,9 @@
       <w:rFonts w:cs="Noto Sans"/>
     </w:rPr>
   </w:style>
-  <w:style w:type="paragraph" w:styleId="673">
+  <w:style w:type="paragraph" w:styleId="894">
     <w:name w:val="Caption"/>
-    <w:basedOn w:val="666"/>
+    <w:basedOn w:val="887"/>
     <w:qFormat/>
     <w:pPr>
       <w:suppressLineNumbers w:val="true"/>
@@ -36053,9 +36673,9 @@
       <w:szCs w:val="24"/>
     </w:rPr>
   </w:style>
-  <w:style w:type="paragraph" w:styleId="674">
+  <w:style w:type="paragraph" w:styleId="895">
     <w:name w:val="Index"/>
-    <w:basedOn w:val="666"/>
+    <w:basedOn w:val="887"/>
     <w:qFormat/>
     <w:pPr>
       <w:suppressLineNumbers w:val="true"/>
@@ -36067,9 +36687,9 @@
       <w:rFonts w:cs="Noto Sans"/>
     </w:rPr>
   </w:style>
-  <w:style w:type="paragraph" w:styleId="675">
+  <w:style w:type="paragraph" w:styleId="896">
     <w:name w:val="List Paragraph"/>
-    <w:basedOn w:val="666"/>
+    <w:basedOn w:val="887"/>
     <w:qFormat/>
     <w:pPr>
       <w:pBdr/>
@@ -36078,9 +36698,9 @@
       <w:contextualSpacing w:val="true"/>
     </w:pPr>
   </w:style>
-  <w:style w:type="paragraph" w:styleId="676">
+  <w:style w:type="paragraph" w:styleId="897">
     <w:name w:val="msonormal"/>
-    <w:basedOn w:val="666"/>
+    <w:basedOn w:val="887"/>
     <w:qFormat/>
     <w:pPr>
       <w:pBdr/>
@@ -36094,9 +36714,9 @@
       <w:lang w:eastAsia="ja-JP"/>
     </w:rPr>
   </w:style>
-  <w:style w:type="paragraph" w:styleId="677">
+  <w:style w:type="paragraph" w:styleId="898">
     <w:name w:val="Table Contents"/>
-    <w:basedOn w:val="666"/>
+    <w:basedOn w:val="887"/>
     <w:qFormat/>
     <w:pPr>
       <w:widowControl w:val="false"/>
@@ -36106,9 +36726,9 @@
       <w:ind/>
     </w:pPr>
   </w:style>
-  <w:style w:type="paragraph" w:styleId="678">
+  <w:style w:type="paragraph" w:styleId="899">
     <w:name w:val="Table Heading"/>
-    <w:basedOn w:val="677"/>
+    <w:basedOn w:val="898"/>
     <w:qFormat/>
     <w:pPr>
       <w:suppressLineNumbers w:val="true"/>
@@ -36122,7 +36742,7 @@
       <w:bCs/>
     </w:rPr>
   </w:style>
-  <w:style w:type="numbering" w:styleId="679" w:default="1">
+  <w:style w:type="numbering" w:styleId="900" w:default="1">
     <w:name w:val="No List"/>
     <w:qFormat/>
     <w:pPr>
